--- a/Training Materials/14. DSA with JavaScript/Hands On Assignments/JavaScript GS DSA Coding Questions-Set 1.docx
+++ b/Training Materials/14. DSA with JavaScript/Hands On Assignments/JavaScript GS DSA Coding Questions-Set 1.docx
@@ -19,7 +19,16 @@
           <w:sz w:val="40"/>
           <w:szCs w:val="40"/>
         </w:rPr>
-        <w:t>2. JavaScript DSA Coding Questions</w:t>
+        <w:t>JavaScript DSA Coding Questions</w:t>
+      </w:r>
+      <w:r>
+        <w:rPr>
+          <w:b/>
+          <w:bCs/>
+          <w:sz w:val="40"/>
+          <w:szCs w:val="40"/>
+        </w:rPr>
+        <w:t xml:space="preserve"> - Set1</w:t>
       </w:r>
     </w:p>
     <w:sdt>
@@ -739,7 +748,21 @@
                 <w:rStyle w:val="Hyperlink"/>
                 <w:noProof/>
               </w:rPr>
-              <w:t>10. Valid Parentheses</w:t>
+              <w:t>10. Valid Pa</w:t>
+            </w:r>
+            <w:r>
+              <w:rPr>
+                <w:rStyle w:val="Hyperlink"/>
+                <w:noProof/>
+              </w:rPr>
+              <w:t>r</w:t>
+            </w:r>
+            <w:r>
+              <w:rPr>
+                <w:rStyle w:val="Hyperlink"/>
+                <w:noProof/>
+              </w:rPr>
+              <w:t>entheses</w:t>
             </w:r>
             <w:r>
               <w:rPr>
@@ -1895,21 +1918,7 @@
                 <w:rStyle w:val="Hyperlink"/>
                 <w:noProof/>
               </w:rPr>
-              <w:t>27. Implement LRU C</w:t>
-            </w:r>
-            <w:r>
-              <w:rPr>
-                <w:rStyle w:val="Hyperlink"/>
-                <w:noProof/>
-              </w:rPr>
-              <w:t>a</w:t>
-            </w:r>
-            <w:r>
-              <w:rPr>
-                <w:rStyle w:val="Hyperlink"/>
-                <w:noProof/>
-              </w:rPr>
-              <w:t>che</w:t>
+              <w:t>27. Implement LRU Cache</w:t>
             </w:r>
             <w:r>
               <w:rPr>
@@ -3567,7 +3576,7 @@
     </w:p>
     <w:p>
       <w:pPr>
-        <w:pStyle w:val="Heading3"/>
+        <w:pStyle w:val="Heading2"/>
       </w:pPr>
       <w:bookmarkStart w:id="10" w:name="_Toc214313120"/>
       <w:r>
@@ -3718,7 +3727,7 @@
     </w:p>
     <w:p>
       <w:pPr>
-        <w:pStyle w:val="Heading3"/>
+        <w:pStyle w:val="Heading2"/>
       </w:pPr>
       <w:bookmarkStart w:id="11" w:name="_Toc214313121"/>
       <w:r>
@@ -3820,7 +3829,7 @@
     </w:p>
     <w:p>
       <w:pPr>
-        <w:pStyle w:val="Heading3"/>
+        <w:pStyle w:val="Heading2"/>
       </w:pPr>
       <w:bookmarkStart w:id="12" w:name="_Toc214313122"/>
       <w:r>
@@ -3923,7 +3932,7 @@
     </w:p>
     <w:p>
       <w:pPr>
-        <w:pStyle w:val="Heading3"/>
+        <w:pStyle w:val="Heading2"/>
       </w:pPr>
       <w:bookmarkStart w:id="13" w:name="_Toc214313123"/>
       <w:r>
@@ -4073,7 +4082,7 @@
     </w:p>
     <w:p>
       <w:pPr>
-        <w:pStyle w:val="Heading3"/>
+        <w:pStyle w:val="Heading2"/>
       </w:pPr>
       <w:bookmarkStart w:id="14" w:name="_Toc214313124"/>
       <w:r>
@@ -4247,7 +4256,7 @@
     </w:p>
     <w:p>
       <w:pPr>
-        <w:pStyle w:val="Heading3"/>
+        <w:pStyle w:val="Heading2"/>
       </w:pPr>
       <w:bookmarkStart w:id="15" w:name="_Toc214313125"/>
       <w:r>
@@ -4337,12 +4346,28 @@
       </w:r>
       <w:r>
         <w:br/>
-        <w:t>console.log(lengthOfLongestSubstring("abcabcbb")); // 3</w:t>
+        <w:t>console.log(</w:t>
+      </w:r>
+      <w:proofErr w:type="spellStart"/>
+      <w:r>
+        <w:t>lengthOfLongestSubstring</w:t>
+      </w:r>
+      <w:proofErr w:type="spellEnd"/>
+      <w:r>
+        <w:t>("</w:t>
+      </w:r>
+      <w:proofErr w:type="spellStart"/>
+      <w:r>
+        <w:t>abcabcbb</w:t>
+      </w:r>
+      <w:proofErr w:type="spellEnd"/>
+      <w:r>
+        <w:t>")); // 3</w:t>
       </w:r>
     </w:p>
     <w:p>
       <w:pPr>
-        <w:pStyle w:val="Heading3"/>
+        <w:pStyle w:val="Heading2"/>
       </w:pPr>
       <w:bookmarkStart w:id="16" w:name="_Toc214313126"/>
       <w:r>
@@ -4475,7 +4500,7 @@
     </w:p>
     <w:p>
       <w:pPr>
-        <w:pStyle w:val="Heading3"/>
+        <w:pStyle w:val="Heading2"/>
       </w:pPr>
       <w:bookmarkStart w:id="17" w:name="_Toc214313127"/>
       <w:r>
@@ -4578,7 +4603,7 @@
     </w:p>
     <w:p>
       <w:pPr>
-        <w:pStyle w:val="Heading3"/>
+        <w:pStyle w:val="Heading2"/>
       </w:pPr>
       <w:bookmarkStart w:id="18" w:name="_Toc214313128"/>
       <w:r>
@@ -4704,7 +4729,7 @@
     </w:p>
     <w:p>
       <w:pPr>
-        <w:pStyle w:val="Heading3"/>
+        <w:pStyle w:val="Heading2"/>
       </w:pPr>
       <w:bookmarkStart w:id="19" w:name="_Toc214313129"/>
       <w:r>
@@ -4799,7 +4824,7 @@
     </w:p>
     <w:p>
       <w:pPr>
-        <w:pStyle w:val="Heading3"/>
+        <w:pStyle w:val="Heading2"/>
       </w:pPr>
       <w:bookmarkStart w:id="20" w:name="_Toc214313130"/>
       <w:r>
@@ -4925,7 +4950,7 @@
     </w:p>
     <w:p>
       <w:pPr>
-        <w:pStyle w:val="Heading3"/>
+        <w:pStyle w:val="Heading2"/>
       </w:pPr>
       <w:bookmarkStart w:id="21" w:name="_Toc214313131"/>
       <w:r>
@@ -5044,7 +5069,7 @@
     </w:p>
     <w:p>
       <w:pPr>
-        <w:pStyle w:val="Heading3"/>
+        <w:pStyle w:val="Heading2"/>
       </w:pPr>
       <w:bookmarkStart w:id="22" w:name="_Toc214313132"/>
       <w:r>
@@ -5162,7 +5187,7 @@
     </w:p>
     <w:p>
       <w:pPr>
-        <w:pStyle w:val="Heading3"/>
+        <w:pStyle w:val="Heading2"/>
       </w:pPr>
       <w:bookmarkStart w:id="23" w:name="_Toc214313133"/>
       <w:r>
@@ -5293,7 +5318,7 @@
     </w:p>
     <w:p>
       <w:pPr>
-        <w:pStyle w:val="Heading3"/>
+        <w:pStyle w:val="Heading2"/>
       </w:pPr>
       <w:bookmarkStart w:id="24" w:name="_Toc214313134"/>
       <w:r>
@@ -5412,7 +5437,7 @@
     </w:p>
     <w:p>
       <w:pPr>
-        <w:pStyle w:val="Heading3"/>
+        <w:pStyle w:val="Heading2"/>
       </w:pPr>
       <w:bookmarkStart w:id="25" w:name="_Toc214313135"/>
       <w:r>
@@ -5514,7 +5539,7 @@
     </w:p>
     <w:p>
       <w:pPr>
-        <w:pStyle w:val="Heading3"/>
+        <w:pStyle w:val="Heading2"/>
       </w:pPr>
       <w:bookmarkStart w:id="26" w:name="_Toc214313136"/>
       <w:r>
@@ -5739,13 +5764,24 @@
         <w:br/>
         <w:t>console.log(</w:t>
       </w:r>
+      <w:proofErr w:type="spellStart"/>
       <w:proofErr w:type="gramStart"/>
       <w:r>
-        <w:t>cache.get(</w:t>
+        <w:t>cache.get</w:t>
+      </w:r>
+      <w:proofErr w:type="spellEnd"/>
+      <w:r>
+        <w:t>(</w:t>
       </w:r>
       <w:proofErr w:type="gramEnd"/>
       <w:r>
         <w:t>2)); // -1</w:t>
+      </w:r>
+    </w:p>
+    <w:p/>
+    <w:p>
+      <w:r>
+        <w:t>******************************************************************************************</w:t>
       </w:r>
     </w:p>
     <w:sectPr>

--- a/Training Materials/14. DSA with JavaScript/Hands On Assignments/JavaScript GS DSA Coding Questions-Set 1.docx
+++ b/Training Materials/14. DSA with JavaScript/Hands On Assignments/JavaScript GS DSA Coding Questions-Set 1.docx
@@ -85,11 +85,12 @@
           <w:r>
             <w:fldChar w:fldCharType="separate"/>
           </w:r>
-          <w:hyperlink w:anchor="_Toc214313110" w:history="1">
+          <w:hyperlink w:anchor="_Toc214533791" w:history="1">
             <w:r>
               <w:rPr>
                 <w:rStyle w:val="Hyperlink"/>
                 <w:noProof/>
+                <w:highlight w:val="yellow"/>
               </w:rPr>
               <w:t>1. Palindrome Checker</w:t>
             </w:r>
@@ -112,7 +113,7 @@
                 <w:noProof/>
                 <w:webHidden/>
               </w:rPr>
-              <w:instrText xml:space="preserve"> PAGEREF _Toc214313110 \h </w:instrText>
+              <w:instrText xml:space="preserve"> PAGEREF _Toc214533791 \h </w:instrText>
             </w:r>
             <w:r>
               <w:rPr>
@@ -158,7 +159,7 @@
               <w14:ligatures w14:val="standardContextual"/>
             </w:rPr>
           </w:pPr>
-          <w:hyperlink w:anchor="_Toc214313111" w:history="1">
+          <w:hyperlink w:anchor="_Toc214533792" w:history="1">
             <w:r>
               <w:rPr>
                 <w:rStyle w:val="Hyperlink"/>
@@ -185,7 +186,7 @@
                 <w:noProof/>
                 <w:webHidden/>
               </w:rPr>
-              <w:instrText xml:space="preserve"> PAGEREF _Toc214313111 \h </w:instrText>
+              <w:instrText xml:space="preserve"> PAGEREF _Toc214533792 \h </w:instrText>
             </w:r>
             <w:r>
               <w:rPr>
@@ -231,7 +232,7 @@
               <w14:ligatures w14:val="standardContextual"/>
             </w:rPr>
           </w:pPr>
-          <w:hyperlink w:anchor="_Toc214313112" w:history="1">
+          <w:hyperlink w:anchor="_Toc214533793" w:history="1">
             <w:r>
               <w:rPr>
                 <w:rStyle w:val="Hyperlink"/>
@@ -258,7 +259,7 @@
                 <w:noProof/>
                 <w:webHidden/>
               </w:rPr>
-              <w:instrText xml:space="preserve"> PAGEREF _Toc214313112 \h </w:instrText>
+              <w:instrText xml:space="preserve"> PAGEREF _Toc214533793 \h </w:instrText>
             </w:r>
             <w:r>
               <w:rPr>
@@ -304,11 +305,12 @@
               <w14:ligatures w14:val="standardContextual"/>
             </w:rPr>
           </w:pPr>
-          <w:hyperlink w:anchor="_Toc214313113" w:history="1">
+          <w:hyperlink w:anchor="_Toc214533794" w:history="1">
             <w:r>
               <w:rPr>
                 <w:rStyle w:val="Hyperlink"/>
                 <w:noProof/>
+                <w:highlight w:val="yellow"/>
               </w:rPr>
               <w:t>4. First Non-Repeating Character</w:t>
             </w:r>
@@ -331,7 +333,7 @@
                 <w:noProof/>
                 <w:webHidden/>
               </w:rPr>
-              <w:instrText xml:space="preserve"> PAGEREF _Toc214313113 \h </w:instrText>
+              <w:instrText xml:space="preserve"> PAGEREF _Toc214533794 \h </w:instrText>
             </w:r>
             <w:r>
               <w:rPr>
@@ -377,11 +379,12 @@
               <w14:ligatures w14:val="standardContextual"/>
             </w:rPr>
           </w:pPr>
-          <w:hyperlink w:anchor="_Toc214313114" w:history="1">
+          <w:hyperlink w:anchor="_Toc214533795" w:history="1">
             <w:r>
               <w:rPr>
                 <w:rStyle w:val="Hyperlink"/>
                 <w:noProof/>
+                <w:highlight w:val="yellow"/>
               </w:rPr>
               <w:t>5. Binary Search</w:t>
             </w:r>
@@ -404,7 +407,7 @@
                 <w:noProof/>
                 <w:webHidden/>
               </w:rPr>
-              <w:instrText xml:space="preserve"> PAGEREF _Toc214313114 \h </w:instrText>
+              <w:instrText xml:space="preserve"> PAGEREF _Toc214533795 \h </w:instrText>
             </w:r>
             <w:r>
               <w:rPr>
@@ -450,11 +453,12 @@
               <w14:ligatures w14:val="standardContextual"/>
             </w:rPr>
           </w:pPr>
-          <w:hyperlink w:anchor="_Toc214313115" w:history="1">
+          <w:hyperlink w:anchor="_Toc214533796" w:history="1">
             <w:r>
               <w:rPr>
                 <w:rStyle w:val="Hyperlink"/>
                 <w:noProof/>
+                <w:highlight w:val="yellow"/>
               </w:rPr>
               <w:t>6. Nth Fibonacci Number</w:t>
             </w:r>
@@ -477,7 +481,7 @@
                 <w:noProof/>
                 <w:webHidden/>
               </w:rPr>
-              <w:instrText xml:space="preserve"> PAGEREF _Toc214313115 \h </w:instrText>
+              <w:instrText xml:space="preserve"> PAGEREF _Toc214533796 \h </w:instrText>
             </w:r>
             <w:r>
               <w:rPr>
@@ -523,7 +527,7 @@
               <w14:ligatures w14:val="standardContextual"/>
             </w:rPr>
           </w:pPr>
-          <w:hyperlink w:anchor="_Toc214313116" w:history="1">
+          <w:hyperlink w:anchor="_Toc214533797" w:history="1">
             <w:r>
               <w:rPr>
                 <w:rStyle w:val="Hyperlink"/>
@@ -550,7 +554,7 @@
                 <w:noProof/>
                 <w:webHidden/>
               </w:rPr>
-              <w:instrText xml:space="preserve"> PAGEREF _Toc214313116 \h </w:instrText>
+              <w:instrText xml:space="preserve"> PAGEREF _Toc214533797 \h </w:instrText>
             </w:r>
             <w:r>
               <w:rPr>
@@ -596,7 +600,7 @@
               <w14:ligatures w14:val="standardContextual"/>
             </w:rPr>
           </w:pPr>
-          <w:hyperlink w:anchor="_Toc214313117" w:history="1">
+          <w:hyperlink w:anchor="_Toc214533798" w:history="1">
             <w:r>
               <w:rPr>
                 <w:rStyle w:val="Hyperlink"/>
@@ -623,7 +627,7 @@
                 <w:noProof/>
                 <w:webHidden/>
               </w:rPr>
-              <w:instrText xml:space="preserve"> PAGEREF _Toc214313117 \h </w:instrText>
+              <w:instrText xml:space="preserve"> PAGEREF _Toc214533798 \h </w:instrText>
             </w:r>
             <w:r>
               <w:rPr>
@@ -669,11 +673,12 @@
               <w14:ligatures w14:val="standardContextual"/>
             </w:rPr>
           </w:pPr>
-          <w:hyperlink w:anchor="_Toc214313118" w:history="1">
+          <w:hyperlink w:anchor="_Toc214533799" w:history="1">
             <w:r>
               <w:rPr>
                 <w:rStyle w:val="Hyperlink"/>
                 <w:noProof/>
+                <w:highlight w:val="yellow"/>
               </w:rPr>
               <w:t>9. Two Sum</w:t>
             </w:r>
@@ -696,7 +701,7 @@
                 <w:noProof/>
                 <w:webHidden/>
               </w:rPr>
-              <w:instrText xml:space="preserve"> PAGEREF _Toc214313118 \h </w:instrText>
+              <w:instrText xml:space="preserve"> PAGEREF _Toc214533799 \h </w:instrText>
             </w:r>
             <w:r>
               <w:rPr>
@@ -742,27 +747,14 @@
               <w14:ligatures w14:val="standardContextual"/>
             </w:rPr>
           </w:pPr>
-          <w:hyperlink w:anchor="_Toc214313119" w:history="1">
+          <w:hyperlink w:anchor="_Toc214533800" w:history="1">
             <w:r>
               <w:rPr>
                 <w:rStyle w:val="Hyperlink"/>
                 <w:noProof/>
-              </w:rPr>
-              <w:t>10. Valid Pa</w:t>
-            </w:r>
-            <w:r>
-              <w:rPr>
-                <w:rStyle w:val="Hyperlink"/>
-                <w:noProof/>
-              </w:rPr>
-              <w:t>r</w:t>
-            </w:r>
-            <w:r>
-              <w:rPr>
-                <w:rStyle w:val="Hyperlink"/>
-                <w:noProof/>
-              </w:rPr>
-              <w:t>entheses</w:t>
+                <w:highlight w:val="yellow"/>
+              </w:rPr>
+              <w:t>10. Valid Parentheses</w:t>
             </w:r>
             <w:r>
               <w:rPr>
@@ -783,7 +775,7 @@
                 <w:noProof/>
                 <w:webHidden/>
               </w:rPr>
-              <w:instrText xml:space="preserve"> PAGEREF _Toc214313119 \h </w:instrText>
+              <w:instrText xml:space="preserve"> PAGEREF _Toc214533800 \h </w:instrText>
             </w:r>
             <w:r>
               <w:rPr>
@@ -816,15 +808,20 @@
         </w:p>
         <w:p>
           <w:pPr>
-            <w:pStyle w:val="TOC3"/>
+            <w:pStyle w:val="TOC2"/>
             <w:tabs>
               <w:tab w:val="right" w:leader="dot" w:pos="8630"/>
             </w:tabs>
             <w:rPr>
               <w:noProof/>
+              <w:kern w:val="2"/>
+              <w:sz w:val="24"/>
+              <w:szCs w:val="24"/>
+              <w:lang w:val="en-IN" w:eastAsia="en-IN"/>
+              <w14:ligatures w14:val="standardContextual"/>
             </w:rPr>
           </w:pPr>
-          <w:hyperlink w:anchor="_Toc214313120" w:history="1">
+          <w:hyperlink w:anchor="_Toc214533801" w:history="1">
             <w:r>
               <w:rPr>
                 <w:rStyle w:val="Hyperlink"/>
@@ -851,7 +848,7 @@
                 <w:noProof/>
                 <w:webHidden/>
               </w:rPr>
-              <w:instrText xml:space="preserve"> PAGEREF _Toc214313120 \h </w:instrText>
+              <w:instrText xml:space="preserve"> PAGEREF _Toc214533801 \h </w:instrText>
             </w:r>
             <w:r>
               <w:rPr>
@@ -884,15 +881,20 @@
         </w:p>
         <w:p>
           <w:pPr>
-            <w:pStyle w:val="TOC3"/>
+            <w:pStyle w:val="TOC2"/>
             <w:tabs>
               <w:tab w:val="right" w:leader="dot" w:pos="8630"/>
             </w:tabs>
             <w:rPr>
               <w:noProof/>
+              <w:kern w:val="2"/>
+              <w:sz w:val="24"/>
+              <w:szCs w:val="24"/>
+              <w:lang w:val="en-IN" w:eastAsia="en-IN"/>
+              <w14:ligatures w14:val="standardContextual"/>
             </w:rPr>
           </w:pPr>
-          <w:hyperlink w:anchor="_Toc214313121" w:history="1">
+          <w:hyperlink w:anchor="_Toc214533802" w:history="1">
             <w:r>
               <w:rPr>
                 <w:rStyle w:val="Hyperlink"/>
@@ -919,7 +921,7 @@
                 <w:noProof/>
                 <w:webHidden/>
               </w:rPr>
-              <w:instrText xml:space="preserve"> PAGEREF _Toc214313121 \h </w:instrText>
+              <w:instrText xml:space="preserve"> PAGEREF _Toc214533802 \h </w:instrText>
             </w:r>
             <w:r>
               <w:rPr>
@@ -952,15 +954,20 @@
         </w:p>
         <w:p>
           <w:pPr>
-            <w:pStyle w:val="TOC3"/>
+            <w:pStyle w:val="TOC2"/>
             <w:tabs>
               <w:tab w:val="right" w:leader="dot" w:pos="8630"/>
             </w:tabs>
             <w:rPr>
               <w:noProof/>
+              <w:kern w:val="2"/>
+              <w:sz w:val="24"/>
+              <w:szCs w:val="24"/>
+              <w:lang w:val="en-IN" w:eastAsia="en-IN"/>
+              <w14:ligatures w14:val="standardContextual"/>
             </w:rPr>
           </w:pPr>
-          <w:hyperlink w:anchor="_Toc214313122" w:history="1">
+          <w:hyperlink w:anchor="_Toc214533803" w:history="1">
             <w:r>
               <w:rPr>
                 <w:rStyle w:val="Hyperlink"/>
@@ -987,7 +994,7 @@
                 <w:noProof/>
                 <w:webHidden/>
               </w:rPr>
-              <w:instrText xml:space="preserve"> PAGEREF _Toc214313122 \h </w:instrText>
+              <w:instrText xml:space="preserve"> PAGEREF _Toc214533803 \h </w:instrText>
             </w:r>
             <w:r>
               <w:rPr>
@@ -1020,15 +1027,20 @@
         </w:p>
         <w:p>
           <w:pPr>
-            <w:pStyle w:val="TOC3"/>
+            <w:pStyle w:val="TOC2"/>
             <w:tabs>
               <w:tab w:val="right" w:leader="dot" w:pos="8630"/>
             </w:tabs>
             <w:rPr>
               <w:noProof/>
+              <w:kern w:val="2"/>
+              <w:sz w:val="24"/>
+              <w:szCs w:val="24"/>
+              <w:lang w:val="en-IN" w:eastAsia="en-IN"/>
+              <w14:ligatures w14:val="standardContextual"/>
             </w:rPr>
           </w:pPr>
-          <w:hyperlink w:anchor="_Toc214313123" w:history="1">
+          <w:hyperlink w:anchor="_Toc214533804" w:history="1">
             <w:r>
               <w:rPr>
                 <w:rStyle w:val="Hyperlink"/>
@@ -1055,7 +1067,7 @@
                 <w:noProof/>
                 <w:webHidden/>
               </w:rPr>
-              <w:instrText xml:space="preserve"> PAGEREF _Toc214313123 \h </w:instrText>
+              <w:instrText xml:space="preserve"> PAGEREF _Toc214533804 \h </w:instrText>
             </w:r>
             <w:r>
               <w:rPr>
@@ -1088,15 +1100,20 @@
         </w:p>
         <w:p>
           <w:pPr>
-            <w:pStyle w:val="TOC3"/>
+            <w:pStyle w:val="TOC2"/>
             <w:tabs>
               <w:tab w:val="right" w:leader="dot" w:pos="8630"/>
             </w:tabs>
             <w:rPr>
               <w:noProof/>
+              <w:kern w:val="2"/>
+              <w:sz w:val="24"/>
+              <w:szCs w:val="24"/>
+              <w:lang w:val="en-IN" w:eastAsia="en-IN"/>
+              <w14:ligatures w14:val="standardContextual"/>
             </w:rPr>
           </w:pPr>
-          <w:hyperlink w:anchor="_Toc214313124" w:history="1">
+          <w:hyperlink w:anchor="_Toc214533805" w:history="1">
             <w:r>
               <w:rPr>
                 <w:rStyle w:val="Hyperlink"/>
@@ -1123,7 +1140,7 @@
                 <w:noProof/>
                 <w:webHidden/>
               </w:rPr>
-              <w:instrText xml:space="preserve"> PAGEREF _Toc214313124 \h </w:instrText>
+              <w:instrText xml:space="preserve"> PAGEREF _Toc214533805 \h </w:instrText>
             </w:r>
             <w:r>
               <w:rPr>
@@ -1156,15 +1173,20 @@
         </w:p>
         <w:p>
           <w:pPr>
-            <w:pStyle w:val="TOC3"/>
+            <w:pStyle w:val="TOC2"/>
             <w:tabs>
               <w:tab w:val="right" w:leader="dot" w:pos="8630"/>
             </w:tabs>
             <w:rPr>
               <w:noProof/>
+              <w:kern w:val="2"/>
+              <w:sz w:val="24"/>
+              <w:szCs w:val="24"/>
+              <w:lang w:val="en-IN" w:eastAsia="en-IN"/>
+              <w14:ligatures w14:val="standardContextual"/>
             </w:rPr>
           </w:pPr>
-          <w:hyperlink w:anchor="_Toc214313125" w:history="1">
+          <w:hyperlink w:anchor="_Toc214533806" w:history="1">
             <w:r>
               <w:rPr>
                 <w:rStyle w:val="Hyperlink"/>
@@ -1191,7 +1213,7 @@
                 <w:noProof/>
                 <w:webHidden/>
               </w:rPr>
-              <w:instrText xml:space="preserve"> PAGEREF _Toc214313125 \h </w:instrText>
+              <w:instrText xml:space="preserve"> PAGEREF _Toc214533806 \h </w:instrText>
             </w:r>
             <w:r>
               <w:rPr>
@@ -1224,15 +1246,20 @@
         </w:p>
         <w:p>
           <w:pPr>
-            <w:pStyle w:val="TOC3"/>
+            <w:pStyle w:val="TOC2"/>
             <w:tabs>
               <w:tab w:val="right" w:leader="dot" w:pos="8630"/>
             </w:tabs>
             <w:rPr>
               <w:noProof/>
+              <w:kern w:val="2"/>
+              <w:sz w:val="24"/>
+              <w:szCs w:val="24"/>
+              <w:lang w:val="en-IN" w:eastAsia="en-IN"/>
+              <w14:ligatures w14:val="standardContextual"/>
             </w:rPr>
           </w:pPr>
-          <w:hyperlink w:anchor="_Toc214313126" w:history="1">
+          <w:hyperlink w:anchor="_Toc214533807" w:history="1">
             <w:r>
               <w:rPr>
                 <w:rStyle w:val="Hyperlink"/>
@@ -1259,7 +1286,7 @@
                 <w:noProof/>
                 <w:webHidden/>
               </w:rPr>
-              <w:instrText xml:space="preserve"> PAGEREF _Toc214313126 \h </w:instrText>
+              <w:instrText xml:space="preserve"> PAGEREF _Toc214533807 \h </w:instrText>
             </w:r>
             <w:r>
               <w:rPr>
@@ -1292,15 +1319,20 @@
         </w:p>
         <w:p>
           <w:pPr>
-            <w:pStyle w:val="TOC3"/>
+            <w:pStyle w:val="TOC2"/>
             <w:tabs>
               <w:tab w:val="right" w:leader="dot" w:pos="8630"/>
             </w:tabs>
             <w:rPr>
               <w:noProof/>
+              <w:kern w:val="2"/>
+              <w:sz w:val="24"/>
+              <w:szCs w:val="24"/>
+              <w:lang w:val="en-IN" w:eastAsia="en-IN"/>
+              <w14:ligatures w14:val="standardContextual"/>
             </w:rPr>
           </w:pPr>
-          <w:hyperlink w:anchor="_Toc214313127" w:history="1">
+          <w:hyperlink w:anchor="_Toc214533808" w:history="1">
             <w:r>
               <w:rPr>
                 <w:rStyle w:val="Hyperlink"/>
@@ -1327,7 +1359,7 @@
                 <w:noProof/>
                 <w:webHidden/>
               </w:rPr>
-              <w:instrText xml:space="preserve"> PAGEREF _Toc214313127 \h </w:instrText>
+              <w:instrText xml:space="preserve"> PAGEREF _Toc214533808 \h </w:instrText>
             </w:r>
             <w:r>
               <w:rPr>
@@ -1360,15 +1392,20 @@
         </w:p>
         <w:p>
           <w:pPr>
-            <w:pStyle w:val="TOC3"/>
+            <w:pStyle w:val="TOC2"/>
             <w:tabs>
               <w:tab w:val="right" w:leader="dot" w:pos="8630"/>
             </w:tabs>
             <w:rPr>
               <w:noProof/>
+              <w:kern w:val="2"/>
+              <w:sz w:val="24"/>
+              <w:szCs w:val="24"/>
+              <w:lang w:val="en-IN" w:eastAsia="en-IN"/>
+              <w14:ligatures w14:val="standardContextual"/>
             </w:rPr>
           </w:pPr>
-          <w:hyperlink w:anchor="_Toc214313128" w:history="1">
+          <w:hyperlink w:anchor="_Toc214533809" w:history="1">
             <w:r>
               <w:rPr>
                 <w:rStyle w:val="Hyperlink"/>
@@ -1395,7 +1432,7 @@
                 <w:noProof/>
                 <w:webHidden/>
               </w:rPr>
-              <w:instrText xml:space="preserve"> PAGEREF _Toc214313128 \h </w:instrText>
+              <w:instrText xml:space="preserve"> PAGEREF _Toc214533809 \h </w:instrText>
             </w:r>
             <w:r>
               <w:rPr>
@@ -1428,15 +1465,20 @@
         </w:p>
         <w:p>
           <w:pPr>
-            <w:pStyle w:val="TOC3"/>
+            <w:pStyle w:val="TOC2"/>
             <w:tabs>
               <w:tab w:val="right" w:leader="dot" w:pos="8630"/>
             </w:tabs>
             <w:rPr>
               <w:noProof/>
+              <w:kern w:val="2"/>
+              <w:sz w:val="24"/>
+              <w:szCs w:val="24"/>
+              <w:lang w:val="en-IN" w:eastAsia="en-IN"/>
+              <w14:ligatures w14:val="standardContextual"/>
             </w:rPr>
           </w:pPr>
-          <w:hyperlink w:anchor="_Toc214313129" w:history="1">
+          <w:hyperlink w:anchor="_Toc214533810" w:history="1">
             <w:r>
               <w:rPr>
                 <w:rStyle w:val="Hyperlink"/>
@@ -1463,7 +1505,7 @@
                 <w:noProof/>
                 <w:webHidden/>
               </w:rPr>
-              <w:instrText xml:space="preserve"> PAGEREF _Toc214313129 \h </w:instrText>
+              <w:instrText xml:space="preserve"> PAGEREF _Toc214533810 \h </w:instrText>
             </w:r>
             <w:r>
               <w:rPr>
@@ -1496,15 +1538,20 @@
         </w:p>
         <w:p>
           <w:pPr>
-            <w:pStyle w:val="TOC3"/>
+            <w:pStyle w:val="TOC2"/>
             <w:tabs>
               <w:tab w:val="right" w:leader="dot" w:pos="8630"/>
             </w:tabs>
             <w:rPr>
               <w:noProof/>
+              <w:kern w:val="2"/>
+              <w:sz w:val="24"/>
+              <w:szCs w:val="24"/>
+              <w:lang w:val="en-IN" w:eastAsia="en-IN"/>
+              <w14:ligatures w14:val="standardContextual"/>
             </w:rPr>
           </w:pPr>
-          <w:hyperlink w:anchor="_Toc214313130" w:history="1">
+          <w:hyperlink w:anchor="_Toc214533811" w:history="1">
             <w:r>
               <w:rPr>
                 <w:rStyle w:val="Hyperlink"/>
@@ -1531,7 +1578,7 @@
                 <w:noProof/>
                 <w:webHidden/>
               </w:rPr>
-              <w:instrText xml:space="preserve"> PAGEREF _Toc214313130 \h </w:instrText>
+              <w:instrText xml:space="preserve"> PAGEREF _Toc214533811 \h </w:instrText>
             </w:r>
             <w:r>
               <w:rPr>
@@ -1564,15 +1611,20 @@
         </w:p>
         <w:p>
           <w:pPr>
-            <w:pStyle w:val="TOC3"/>
+            <w:pStyle w:val="TOC2"/>
             <w:tabs>
               <w:tab w:val="right" w:leader="dot" w:pos="8630"/>
             </w:tabs>
             <w:rPr>
               <w:noProof/>
+              <w:kern w:val="2"/>
+              <w:sz w:val="24"/>
+              <w:szCs w:val="24"/>
+              <w:lang w:val="en-IN" w:eastAsia="en-IN"/>
+              <w14:ligatures w14:val="standardContextual"/>
             </w:rPr>
           </w:pPr>
-          <w:hyperlink w:anchor="_Toc214313131" w:history="1">
+          <w:hyperlink w:anchor="_Toc214533812" w:history="1">
             <w:r>
               <w:rPr>
                 <w:rStyle w:val="Hyperlink"/>
@@ -1599,7 +1651,7 @@
                 <w:noProof/>
                 <w:webHidden/>
               </w:rPr>
-              <w:instrText xml:space="preserve"> PAGEREF _Toc214313131 \h </w:instrText>
+              <w:instrText xml:space="preserve"> PAGEREF _Toc214533812 \h </w:instrText>
             </w:r>
             <w:r>
               <w:rPr>
@@ -1632,15 +1684,20 @@
         </w:p>
         <w:p>
           <w:pPr>
-            <w:pStyle w:val="TOC3"/>
+            <w:pStyle w:val="TOC2"/>
             <w:tabs>
               <w:tab w:val="right" w:leader="dot" w:pos="8630"/>
             </w:tabs>
             <w:rPr>
               <w:noProof/>
+              <w:kern w:val="2"/>
+              <w:sz w:val="24"/>
+              <w:szCs w:val="24"/>
+              <w:lang w:val="en-IN" w:eastAsia="en-IN"/>
+              <w14:ligatures w14:val="standardContextual"/>
             </w:rPr>
           </w:pPr>
-          <w:hyperlink w:anchor="_Toc214313132" w:history="1">
+          <w:hyperlink w:anchor="_Toc214533813" w:history="1">
             <w:r>
               <w:rPr>
                 <w:rStyle w:val="Hyperlink"/>
@@ -1667,7 +1724,7 @@
                 <w:noProof/>
                 <w:webHidden/>
               </w:rPr>
-              <w:instrText xml:space="preserve"> PAGEREF _Toc214313132 \h </w:instrText>
+              <w:instrText xml:space="preserve"> PAGEREF _Toc214533813 \h </w:instrText>
             </w:r>
             <w:r>
               <w:rPr>
@@ -1700,15 +1757,20 @@
         </w:p>
         <w:p>
           <w:pPr>
-            <w:pStyle w:val="TOC3"/>
+            <w:pStyle w:val="TOC2"/>
             <w:tabs>
               <w:tab w:val="right" w:leader="dot" w:pos="8630"/>
             </w:tabs>
             <w:rPr>
               <w:noProof/>
+              <w:kern w:val="2"/>
+              <w:sz w:val="24"/>
+              <w:szCs w:val="24"/>
+              <w:lang w:val="en-IN" w:eastAsia="en-IN"/>
+              <w14:ligatures w14:val="standardContextual"/>
             </w:rPr>
           </w:pPr>
-          <w:hyperlink w:anchor="_Toc214313133" w:history="1">
+          <w:hyperlink w:anchor="_Toc214533814" w:history="1">
             <w:r>
               <w:rPr>
                 <w:rStyle w:val="Hyperlink"/>
@@ -1735,7 +1797,7 @@
                 <w:noProof/>
                 <w:webHidden/>
               </w:rPr>
-              <w:instrText xml:space="preserve"> PAGEREF _Toc214313133 \h </w:instrText>
+              <w:instrText xml:space="preserve"> PAGEREF _Toc214533814 \h </w:instrText>
             </w:r>
             <w:r>
               <w:rPr>
@@ -1768,15 +1830,20 @@
         </w:p>
         <w:p>
           <w:pPr>
-            <w:pStyle w:val="TOC3"/>
+            <w:pStyle w:val="TOC2"/>
             <w:tabs>
               <w:tab w:val="right" w:leader="dot" w:pos="8630"/>
             </w:tabs>
             <w:rPr>
               <w:noProof/>
+              <w:kern w:val="2"/>
+              <w:sz w:val="24"/>
+              <w:szCs w:val="24"/>
+              <w:lang w:val="en-IN" w:eastAsia="en-IN"/>
+              <w14:ligatures w14:val="standardContextual"/>
             </w:rPr>
           </w:pPr>
-          <w:hyperlink w:anchor="_Toc214313134" w:history="1">
+          <w:hyperlink w:anchor="_Toc214533815" w:history="1">
             <w:r>
               <w:rPr>
                 <w:rStyle w:val="Hyperlink"/>
@@ -1803,7 +1870,7 @@
                 <w:noProof/>
                 <w:webHidden/>
               </w:rPr>
-              <w:instrText xml:space="preserve"> PAGEREF _Toc214313134 \h </w:instrText>
+              <w:instrText xml:space="preserve"> PAGEREF _Toc214533815 \h </w:instrText>
             </w:r>
             <w:r>
               <w:rPr>
@@ -1836,15 +1903,20 @@
         </w:p>
         <w:p>
           <w:pPr>
-            <w:pStyle w:val="TOC3"/>
+            <w:pStyle w:val="TOC2"/>
             <w:tabs>
               <w:tab w:val="right" w:leader="dot" w:pos="8630"/>
             </w:tabs>
             <w:rPr>
               <w:noProof/>
+              <w:kern w:val="2"/>
+              <w:sz w:val="24"/>
+              <w:szCs w:val="24"/>
+              <w:lang w:val="en-IN" w:eastAsia="en-IN"/>
+              <w14:ligatures w14:val="standardContextual"/>
             </w:rPr>
           </w:pPr>
-          <w:hyperlink w:anchor="_Toc214313135" w:history="1">
+          <w:hyperlink w:anchor="_Toc214533816" w:history="1">
             <w:r>
               <w:rPr>
                 <w:rStyle w:val="Hyperlink"/>
@@ -1871,7 +1943,7 @@
                 <w:noProof/>
                 <w:webHidden/>
               </w:rPr>
-              <w:instrText xml:space="preserve"> PAGEREF _Toc214313135 \h </w:instrText>
+              <w:instrText xml:space="preserve"> PAGEREF _Toc214533816 \h </w:instrText>
             </w:r>
             <w:r>
               <w:rPr>
@@ -1904,15 +1976,20 @@
         </w:p>
         <w:p>
           <w:pPr>
-            <w:pStyle w:val="TOC3"/>
+            <w:pStyle w:val="TOC2"/>
             <w:tabs>
               <w:tab w:val="right" w:leader="dot" w:pos="8630"/>
             </w:tabs>
             <w:rPr>
               <w:noProof/>
+              <w:kern w:val="2"/>
+              <w:sz w:val="24"/>
+              <w:szCs w:val="24"/>
+              <w:lang w:val="en-IN" w:eastAsia="en-IN"/>
+              <w14:ligatures w14:val="standardContextual"/>
             </w:rPr>
           </w:pPr>
-          <w:hyperlink w:anchor="_Toc214313136" w:history="1">
+          <w:hyperlink w:anchor="_Toc214533817" w:history="1">
             <w:r>
               <w:rPr>
                 <w:rStyle w:val="Hyperlink"/>
@@ -1939,7 +2016,7 @@
                 <w:noProof/>
                 <w:webHidden/>
               </w:rPr>
-              <w:instrText xml:space="preserve"> PAGEREF _Toc214313136 \h </w:instrText>
+              <w:instrText xml:space="preserve"> PAGEREF _Toc214533817 \h </w:instrText>
             </w:r>
             <w:r>
               <w:rPr>
@@ -1991,8 +2068,11 @@
       <w:pPr>
         <w:pStyle w:val="Heading2"/>
       </w:pPr>
-      <w:bookmarkStart w:id="0" w:name="_Toc214313110"/>
-      <w:r>
+      <w:bookmarkStart w:id="0" w:name="_Toc214533791"/>
+      <w:r>
+        <w:rPr>
+          <w:highlight w:val="yellow"/>
+        </w:rPr>
         <w:t>1. Palindrome Checker</w:t>
       </w:r>
       <w:bookmarkEnd w:id="0"/>
@@ -2135,7 +2215,7 @@
       <w:pPr>
         <w:pStyle w:val="Heading2"/>
       </w:pPr>
-      <w:bookmarkStart w:id="1" w:name="_Toc214313111"/>
+      <w:bookmarkStart w:id="1" w:name="_Toc214533792"/>
       <w:r>
         <w:t>2. Reverse a Singly Linked List</w:t>
       </w:r>
@@ -2219,7 +2299,7 @@
       <w:pPr>
         <w:pStyle w:val="Heading2"/>
       </w:pPr>
-      <w:bookmarkStart w:id="2" w:name="_Toc214313112"/>
+      <w:bookmarkStart w:id="2" w:name="_Toc214533793"/>
       <w:r>
         <w:t>3. Balanced Binary Tree</w:t>
       </w:r>
@@ -2342,8 +2422,11 @@
       <w:pPr>
         <w:pStyle w:val="Heading2"/>
       </w:pPr>
-      <w:bookmarkStart w:id="3" w:name="_Toc214313113"/>
-      <w:r>
+      <w:bookmarkStart w:id="3" w:name="_Toc214533794"/>
+      <w:r>
+        <w:rPr>
+          <w:highlight w:val="yellow"/>
+        </w:rPr>
         <w:t>4. First Non-Repeating Character</w:t>
       </w:r>
       <w:bookmarkEnd w:id="3"/>
@@ -2506,8 +2589,11 @@
       <w:pPr>
         <w:pStyle w:val="Heading2"/>
       </w:pPr>
-      <w:bookmarkStart w:id="4" w:name="_Toc214313114"/>
-      <w:r>
+      <w:bookmarkStart w:id="4" w:name="_Toc214533795"/>
+      <w:r>
+        <w:rPr>
+          <w:highlight w:val="yellow"/>
+        </w:rPr>
         <w:t>5. Binary Search</w:t>
       </w:r>
       <w:bookmarkEnd w:id="4"/>
@@ -2638,8 +2724,11 @@
       <w:pPr>
         <w:pStyle w:val="Heading2"/>
       </w:pPr>
-      <w:bookmarkStart w:id="5" w:name="_Toc214313115"/>
-      <w:r>
+      <w:bookmarkStart w:id="5" w:name="_Toc214533796"/>
+      <w:r>
+        <w:rPr>
+          <w:highlight w:val="yellow"/>
+        </w:rPr>
         <w:t>6. Nth Fibonacci Number</w:t>
       </w:r>
       <w:bookmarkEnd w:id="5"/>
@@ -2817,7 +2906,7 @@
       <w:pPr>
         <w:pStyle w:val="Heading2"/>
       </w:pPr>
-      <w:bookmarkStart w:id="6" w:name="_Toc214313116"/>
+      <w:bookmarkStart w:id="6" w:name="_Toc214533797"/>
       <w:r>
         <w:t>7. Breadth-First Search (BFS) in a Graph</w:t>
       </w:r>
@@ -3022,7 +3111,7 @@
       <w:pPr>
         <w:pStyle w:val="Heading2"/>
       </w:pPr>
-      <w:bookmarkStart w:id="7" w:name="_Toc214313117"/>
+      <w:bookmarkStart w:id="7" w:name="_Toc214533798"/>
       <w:r>
         <w:t>8. Implement a Queue with Two Stacks</w:t>
       </w:r>
@@ -3248,8 +3337,11 @@
       <w:pPr>
         <w:pStyle w:val="Heading2"/>
       </w:pPr>
-      <w:bookmarkStart w:id="8" w:name="_Toc214313118"/>
-      <w:r>
+      <w:bookmarkStart w:id="8" w:name="_Toc214533799"/>
+      <w:r>
+        <w:rPr>
+          <w:highlight w:val="yellow"/>
+        </w:rPr>
         <w:t>9. Two Sum</w:t>
       </w:r>
       <w:bookmarkEnd w:id="8"/>
@@ -3363,8 +3455,11 @@
       <w:pPr>
         <w:pStyle w:val="Heading2"/>
       </w:pPr>
-      <w:bookmarkStart w:id="9" w:name="_Toc214313119"/>
-      <w:r>
+      <w:bookmarkStart w:id="9" w:name="_Toc214533800"/>
+      <w:r>
+        <w:rPr>
+          <w:highlight w:val="yellow"/>
+        </w:rPr>
         <w:lastRenderedPageBreak/>
         <w:t>10. Valid Parentheses</w:t>
       </w:r>
@@ -3578,11 +3673,12 @@
       <w:pPr>
         <w:pStyle w:val="Heading2"/>
       </w:pPr>
-      <w:bookmarkStart w:id="10" w:name="_Toc214313120"/>
+      <w:bookmarkStart w:id="10" w:name="_Hlk214533652"/>
+      <w:bookmarkStart w:id="11" w:name="_Toc214533801"/>
       <w:r>
         <w:t>11. Maximum Subarray</w:t>
       </w:r>
-      <w:bookmarkEnd w:id="10"/>
+      <w:bookmarkEnd w:id="11"/>
     </w:p>
     <w:p>
       <w:r>
@@ -3729,11 +3825,11 @@
       <w:pPr>
         <w:pStyle w:val="Heading2"/>
       </w:pPr>
-      <w:bookmarkStart w:id="11" w:name="_Toc214313121"/>
+      <w:bookmarkStart w:id="12" w:name="_Toc214533802"/>
       <w:r>
         <w:t>12. Product of Array Except Self</w:t>
       </w:r>
-      <w:bookmarkEnd w:id="11"/>
+      <w:bookmarkEnd w:id="12"/>
     </w:p>
     <w:p>
       <w:r>
@@ -3831,11 +3927,11 @@
       <w:pPr>
         <w:pStyle w:val="Heading2"/>
       </w:pPr>
-      <w:bookmarkStart w:id="12" w:name="_Toc214313122"/>
+      <w:bookmarkStart w:id="13" w:name="_Toc214533803"/>
       <w:r>
         <w:t>13. Best Time to Buy and Sell Stock</w:t>
       </w:r>
-      <w:bookmarkEnd w:id="12"/>
+      <w:bookmarkEnd w:id="13"/>
     </w:p>
     <w:p>
       <w:r>
@@ -3934,11 +4030,11 @@
       <w:pPr>
         <w:pStyle w:val="Heading2"/>
       </w:pPr>
-      <w:bookmarkStart w:id="13" w:name="_Toc214313123"/>
+      <w:bookmarkStart w:id="14" w:name="_Toc214533804"/>
       <w:r>
         <w:t>14. Set Matrix Zeroes</w:t>
       </w:r>
-      <w:bookmarkEnd w:id="13"/>
+      <w:bookmarkEnd w:id="14"/>
     </w:p>
     <w:p>
       <w:r>
@@ -4084,11 +4180,11 @@
       <w:pPr>
         <w:pStyle w:val="Heading2"/>
       </w:pPr>
-      <w:bookmarkStart w:id="14" w:name="_Toc214313124"/>
+      <w:bookmarkStart w:id="15" w:name="_Toc214533805"/>
       <w:r>
         <w:t>15. Group Anagrams</w:t>
       </w:r>
-      <w:bookmarkEnd w:id="14"/>
+      <w:bookmarkEnd w:id="15"/>
     </w:p>
     <w:p>
       <w:r>
@@ -4258,12 +4354,12 @@
       <w:pPr>
         <w:pStyle w:val="Heading2"/>
       </w:pPr>
-      <w:bookmarkStart w:id="15" w:name="_Toc214313125"/>
+      <w:bookmarkStart w:id="16" w:name="_Toc214533806"/>
       <w:r>
         <w:lastRenderedPageBreak/>
         <w:t>16. Longest Substring Without Repeating Characters</w:t>
       </w:r>
-      <w:bookmarkEnd w:id="15"/>
+      <w:bookmarkEnd w:id="16"/>
     </w:p>
     <w:p>
       <w:r>
@@ -4369,11 +4465,11 @@
       <w:pPr>
         <w:pStyle w:val="Heading2"/>
       </w:pPr>
-      <w:bookmarkStart w:id="16" w:name="_Toc214313126"/>
+      <w:bookmarkStart w:id="17" w:name="_Toc214533807"/>
       <w:r>
         <w:t>17. Reverse Words in a String</w:t>
       </w:r>
-      <w:bookmarkEnd w:id="16"/>
+      <w:bookmarkEnd w:id="17"/>
     </w:p>
     <w:p>
       <w:r>
@@ -4502,11 +4598,11 @@
       <w:pPr>
         <w:pStyle w:val="Heading2"/>
       </w:pPr>
-      <w:bookmarkStart w:id="17" w:name="_Toc214313127"/>
+      <w:bookmarkStart w:id="18" w:name="_Toc214533808"/>
       <w:r>
         <w:t>18. Detect Cycle in a Linked List</w:t>
       </w:r>
-      <w:bookmarkEnd w:id="17"/>
+      <w:bookmarkEnd w:id="18"/>
     </w:p>
     <w:p>
       <w:r>
@@ -4605,11 +4701,11 @@
       <w:pPr>
         <w:pStyle w:val="Heading2"/>
       </w:pPr>
-      <w:bookmarkStart w:id="18" w:name="_Toc214313128"/>
+      <w:bookmarkStart w:id="19" w:name="_Toc214533809"/>
       <w:r>
         <w:t>19. Merge Two Sorted Lists</w:t>
       </w:r>
-      <w:bookmarkEnd w:id="18"/>
+      <w:bookmarkEnd w:id="19"/>
     </w:p>
     <w:p>
       <w:r>
@@ -4731,11 +4827,11 @@
       <w:pPr>
         <w:pStyle w:val="Heading2"/>
       </w:pPr>
-      <w:bookmarkStart w:id="19" w:name="_Toc214313129"/>
+      <w:bookmarkStart w:id="20" w:name="_Toc214533810"/>
       <w:r>
         <w:t>20. Invert/Flip Binary Tree</w:t>
       </w:r>
-      <w:bookmarkEnd w:id="19"/>
+      <w:bookmarkEnd w:id="20"/>
     </w:p>
     <w:p>
       <w:r>
@@ -4826,11 +4922,11 @@
       <w:pPr>
         <w:pStyle w:val="Heading2"/>
       </w:pPr>
-      <w:bookmarkStart w:id="20" w:name="_Toc214313130"/>
+      <w:bookmarkStart w:id="21" w:name="_Toc214533811"/>
       <w:r>
         <w:t>21. Lowest Common Ancestor of a Binary Search Tree (BST)</w:t>
       </w:r>
-      <w:bookmarkEnd w:id="20"/>
+      <w:bookmarkEnd w:id="21"/>
     </w:p>
     <w:p>
       <w:r>
@@ -4952,11 +5048,11 @@
       <w:pPr>
         <w:pStyle w:val="Heading2"/>
       </w:pPr>
-      <w:bookmarkStart w:id="21" w:name="_Toc214313131"/>
+      <w:bookmarkStart w:id="22" w:name="_Toc214533812"/>
       <w:r>
         <w:t>22. Kth Largest Element in an Array</w:t>
       </w:r>
-      <w:bookmarkEnd w:id="21"/>
+      <w:bookmarkEnd w:id="22"/>
     </w:p>
     <w:p>
       <w:r>
@@ -5071,11 +5167,11 @@
       <w:pPr>
         <w:pStyle w:val="Heading2"/>
       </w:pPr>
-      <w:bookmarkStart w:id="22" w:name="_Toc214313132"/>
+      <w:bookmarkStart w:id="23" w:name="_Toc214533813"/>
       <w:r>
         <w:t>23. Search in Rotated Sorted Array</w:t>
       </w:r>
-      <w:bookmarkEnd w:id="22"/>
+      <w:bookmarkEnd w:id="23"/>
     </w:p>
     <w:p>
       <w:r>
@@ -5189,11 +5285,11 @@
       <w:pPr>
         <w:pStyle w:val="Heading2"/>
       </w:pPr>
-      <w:bookmarkStart w:id="23" w:name="_Toc214313133"/>
+      <w:bookmarkStart w:id="24" w:name="_Toc214533814"/>
       <w:r>
         <w:t>24. Climbing Stairs</w:t>
       </w:r>
-      <w:bookmarkEnd w:id="23"/>
+      <w:bookmarkEnd w:id="24"/>
     </w:p>
     <w:p>
       <w:r>
@@ -5320,12 +5416,12 @@
       <w:pPr>
         <w:pStyle w:val="Heading2"/>
       </w:pPr>
-      <w:bookmarkStart w:id="24" w:name="_Toc214313134"/>
+      <w:bookmarkStart w:id="25" w:name="_Toc214533815"/>
       <w:r>
         <w:lastRenderedPageBreak/>
         <w:t>25. Coin Change</w:t>
       </w:r>
-      <w:bookmarkEnd w:id="24"/>
+      <w:bookmarkEnd w:id="25"/>
     </w:p>
     <w:p>
       <w:r>
@@ -5439,11 +5535,11 @@
       <w:pPr>
         <w:pStyle w:val="Heading2"/>
       </w:pPr>
-      <w:bookmarkStart w:id="25" w:name="_Toc214313135"/>
+      <w:bookmarkStart w:id="26" w:name="_Toc214533816"/>
       <w:r>
         <w:t>26. Container With Most Water</w:t>
       </w:r>
-      <w:bookmarkEnd w:id="25"/>
+      <w:bookmarkEnd w:id="26"/>
     </w:p>
     <w:p>
       <w:r>
@@ -5541,11 +5637,11 @@
       <w:pPr>
         <w:pStyle w:val="Heading2"/>
       </w:pPr>
-      <w:bookmarkStart w:id="26" w:name="_Toc214313136"/>
+      <w:bookmarkStart w:id="27" w:name="_Toc214533817"/>
       <w:r>
         <w:t>27. Implement LRU Cache</w:t>
       </w:r>
-      <w:bookmarkEnd w:id="26"/>
+      <w:bookmarkEnd w:id="27"/>
     </w:p>
     <w:p>
       <w:r>
@@ -5783,6 +5879,7 @@
       <w:r>
         <w:t>******************************************************************************************</w:t>
       </w:r>
+      <w:bookmarkEnd w:id="10"/>
     </w:p>
     <w:sectPr>
       <w:pgSz w:w="12240" w:h="15840"/>

--- a/Training Materials/14. DSA with JavaScript/Hands On Assignments/JavaScript GS DSA Coding Questions-Set 1.docx
+++ b/Training Materials/14. DSA with JavaScript/Hands On Assignments/JavaScript GS DSA Coding Questions-Set 1.docx
@@ -85,7 +85,7 @@
           <w:r>
             <w:fldChar w:fldCharType="separate"/>
           </w:r>
-          <w:hyperlink w:anchor="_Toc214533791" w:history="1">
+          <w:hyperlink w:anchor="_Toc214887288" w:history="1">
             <w:r>
               <w:rPr>
                 <w:rStyle w:val="Hyperlink"/>
@@ -113,7 +113,7 @@
                 <w:noProof/>
                 <w:webHidden/>
               </w:rPr>
-              <w:instrText xml:space="preserve"> PAGEREF _Toc214533791 \h </w:instrText>
+              <w:instrText xml:space="preserve"> PAGEREF _Toc214887288 \h </w:instrText>
             </w:r>
             <w:r>
               <w:rPr>
@@ -159,7 +159,7 @@
               <w14:ligatures w14:val="standardContextual"/>
             </w:rPr>
           </w:pPr>
-          <w:hyperlink w:anchor="_Toc214533792" w:history="1">
+          <w:hyperlink w:anchor="_Toc214887289" w:history="1">
             <w:r>
               <w:rPr>
                 <w:rStyle w:val="Hyperlink"/>
@@ -186,7 +186,7 @@
                 <w:noProof/>
                 <w:webHidden/>
               </w:rPr>
-              <w:instrText xml:space="preserve"> PAGEREF _Toc214533792 \h </w:instrText>
+              <w:instrText xml:space="preserve"> PAGEREF _Toc214887289 \h </w:instrText>
             </w:r>
             <w:r>
               <w:rPr>
@@ -232,7 +232,7 @@
               <w14:ligatures w14:val="standardContextual"/>
             </w:rPr>
           </w:pPr>
-          <w:hyperlink w:anchor="_Toc214533793" w:history="1">
+          <w:hyperlink w:anchor="_Toc214887290" w:history="1">
             <w:r>
               <w:rPr>
                 <w:rStyle w:val="Hyperlink"/>
@@ -259,7 +259,7 @@
                 <w:noProof/>
                 <w:webHidden/>
               </w:rPr>
-              <w:instrText xml:space="preserve"> PAGEREF _Toc214533793 \h </w:instrText>
+              <w:instrText xml:space="preserve"> PAGEREF _Toc214887290 \h </w:instrText>
             </w:r>
             <w:r>
               <w:rPr>
@@ -305,7 +305,7 @@
               <w14:ligatures w14:val="standardContextual"/>
             </w:rPr>
           </w:pPr>
-          <w:hyperlink w:anchor="_Toc214533794" w:history="1">
+          <w:hyperlink w:anchor="_Toc214887291" w:history="1">
             <w:r>
               <w:rPr>
                 <w:rStyle w:val="Hyperlink"/>
@@ -333,7 +333,7 @@
                 <w:noProof/>
                 <w:webHidden/>
               </w:rPr>
-              <w:instrText xml:space="preserve"> PAGEREF _Toc214533794 \h </w:instrText>
+              <w:instrText xml:space="preserve"> PAGEREF _Toc214887291 \h </w:instrText>
             </w:r>
             <w:r>
               <w:rPr>
@@ -379,7 +379,7 @@
               <w14:ligatures w14:val="standardContextual"/>
             </w:rPr>
           </w:pPr>
-          <w:hyperlink w:anchor="_Toc214533795" w:history="1">
+          <w:hyperlink w:anchor="_Toc214887292" w:history="1">
             <w:r>
               <w:rPr>
                 <w:rStyle w:val="Hyperlink"/>
@@ -407,7 +407,7 @@
                 <w:noProof/>
                 <w:webHidden/>
               </w:rPr>
-              <w:instrText xml:space="preserve"> PAGEREF _Toc214533795 \h </w:instrText>
+              <w:instrText xml:space="preserve"> PAGEREF _Toc214887292 \h </w:instrText>
             </w:r>
             <w:r>
               <w:rPr>
@@ -453,7 +453,7 @@
               <w14:ligatures w14:val="standardContextual"/>
             </w:rPr>
           </w:pPr>
-          <w:hyperlink w:anchor="_Toc214533796" w:history="1">
+          <w:hyperlink w:anchor="_Toc214887293" w:history="1">
             <w:r>
               <w:rPr>
                 <w:rStyle w:val="Hyperlink"/>
@@ -481,7 +481,7 @@
                 <w:noProof/>
                 <w:webHidden/>
               </w:rPr>
-              <w:instrText xml:space="preserve"> PAGEREF _Toc214533796 \h </w:instrText>
+              <w:instrText xml:space="preserve"> PAGEREF _Toc214887293 \h </w:instrText>
             </w:r>
             <w:r>
               <w:rPr>
@@ -527,16 +527,24 @@
               <w14:ligatures w14:val="standardContextual"/>
             </w:rPr>
           </w:pPr>
-          <w:hyperlink w:anchor="_Toc214533797" w:history="1">
+          <w:hyperlink w:anchor="_Toc214887294" w:history="1">
             <w:r>
               <w:rPr>
                 <w:rStyle w:val="Hyperlink"/>
                 <w:noProof/>
+                <w:highlight w:val="yellow"/>
               </w:rPr>
               <w:t>7. Breadth-First Search (BFS) in a Graph</w:t>
             </w:r>
             <w:r>
               <w:rPr>
+                <w:rStyle w:val="Hyperlink"/>
+                <w:noProof/>
+              </w:rPr>
+              <w:t xml:space="preserve"> - Gopi</w:t>
+            </w:r>
+            <w:r>
+              <w:rPr>
                 <w:noProof/>
                 <w:webHidden/>
               </w:rPr>
@@ -554,7 +562,7 @@
                 <w:noProof/>
                 <w:webHidden/>
               </w:rPr>
-              <w:instrText xml:space="preserve"> PAGEREF _Toc214533797 \h </w:instrText>
+              <w:instrText xml:space="preserve"> PAGEREF _Toc214887294 \h </w:instrText>
             </w:r>
             <w:r>
               <w:rPr>
@@ -600,7 +608,7 @@
               <w14:ligatures w14:val="standardContextual"/>
             </w:rPr>
           </w:pPr>
-          <w:hyperlink w:anchor="_Toc214533798" w:history="1">
+          <w:hyperlink w:anchor="_Toc214887295" w:history="1">
             <w:r>
               <w:rPr>
                 <w:rStyle w:val="Hyperlink"/>
@@ -627,7 +635,7 @@
                 <w:noProof/>
                 <w:webHidden/>
               </w:rPr>
-              <w:instrText xml:space="preserve"> PAGEREF _Toc214533798 \h </w:instrText>
+              <w:instrText xml:space="preserve"> PAGEREF _Toc214887295 \h </w:instrText>
             </w:r>
             <w:r>
               <w:rPr>
@@ -673,7 +681,7 @@
               <w14:ligatures w14:val="standardContextual"/>
             </w:rPr>
           </w:pPr>
-          <w:hyperlink w:anchor="_Toc214533799" w:history="1">
+          <w:hyperlink w:anchor="_Toc214887296" w:history="1">
             <w:r>
               <w:rPr>
                 <w:rStyle w:val="Hyperlink"/>
@@ -701,7 +709,7 @@
                 <w:noProof/>
                 <w:webHidden/>
               </w:rPr>
-              <w:instrText xml:space="preserve"> PAGEREF _Toc214533799 \h </w:instrText>
+              <w:instrText xml:space="preserve"> PAGEREF _Toc214887296 \h </w:instrText>
             </w:r>
             <w:r>
               <w:rPr>
@@ -747,7 +755,7 @@
               <w14:ligatures w14:val="standardContextual"/>
             </w:rPr>
           </w:pPr>
-          <w:hyperlink w:anchor="_Toc214533800" w:history="1">
+          <w:hyperlink w:anchor="_Toc214887297" w:history="1">
             <w:r>
               <w:rPr>
                 <w:rStyle w:val="Hyperlink"/>
@@ -775,7 +783,7 @@
                 <w:noProof/>
                 <w:webHidden/>
               </w:rPr>
-              <w:instrText xml:space="preserve"> PAGEREF _Toc214533800 \h </w:instrText>
+              <w:instrText xml:space="preserve"> PAGEREF _Toc214887297 \h </w:instrText>
             </w:r>
             <w:r>
               <w:rPr>
@@ -821,11 +829,12 @@
               <w14:ligatures w14:val="standardContextual"/>
             </w:rPr>
           </w:pPr>
-          <w:hyperlink w:anchor="_Toc214533801" w:history="1">
+          <w:hyperlink w:anchor="_Toc214887298" w:history="1">
             <w:r>
               <w:rPr>
                 <w:rStyle w:val="Hyperlink"/>
                 <w:noProof/>
+                <w:highlight w:val="yellow"/>
               </w:rPr>
               <w:t>11. Maximum Subarray</w:t>
             </w:r>
@@ -848,7 +857,7 @@
                 <w:noProof/>
                 <w:webHidden/>
               </w:rPr>
-              <w:instrText xml:space="preserve"> PAGEREF _Toc214533801 \h </w:instrText>
+              <w:instrText xml:space="preserve"> PAGEREF _Toc214887298 \h </w:instrText>
             </w:r>
             <w:r>
               <w:rPr>
@@ -894,7 +903,7 @@
               <w14:ligatures w14:val="standardContextual"/>
             </w:rPr>
           </w:pPr>
-          <w:hyperlink w:anchor="_Toc214533802" w:history="1">
+          <w:hyperlink w:anchor="_Toc214887299" w:history="1">
             <w:r>
               <w:rPr>
                 <w:rStyle w:val="Hyperlink"/>
@@ -921,7 +930,7 @@
                 <w:noProof/>
                 <w:webHidden/>
               </w:rPr>
-              <w:instrText xml:space="preserve"> PAGEREF _Toc214533802 \h </w:instrText>
+              <w:instrText xml:space="preserve"> PAGEREF _Toc214887299 \h </w:instrText>
             </w:r>
             <w:r>
               <w:rPr>
@@ -967,7 +976,7 @@
               <w14:ligatures w14:val="standardContextual"/>
             </w:rPr>
           </w:pPr>
-          <w:hyperlink w:anchor="_Toc214533803" w:history="1">
+          <w:hyperlink w:anchor="_Toc214887300" w:history="1">
             <w:r>
               <w:rPr>
                 <w:rStyle w:val="Hyperlink"/>
@@ -994,7 +1003,7 @@
                 <w:noProof/>
                 <w:webHidden/>
               </w:rPr>
-              <w:instrText xml:space="preserve"> PAGEREF _Toc214533803 \h </w:instrText>
+              <w:instrText xml:space="preserve"> PAGEREF _Toc214887300 \h </w:instrText>
             </w:r>
             <w:r>
               <w:rPr>
@@ -1040,13 +1049,14 @@
               <w14:ligatures w14:val="standardContextual"/>
             </w:rPr>
           </w:pPr>
-          <w:hyperlink w:anchor="_Toc214533804" w:history="1">
+          <w:hyperlink w:anchor="_Toc214887301" w:history="1">
             <w:r>
               <w:rPr>
                 <w:rStyle w:val="Hyperlink"/>
                 <w:noProof/>
-              </w:rPr>
-              <w:t>14. Set Matrix Zeroes</w:t>
+                <w:highlight w:val="yellow"/>
+              </w:rPr>
+              <w:t>14. Set Matrix Zeroes - Monika</w:t>
             </w:r>
             <w:r>
               <w:rPr>
@@ -1067,7 +1077,7 @@
                 <w:noProof/>
                 <w:webHidden/>
               </w:rPr>
-              <w:instrText xml:space="preserve"> PAGEREF _Toc214533804 \h </w:instrText>
+              <w:instrText xml:space="preserve"> PAGEREF _Toc214887301 \h </w:instrText>
             </w:r>
             <w:r>
               <w:rPr>
@@ -1113,7 +1123,7 @@
               <w14:ligatures w14:val="standardContextual"/>
             </w:rPr>
           </w:pPr>
-          <w:hyperlink w:anchor="_Toc214533805" w:history="1">
+          <w:hyperlink w:anchor="_Toc214887302" w:history="1">
             <w:r>
               <w:rPr>
                 <w:rStyle w:val="Hyperlink"/>
@@ -1140,7 +1150,7 @@
                 <w:noProof/>
                 <w:webHidden/>
               </w:rPr>
-              <w:instrText xml:space="preserve"> PAGEREF _Toc214533805 \h </w:instrText>
+              <w:instrText xml:space="preserve"> PAGEREF _Toc214887302 \h </w:instrText>
             </w:r>
             <w:r>
               <w:rPr>
@@ -1186,16 +1196,24 @@
               <w14:ligatures w14:val="standardContextual"/>
             </w:rPr>
           </w:pPr>
-          <w:hyperlink w:anchor="_Toc214533806" w:history="1">
+          <w:hyperlink w:anchor="_Toc214887303" w:history="1">
             <w:r>
               <w:rPr>
                 <w:rStyle w:val="Hyperlink"/>
                 <w:noProof/>
+                <w:highlight w:val="yellow"/>
               </w:rPr>
               <w:t>16. Longest Substring Without Repeating Characters</w:t>
             </w:r>
             <w:r>
               <w:rPr>
+                <w:rStyle w:val="Hyperlink"/>
+                <w:noProof/>
+              </w:rPr>
+              <w:t xml:space="preserve"> - Nirmal</w:t>
+            </w:r>
+            <w:r>
+              <w:rPr>
                 <w:noProof/>
                 <w:webHidden/>
               </w:rPr>
@@ -1213,7 +1231,7 @@
                 <w:noProof/>
                 <w:webHidden/>
               </w:rPr>
-              <w:instrText xml:space="preserve"> PAGEREF _Toc214533806 \h </w:instrText>
+              <w:instrText xml:space="preserve"> PAGEREF _Toc214887303 \h </w:instrText>
             </w:r>
             <w:r>
               <w:rPr>
@@ -1259,7 +1277,7 @@
               <w14:ligatures w14:val="standardContextual"/>
             </w:rPr>
           </w:pPr>
-          <w:hyperlink w:anchor="_Toc214533807" w:history="1">
+          <w:hyperlink w:anchor="_Toc214887304" w:history="1">
             <w:r>
               <w:rPr>
                 <w:rStyle w:val="Hyperlink"/>
@@ -1286,7 +1304,7 @@
                 <w:noProof/>
                 <w:webHidden/>
               </w:rPr>
-              <w:instrText xml:space="preserve"> PAGEREF _Toc214533807 \h </w:instrText>
+              <w:instrText xml:space="preserve"> PAGEREF _Toc214887304 \h </w:instrText>
             </w:r>
             <w:r>
               <w:rPr>
@@ -1332,7 +1350,7 @@
               <w14:ligatures w14:val="standardContextual"/>
             </w:rPr>
           </w:pPr>
-          <w:hyperlink w:anchor="_Toc214533808" w:history="1">
+          <w:hyperlink w:anchor="_Toc214887305" w:history="1">
             <w:r>
               <w:rPr>
                 <w:rStyle w:val="Hyperlink"/>
@@ -1359,7 +1377,7 @@
                 <w:noProof/>
                 <w:webHidden/>
               </w:rPr>
-              <w:instrText xml:space="preserve"> PAGEREF _Toc214533808 \h </w:instrText>
+              <w:instrText xml:space="preserve"> PAGEREF _Toc214887305 \h </w:instrText>
             </w:r>
             <w:r>
               <w:rPr>
@@ -1405,7 +1423,7 @@
               <w14:ligatures w14:val="standardContextual"/>
             </w:rPr>
           </w:pPr>
-          <w:hyperlink w:anchor="_Toc214533809" w:history="1">
+          <w:hyperlink w:anchor="_Toc214887306" w:history="1">
             <w:r>
               <w:rPr>
                 <w:rStyle w:val="Hyperlink"/>
@@ -1432,7 +1450,7 @@
                 <w:noProof/>
                 <w:webHidden/>
               </w:rPr>
-              <w:instrText xml:space="preserve"> PAGEREF _Toc214533809 \h </w:instrText>
+              <w:instrText xml:space="preserve"> PAGEREF _Toc214887306 \h </w:instrText>
             </w:r>
             <w:r>
               <w:rPr>
@@ -1478,13 +1496,14 @@
               <w14:ligatures w14:val="standardContextual"/>
             </w:rPr>
           </w:pPr>
-          <w:hyperlink w:anchor="_Toc214533810" w:history="1">
+          <w:hyperlink w:anchor="_Toc214887307" w:history="1">
             <w:r>
               <w:rPr>
                 <w:rStyle w:val="Hyperlink"/>
                 <w:noProof/>
-              </w:rPr>
-              <w:t>20. Invert/Flip Binary Tree</w:t>
+                <w:highlight w:val="yellow"/>
+              </w:rPr>
+              <w:t>20. Invert/Flip Binary Tree - Chary</w:t>
             </w:r>
             <w:r>
               <w:rPr>
@@ -1505,7 +1524,7 @@
                 <w:noProof/>
                 <w:webHidden/>
               </w:rPr>
-              <w:instrText xml:space="preserve"> PAGEREF _Toc214533810 \h </w:instrText>
+              <w:instrText xml:space="preserve"> PAGEREF _Toc214887307 \h </w:instrText>
             </w:r>
             <w:r>
               <w:rPr>
@@ -1551,7 +1570,7 @@
               <w14:ligatures w14:val="standardContextual"/>
             </w:rPr>
           </w:pPr>
-          <w:hyperlink w:anchor="_Toc214533811" w:history="1">
+          <w:hyperlink w:anchor="_Toc214887308" w:history="1">
             <w:r>
               <w:rPr>
                 <w:rStyle w:val="Hyperlink"/>
@@ -1578,7 +1597,7 @@
                 <w:noProof/>
                 <w:webHidden/>
               </w:rPr>
-              <w:instrText xml:space="preserve"> PAGEREF _Toc214533811 \h </w:instrText>
+              <w:instrText xml:space="preserve"> PAGEREF _Toc214887308 \h </w:instrText>
             </w:r>
             <w:r>
               <w:rPr>
@@ -1624,13 +1643,14 @@
               <w14:ligatures w14:val="standardContextual"/>
             </w:rPr>
           </w:pPr>
-          <w:hyperlink w:anchor="_Toc214533812" w:history="1">
+          <w:hyperlink w:anchor="_Toc214887309" w:history="1">
             <w:r>
               <w:rPr>
                 <w:rStyle w:val="Hyperlink"/>
                 <w:noProof/>
-              </w:rPr>
-              <w:t>22. Kth Largest Element in an Array</w:t>
+                <w:highlight w:val="yellow"/>
+              </w:rPr>
+              <w:t>22. Kth Largest Element in an Array - Nabil</w:t>
             </w:r>
             <w:r>
               <w:rPr>
@@ -1651,7 +1671,7 @@
                 <w:noProof/>
                 <w:webHidden/>
               </w:rPr>
-              <w:instrText xml:space="preserve"> PAGEREF _Toc214533812 \h </w:instrText>
+              <w:instrText xml:space="preserve"> PAGEREF _Toc214887309 \h </w:instrText>
             </w:r>
             <w:r>
               <w:rPr>
@@ -1697,16 +1717,24 @@
               <w14:ligatures w14:val="standardContextual"/>
             </w:rPr>
           </w:pPr>
-          <w:hyperlink w:anchor="_Toc214533813" w:history="1">
+          <w:hyperlink w:anchor="_Toc214887310" w:history="1">
             <w:r>
               <w:rPr>
                 <w:rStyle w:val="Hyperlink"/>
                 <w:noProof/>
+                <w:highlight w:val="yellow"/>
               </w:rPr>
               <w:t>23. Search in Rotated Sorted Array</w:t>
             </w:r>
             <w:r>
               <w:rPr>
+                <w:rStyle w:val="Hyperlink"/>
+                <w:noProof/>
+              </w:rPr>
+              <w:t xml:space="preserve"> - Niya</w:t>
+            </w:r>
+            <w:r>
+              <w:rPr>
                 <w:noProof/>
                 <w:webHidden/>
               </w:rPr>
@@ -1724,7 +1752,7 @@
                 <w:noProof/>
                 <w:webHidden/>
               </w:rPr>
-              <w:instrText xml:space="preserve"> PAGEREF _Toc214533813 \h </w:instrText>
+              <w:instrText xml:space="preserve"> PAGEREF _Toc214887310 \h </w:instrText>
             </w:r>
             <w:r>
               <w:rPr>
@@ -1770,13 +1798,14 @@
               <w14:ligatures w14:val="standardContextual"/>
             </w:rPr>
           </w:pPr>
-          <w:hyperlink w:anchor="_Toc214533814" w:history="1">
+          <w:hyperlink w:anchor="_Toc214887311" w:history="1">
             <w:r>
               <w:rPr>
                 <w:rStyle w:val="Hyperlink"/>
                 <w:noProof/>
-              </w:rPr>
-              <w:t>24. Climbing Stairs</w:t>
+                <w:highlight w:val="yellow"/>
+              </w:rPr>
+              <w:t>24. Climbing Stairs - Bhagyashree</w:t>
             </w:r>
             <w:r>
               <w:rPr>
@@ -1797,7 +1826,7 @@
                 <w:noProof/>
                 <w:webHidden/>
               </w:rPr>
-              <w:instrText xml:space="preserve"> PAGEREF _Toc214533814 \h </w:instrText>
+              <w:instrText xml:space="preserve"> PAGEREF _Toc214887311 \h </w:instrText>
             </w:r>
             <w:r>
               <w:rPr>
@@ -1843,7 +1872,7 @@
               <w14:ligatures w14:val="standardContextual"/>
             </w:rPr>
           </w:pPr>
-          <w:hyperlink w:anchor="_Toc214533815" w:history="1">
+          <w:hyperlink w:anchor="_Toc214887312" w:history="1">
             <w:r>
               <w:rPr>
                 <w:rStyle w:val="Hyperlink"/>
@@ -1870,7 +1899,7 @@
                 <w:noProof/>
                 <w:webHidden/>
               </w:rPr>
-              <w:instrText xml:space="preserve"> PAGEREF _Toc214533815 \h </w:instrText>
+              <w:instrText xml:space="preserve"> PAGEREF _Toc214887312 \h </w:instrText>
             </w:r>
             <w:r>
               <w:rPr>
@@ -1916,13 +1945,14 @@
               <w14:ligatures w14:val="standardContextual"/>
             </w:rPr>
           </w:pPr>
-          <w:hyperlink w:anchor="_Toc214533816" w:history="1">
+          <w:hyperlink w:anchor="_Toc214887313" w:history="1">
             <w:r>
               <w:rPr>
                 <w:rStyle w:val="Hyperlink"/>
                 <w:noProof/>
-              </w:rPr>
-              <w:t>26. Container With Most Water</w:t>
+                <w:highlight w:val="yellow"/>
+              </w:rPr>
+              <w:t>26. Container With Most Water - Sukanya</w:t>
             </w:r>
             <w:r>
               <w:rPr>
@@ -1943,7 +1973,7 @@
                 <w:noProof/>
                 <w:webHidden/>
               </w:rPr>
-              <w:instrText xml:space="preserve"> PAGEREF _Toc214533816 \h </w:instrText>
+              <w:instrText xml:space="preserve"> PAGEREF _Toc214887313 \h </w:instrText>
             </w:r>
             <w:r>
               <w:rPr>
@@ -1989,7 +2019,7 @@
               <w14:ligatures w14:val="standardContextual"/>
             </w:rPr>
           </w:pPr>
-          <w:hyperlink w:anchor="_Toc214533817" w:history="1">
+          <w:hyperlink w:anchor="_Toc214887314" w:history="1">
             <w:r>
               <w:rPr>
                 <w:rStyle w:val="Hyperlink"/>
@@ -2016,7 +2046,7 @@
                 <w:noProof/>
                 <w:webHidden/>
               </w:rPr>
-              <w:instrText xml:space="preserve"> PAGEREF _Toc214533817 \h </w:instrText>
+              <w:instrText xml:space="preserve"> PAGEREF _Toc214887314 \h </w:instrText>
             </w:r>
             <w:r>
               <w:rPr>
@@ -2068,7 +2098,7 @@
       <w:pPr>
         <w:pStyle w:val="Heading2"/>
       </w:pPr>
-      <w:bookmarkStart w:id="0" w:name="_Toc214533791"/>
+      <w:bookmarkStart w:id="0" w:name="_Toc214887288"/>
       <w:r>
         <w:rPr>
           <w:highlight w:val="yellow"/>
@@ -2215,7 +2245,7 @@
       <w:pPr>
         <w:pStyle w:val="Heading2"/>
       </w:pPr>
-      <w:bookmarkStart w:id="1" w:name="_Toc214533792"/>
+      <w:bookmarkStart w:id="1" w:name="_Toc214887289"/>
       <w:r>
         <w:t>2. Reverse a Singly Linked List</w:t>
       </w:r>
@@ -2299,7 +2329,7 @@
       <w:pPr>
         <w:pStyle w:val="Heading2"/>
       </w:pPr>
-      <w:bookmarkStart w:id="2" w:name="_Toc214533793"/>
+      <w:bookmarkStart w:id="2" w:name="_Toc214887290"/>
       <w:r>
         <w:t>3. Balanced Binary Tree</w:t>
       </w:r>
@@ -2422,7 +2452,7 @@
       <w:pPr>
         <w:pStyle w:val="Heading2"/>
       </w:pPr>
-      <w:bookmarkStart w:id="3" w:name="_Toc214533794"/>
+      <w:bookmarkStart w:id="3" w:name="_Toc214887291"/>
       <w:r>
         <w:rPr>
           <w:highlight w:val="yellow"/>
@@ -2589,7 +2619,7 @@
       <w:pPr>
         <w:pStyle w:val="Heading2"/>
       </w:pPr>
-      <w:bookmarkStart w:id="4" w:name="_Toc214533795"/>
+      <w:bookmarkStart w:id="4" w:name="_Toc214887292"/>
       <w:r>
         <w:rPr>
           <w:highlight w:val="yellow"/>
@@ -2724,7 +2754,7 @@
       <w:pPr>
         <w:pStyle w:val="Heading2"/>
       </w:pPr>
-      <w:bookmarkStart w:id="5" w:name="_Toc214533796"/>
+      <w:bookmarkStart w:id="5" w:name="_Toc214887293"/>
       <w:r>
         <w:rPr>
           <w:highlight w:val="yellow"/>
@@ -2906,9 +2936,15 @@
       <w:pPr>
         <w:pStyle w:val="Heading2"/>
       </w:pPr>
-      <w:bookmarkStart w:id="6" w:name="_Toc214533797"/>
-      <w:r>
+      <w:bookmarkStart w:id="6" w:name="_Toc214887294"/>
+      <w:r>
+        <w:rPr>
+          <w:highlight w:val="yellow"/>
+        </w:rPr>
         <w:t>7. Breadth-First Search (BFS) in a Graph</w:t>
+      </w:r>
+      <w:r>
+        <w:t xml:space="preserve"> - Gopi</w:t>
       </w:r>
       <w:bookmarkEnd w:id="6"/>
     </w:p>
@@ -3111,7 +3147,7 @@
       <w:pPr>
         <w:pStyle w:val="Heading2"/>
       </w:pPr>
-      <w:bookmarkStart w:id="7" w:name="_Toc214533798"/>
+      <w:bookmarkStart w:id="7" w:name="_Toc214887295"/>
       <w:r>
         <w:t>8. Implement a Queue with Two Stacks</w:t>
       </w:r>
@@ -3337,7 +3373,7 @@
       <w:pPr>
         <w:pStyle w:val="Heading2"/>
       </w:pPr>
-      <w:bookmarkStart w:id="8" w:name="_Toc214533799"/>
+      <w:bookmarkStart w:id="8" w:name="_Toc214887296"/>
       <w:r>
         <w:rPr>
           <w:highlight w:val="yellow"/>
@@ -3455,7 +3491,7 @@
       <w:pPr>
         <w:pStyle w:val="Heading2"/>
       </w:pPr>
-      <w:bookmarkStart w:id="9" w:name="_Toc214533800"/>
+      <w:bookmarkStart w:id="9" w:name="_Toc214887297"/>
       <w:r>
         <w:rPr>
           <w:highlight w:val="yellow"/>
@@ -3674,8 +3710,11 @@
         <w:pStyle w:val="Heading2"/>
       </w:pPr>
       <w:bookmarkStart w:id="10" w:name="_Hlk214533652"/>
-      <w:bookmarkStart w:id="11" w:name="_Toc214533801"/>
-      <w:r>
+      <w:bookmarkStart w:id="11" w:name="_Toc214887298"/>
+      <w:r>
+        <w:rPr>
+          <w:highlight w:val="yellow"/>
+        </w:rPr>
         <w:t>11. Maximum Subarray</w:t>
       </w:r>
       <w:bookmarkEnd w:id="11"/>
@@ -3825,7 +3864,7 @@
       <w:pPr>
         <w:pStyle w:val="Heading2"/>
       </w:pPr>
-      <w:bookmarkStart w:id="12" w:name="_Toc214533802"/>
+      <w:bookmarkStart w:id="12" w:name="_Toc214887299"/>
       <w:r>
         <w:t>12. Product of Array Except Self</w:t>
       </w:r>
@@ -3927,7 +3966,7 @@
       <w:pPr>
         <w:pStyle w:val="Heading2"/>
       </w:pPr>
-      <w:bookmarkStart w:id="13" w:name="_Toc214533803"/>
+      <w:bookmarkStart w:id="13" w:name="_Toc214887300"/>
       <w:r>
         <w:t>13. Best Time to Buy and Sell Stock</w:t>
       </w:r>
@@ -4030,9 +4069,18 @@
       <w:pPr>
         <w:pStyle w:val="Heading2"/>
       </w:pPr>
-      <w:bookmarkStart w:id="14" w:name="_Toc214533804"/>
-      <w:r>
+      <w:bookmarkStart w:id="14" w:name="_Toc214887301"/>
+      <w:r>
+        <w:rPr>
+          <w:highlight w:val="yellow"/>
+        </w:rPr>
         <w:t>14. Set Matrix Zeroes</w:t>
+      </w:r>
+      <w:r>
+        <w:rPr>
+          <w:highlight w:val="yellow"/>
+        </w:rPr>
+        <w:t xml:space="preserve"> - Monika</w:t>
       </w:r>
       <w:bookmarkEnd w:id="14"/>
     </w:p>
@@ -4180,7 +4228,7 @@
       <w:pPr>
         <w:pStyle w:val="Heading2"/>
       </w:pPr>
-      <w:bookmarkStart w:id="15" w:name="_Toc214533805"/>
+      <w:bookmarkStart w:id="15" w:name="_Toc214887302"/>
       <w:r>
         <w:t>15. Group Anagrams</w:t>
       </w:r>
@@ -4354,10 +4402,16 @@
       <w:pPr>
         <w:pStyle w:val="Heading2"/>
       </w:pPr>
-      <w:bookmarkStart w:id="16" w:name="_Toc214533806"/>
-      <w:r>
+      <w:bookmarkStart w:id="16" w:name="_Toc214887303"/>
+      <w:r>
+        <w:rPr>
+          <w:highlight w:val="yellow"/>
+        </w:rPr>
         <w:lastRenderedPageBreak/>
         <w:t>16. Longest Substring Without Repeating Characters</w:t>
+      </w:r>
+      <w:r>
+        <w:t xml:space="preserve"> - Nirmal</w:t>
       </w:r>
       <w:bookmarkEnd w:id="16"/>
     </w:p>
@@ -4465,7 +4519,7 @@
       <w:pPr>
         <w:pStyle w:val="Heading2"/>
       </w:pPr>
-      <w:bookmarkStart w:id="17" w:name="_Toc214533807"/>
+      <w:bookmarkStart w:id="17" w:name="_Toc214887304"/>
       <w:r>
         <w:t>17. Reverse Words in a String</w:t>
       </w:r>
@@ -4598,7 +4652,7 @@
       <w:pPr>
         <w:pStyle w:val="Heading2"/>
       </w:pPr>
-      <w:bookmarkStart w:id="18" w:name="_Toc214533808"/>
+      <w:bookmarkStart w:id="18" w:name="_Toc214887305"/>
       <w:r>
         <w:t>18. Detect Cycle in a Linked List</w:t>
       </w:r>
@@ -4701,7 +4755,7 @@
       <w:pPr>
         <w:pStyle w:val="Heading2"/>
       </w:pPr>
-      <w:bookmarkStart w:id="19" w:name="_Toc214533809"/>
+      <w:bookmarkStart w:id="19" w:name="_Toc214887306"/>
       <w:r>
         <w:t>19. Merge Two Sorted Lists</w:t>
       </w:r>
@@ -4827,9 +4881,18 @@
       <w:pPr>
         <w:pStyle w:val="Heading2"/>
       </w:pPr>
-      <w:bookmarkStart w:id="20" w:name="_Toc214533810"/>
-      <w:r>
+      <w:bookmarkStart w:id="20" w:name="_Toc214887307"/>
+      <w:r>
+        <w:rPr>
+          <w:highlight w:val="yellow"/>
+        </w:rPr>
         <w:t>20. Invert/Flip Binary Tree</w:t>
+      </w:r>
+      <w:r>
+        <w:rPr>
+          <w:highlight w:val="yellow"/>
+        </w:rPr>
+        <w:t xml:space="preserve"> - Chary</w:t>
       </w:r>
       <w:bookmarkEnd w:id="20"/>
     </w:p>
@@ -4922,7 +4985,7 @@
       <w:pPr>
         <w:pStyle w:val="Heading2"/>
       </w:pPr>
-      <w:bookmarkStart w:id="21" w:name="_Toc214533811"/>
+      <w:bookmarkStart w:id="21" w:name="_Toc214887308"/>
       <w:r>
         <w:t>21. Lowest Common Ancestor of a Binary Search Tree (BST)</w:t>
       </w:r>
@@ -5048,9 +5111,18 @@
       <w:pPr>
         <w:pStyle w:val="Heading2"/>
       </w:pPr>
-      <w:bookmarkStart w:id="22" w:name="_Toc214533812"/>
-      <w:r>
+      <w:bookmarkStart w:id="22" w:name="_Toc214887309"/>
+      <w:r>
+        <w:rPr>
+          <w:highlight w:val="yellow"/>
+        </w:rPr>
         <w:t>22. Kth Largest Element in an Array</w:t>
+      </w:r>
+      <w:r>
+        <w:rPr>
+          <w:highlight w:val="yellow"/>
+        </w:rPr>
+        <w:t xml:space="preserve"> - Nabil</w:t>
       </w:r>
       <w:bookmarkEnd w:id="22"/>
     </w:p>
@@ -5167,9 +5239,15 @@
       <w:pPr>
         <w:pStyle w:val="Heading2"/>
       </w:pPr>
-      <w:bookmarkStart w:id="23" w:name="_Toc214533813"/>
-      <w:r>
+      <w:bookmarkStart w:id="23" w:name="_Toc214887310"/>
+      <w:r>
+        <w:rPr>
+          <w:highlight w:val="yellow"/>
+        </w:rPr>
         <w:t>23. Search in Rotated Sorted Array</w:t>
+      </w:r>
+      <w:r>
+        <w:t xml:space="preserve"> - Niya</w:t>
       </w:r>
       <w:bookmarkEnd w:id="23"/>
     </w:p>
@@ -5285,9 +5363,18 @@
       <w:pPr>
         <w:pStyle w:val="Heading2"/>
       </w:pPr>
-      <w:bookmarkStart w:id="24" w:name="_Toc214533814"/>
-      <w:r>
+      <w:bookmarkStart w:id="24" w:name="_Toc214887311"/>
+      <w:r>
+        <w:rPr>
+          <w:highlight w:val="yellow"/>
+        </w:rPr>
         <w:t>24. Climbing Stairs</w:t>
+      </w:r>
+      <w:r>
+        <w:rPr>
+          <w:highlight w:val="yellow"/>
+        </w:rPr>
+        <w:t xml:space="preserve"> - Bhagyashree</w:t>
       </w:r>
       <w:bookmarkEnd w:id="24"/>
     </w:p>
@@ -5416,7 +5503,7 @@
       <w:pPr>
         <w:pStyle w:val="Heading2"/>
       </w:pPr>
-      <w:bookmarkStart w:id="25" w:name="_Toc214533815"/>
+      <w:bookmarkStart w:id="25" w:name="_Toc214887312"/>
       <w:r>
         <w:lastRenderedPageBreak/>
         <w:t>25. Coin Change</w:t>
@@ -5535,9 +5622,18 @@
       <w:pPr>
         <w:pStyle w:val="Heading2"/>
       </w:pPr>
-      <w:bookmarkStart w:id="26" w:name="_Toc214533816"/>
-      <w:r>
+      <w:bookmarkStart w:id="26" w:name="_Toc214887313"/>
+      <w:r>
+        <w:rPr>
+          <w:highlight w:val="yellow"/>
+        </w:rPr>
         <w:t>26. Container With Most Water</w:t>
+      </w:r>
+      <w:r>
+        <w:rPr>
+          <w:highlight w:val="yellow"/>
+        </w:rPr>
+        <w:t xml:space="preserve"> - Sukanya</w:t>
       </w:r>
       <w:bookmarkEnd w:id="26"/>
     </w:p>
@@ -5637,7 +5733,7 @@
       <w:pPr>
         <w:pStyle w:val="Heading2"/>
       </w:pPr>
-      <w:bookmarkStart w:id="27" w:name="_Toc214533817"/>
+      <w:bookmarkStart w:id="27" w:name="_Toc214887314"/>
       <w:r>
         <w:t>27. Implement LRU Cache</w:t>
       </w:r>

--- a/Training Materials/14. DSA with JavaScript/Hands On Assignments/JavaScript GS DSA Coding Questions-Set 1.docx
+++ b/Training Materials/14. DSA with JavaScript/Hands On Assignments/JavaScript GS DSA Coding Questions-Set 1.docx
@@ -85,7 +85,7 @@
           <w:r>
             <w:fldChar w:fldCharType="separate"/>
           </w:r>
-          <w:hyperlink w:anchor="_Toc214887288" w:history="1">
+          <w:hyperlink w:anchor="_Toc214973092" w:history="1">
             <w:r>
               <w:rPr>
                 <w:rStyle w:val="Hyperlink"/>
@@ -113,7 +113,7 @@
                 <w:noProof/>
                 <w:webHidden/>
               </w:rPr>
-              <w:instrText xml:space="preserve"> PAGEREF _Toc214887288 \h </w:instrText>
+              <w:instrText xml:space="preserve"> PAGEREF _Toc214973092 \h </w:instrText>
             </w:r>
             <w:r>
               <w:rPr>
@@ -159,7 +159,7 @@
               <w14:ligatures w14:val="standardContextual"/>
             </w:rPr>
           </w:pPr>
-          <w:hyperlink w:anchor="_Toc214887289" w:history="1">
+          <w:hyperlink w:anchor="_Toc214973093" w:history="1">
             <w:r>
               <w:rPr>
                 <w:rStyle w:val="Hyperlink"/>
@@ -186,7 +186,7 @@
                 <w:noProof/>
                 <w:webHidden/>
               </w:rPr>
-              <w:instrText xml:space="preserve"> PAGEREF _Toc214887289 \h </w:instrText>
+              <w:instrText xml:space="preserve"> PAGEREF _Toc214973093 \h </w:instrText>
             </w:r>
             <w:r>
               <w:rPr>
@@ -232,7 +232,7 @@
               <w14:ligatures w14:val="standardContextual"/>
             </w:rPr>
           </w:pPr>
-          <w:hyperlink w:anchor="_Toc214887290" w:history="1">
+          <w:hyperlink w:anchor="_Toc214973094" w:history="1">
             <w:r>
               <w:rPr>
                 <w:rStyle w:val="Hyperlink"/>
@@ -259,7 +259,7 @@
                 <w:noProof/>
                 <w:webHidden/>
               </w:rPr>
-              <w:instrText xml:space="preserve"> PAGEREF _Toc214887290 \h </w:instrText>
+              <w:instrText xml:space="preserve"> PAGEREF _Toc214973094 \h </w:instrText>
             </w:r>
             <w:r>
               <w:rPr>
@@ -305,7 +305,7 @@
               <w14:ligatures w14:val="standardContextual"/>
             </w:rPr>
           </w:pPr>
-          <w:hyperlink w:anchor="_Toc214887291" w:history="1">
+          <w:hyperlink w:anchor="_Toc214973095" w:history="1">
             <w:r>
               <w:rPr>
                 <w:rStyle w:val="Hyperlink"/>
@@ -333,7 +333,7 @@
                 <w:noProof/>
                 <w:webHidden/>
               </w:rPr>
-              <w:instrText xml:space="preserve"> PAGEREF _Toc214887291 \h </w:instrText>
+              <w:instrText xml:space="preserve"> PAGEREF _Toc214973095 \h </w:instrText>
             </w:r>
             <w:r>
               <w:rPr>
@@ -379,7 +379,7 @@
               <w14:ligatures w14:val="standardContextual"/>
             </w:rPr>
           </w:pPr>
-          <w:hyperlink w:anchor="_Toc214887292" w:history="1">
+          <w:hyperlink w:anchor="_Toc214973096" w:history="1">
             <w:r>
               <w:rPr>
                 <w:rStyle w:val="Hyperlink"/>
@@ -407,7 +407,7 @@
                 <w:noProof/>
                 <w:webHidden/>
               </w:rPr>
-              <w:instrText xml:space="preserve"> PAGEREF _Toc214887292 \h </w:instrText>
+              <w:instrText xml:space="preserve"> PAGEREF _Toc214973096 \h </w:instrText>
             </w:r>
             <w:r>
               <w:rPr>
@@ -453,7 +453,7 @@
               <w14:ligatures w14:val="standardContextual"/>
             </w:rPr>
           </w:pPr>
-          <w:hyperlink w:anchor="_Toc214887293" w:history="1">
+          <w:hyperlink w:anchor="_Toc214973097" w:history="1">
             <w:r>
               <w:rPr>
                 <w:rStyle w:val="Hyperlink"/>
@@ -481,7 +481,7 @@
                 <w:noProof/>
                 <w:webHidden/>
               </w:rPr>
-              <w:instrText xml:space="preserve"> PAGEREF _Toc214887293 \h </w:instrText>
+              <w:instrText xml:space="preserve"> PAGEREF _Toc214973097 \h </w:instrText>
             </w:r>
             <w:r>
               <w:rPr>
@@ -527,7 +527,7 @@
               <w14:ligatures w14:val="standardContextual"/>
             </w:rPr>
           </w:pPr>
-          <w:hyperlink w:anchor="_Toc214887294" w:history="1">
+          <w:hyperlink w:anchor="_Toc214973098" w:history="1">
             <w:r>
               <w:rPr>
                 <w:rStyle w:val="Hyperlink"/>
@@ -562,7 +562,7 @@
                 <w:noProof/>
                 <w:webHidden/>
               </w:rPr>
-              <w:instrText xml:space="preserve"> PAGEREF _Toc214887294 \h </w:instrText>
+              <w:instrText xml:space="preserve"> PAGEREF _Toc214973098 \h </w:instrText>
             </w:r>
             <w:r>
               <w:rPr>
@@ -608,7 +608,7 @@
               <w14:ligatures w14:val="standardContextual"/>
             </w:rPr>
           </w:pPr>
-          <w:hyperlink w:anchor="_Toc214887295" w:history="1">
+          <w:hyperlink w:anchor="_Toc214973099" w:history="1">
             <w:r>
               <w:rPr>
                 <w:rStyle w:val="Hyperlink"/>
@@ -635,7 +635,7 @@
                 <w:noProof/>
                 <w:webHidden/>
               </w:rPr>
-              <w:instrText xml:space="preserve"> PAGEREF _Toc214887295 \h </w:instrText>
+              <w:instrText xml:space="preserve"> PAGEREF _Toc214973099 \h </w:instrText>
             </w:r>
             <w:r>
               <w:rPr>
@@ -681,7 +681,7 @@
               <w14:ligatures w14:val="standardContextual"/>
             </w:rPr>
           </w:pPr>
-          <w:hyperlink w:anchor="_Toc214887296" w:history="1">
+          <w:hyperlink w:anchor="_Toc214973100" w:history="1">
             <w:r>
               <w:rPr>
                 <w:rStyle w:val="Hyperlink"/>
@@ -709,7 +709,7 @@
                 <w:noProof/>
                 <w:webHidden/>
               </w:rPr>
-              <w:instrText xml:space="preserve"> PAGEREF _Toc214887296 \h </w:instrText>
+              <w:instrText xml:space="preserve"> PAGEREF _Toc214973100 \h </w:instrText>
             </w:r>
             <w:r>
               <w:rPr>
@@ -755,7 +755,7 @@
               <w14:ligatures w14:val="standardContextual"/>
             </w:rPr>
           </w:pPr>
-          <w:hyperlink w:anchor="_Toc214887297" w:history="1">
+          <w:hyperlink w:anchor="_Toc214973101" w:history="1">
             <w:r>
               <w:rPr>
                 <w:rStyle w:val="Hyperlink"/>
@@ -783,7 +783,7 @@
                 <w:noProof/>
                 <w:webHidden/>
               </w:rPr>
-              <w:instrText xml:space="preserve"> PAGEREF _Toc214887297 \h </w:instrText>
+              <w:instrText xml:space="preserve"> PAGEREF _Toc214973101 \h </w:instrText>
             </w:r>
             <w:r>
               <w:rPr>
@@ -829,7 +829,7 @@
               <w14:ligatures w14:val="standardContextual"/>
             </w:rPr>
           </w:pPr>
-          <w:hyperlink w:anchor="_Toc214887298" w:history="1">
+          <w:hyperlink w:anchor="_Toc214973102" w:history="1">
             <w:r>
               <w:rPr>
                 <w:rStyle w:val="Hyperlink"/>
@@ -857,7 +857,7 @@
                 <w:noProof/>
                 <w:webHidden/>
               </w:rPr>
-              <w:instrText xml:space="preserve"> PAGEREF _Toc214887298 \h </w:instrText>
+              <w:instrText xml:space="preserve"> PAGEREF _Toc214973102 \h </w:instrText>
             </w:r>
             <w:r>
               <w:rPr>
@@ -903,7 +903,7 @@
               <w14:ligatures w14:val="standardContextual"/>
             </w:rPr>
           </w:pPr>
-          <w:hyperlink w:anchor="_Toc214887299" w:history="1">
+          <w:hyperlink w:anchor="_Toc214973103" w:history="1">
             <w:r>
               <w:rPr>
                 <w:rStyle w:val="Hyperlink"/>
@@ -930,7 +930,7 @@
                 <w:noProof/>
                 <w:webHidden/>
               </w:rPr>
-              <w:instrText xml:space="preserve"> PAGEREF _Toc214887299 \h </w:instrText>
+              <w:instrText xml:space="preserve"> PAGEREF _Toc214973103 \h </w:instrText>
             </w:r>
             <w:r>
               <w:rPr>
@@ -976,13 +976,14 @@
               <w14:ligatures w14:val="standardContextual"/>
             </w:rPr>
           </w:pPr>
-          <w:hyperlink w:anchor="_Toc214887300" w:history="1">
+          <w:hyperlink w:anchor="_Toc214973104" w:history="1">
             <w:r>
               <w:rPr>
                 <w:rStyle w:val="Hyperlink"/>
                 <w:noProof/>
-              </w:rPr>
-              <w:t>13. Best Time to Buy and Sell Stock</w:t>
+                <w:highlight w:val="yellow"/>
+              </w:rPr>
+              <w:t>13. Best Time to Buy and Sell Stock - Dixon</w:t>
             </w:r>
             <w:r>
               <w:rPr>
@@ -1003,7 +1004,7 @@
                 <w:noProof/>
                 <w:webHidden/>
               </w:rPr>
-              <w:instrText xml:space="preserve"> PAGEREF _Toc214887300 \h </w:instrText>
+              <w:instrText xml:space="preserve"> PAGEREF _Toc214973104 \h </w:instrText>
             </w:r>
             <w:r>
               <w:rPr>
@@ -1049,7 +1050,7 @@
               <w14:ligatures w14:val="standardContextual"/>
             </w:rPr>
           </w:pPr>
-          <w:hyperlink w:anchor="_Toc214887301" w:history="1">
+          <w:hyperlink w:anchor="_Toc214973105" w:history="1">
             <w:r>
               <w:rPr>
                 <w:rStyle w:val="Hyperlink"/>
@@ -1077,7 +1078,7 @@
                 <w:noProof/>
                 <w:webHidden/>
               </w:rPr>
-              <w:instrText xml:space="preserve"> PAGEREF _Toc214887301 \h </w:instrText>
+              <w:instrText xml:space="preserve"> PAGEREF _Toc214973105 \h </w:instrText>
             </w:r>
             <w:r>
               <w:rPr>
@@ -1123,7 +1124,7 @@
               <w14:ligatures w14:val="standardContextual"/>
             </w:rPr>
           </w:pPr>
-          <w:hyperlink w:anchor="_Toc214887302" w:history="1">
+          <w:hyperlink w:anchor="_Toc214973106" w:history="1">
             <w:r>
               <w:rPr>
                 <w:rStyle w:val="Hyperlink"/>
@@ -1150,7 +1151,7 @@
                 <w:noProof/>
                 <w:webHidden/>
               </w:rPr>
-              <w:instrText xml:space="preserve"> PAGEREF _Toc214887302 \h </w:instrText>
+              <w:instrText xml:space="preserve"> PAGEREF _Toc214973106 \h </w:instrText>
             </w:r>
             <w:r>
               <w:rPr>
@@ -1196,7 +1197,7 @@
               <w14:ligatures w14:val="standardContextual"/>
             </w:rPr>
           </w:pPr>
-          <w:hyperlink w:anchor="_Toc214887303" w:history="1">
+          <w:hyperlink w:anchor="_Toc214973107" w:history="1">
             <w:r>
               <w:rPr>
                 <w:rStyle w:val="Hyperlink"/>
@@ -1231,7 +1232,7 @@
                 <w:noProof/>
                 <w:webHidden/>
               </w:rPr>
-              <w:instrText xml:space="preserve"> PAGEREF _Toc214887303 \h </w:instrText>
+              <w:instrText xml:space="preserve"> PAGEREF _Toc214973107 \h </w:instrText>
             </w:r>
             <w:r>
               <w:rPr>
@@ -1277,13 +1278,14 @@
               <w14:ligatures w14:val="standardContextual"/>
             </w:rPr>
           </w:pPr>
-          <w:hyperlink w:anchor="_Toc214887304" w:history="1">
+          <w:hyperlink w:anchor="_Toc214973108" w:history="1">
             <w:r>
               <w:rPr>
                 <w:rStyle w:val="Hyperlink"/>
                 <w:noProof/>
-              </w:rPr>
-              <w:t>17. Reverse Words in a String</w:t>
+                <w:highlight w:val="yellow"/>
+              </w:rPr>
+              <w:t>17. Reverse Words in a String - Navi</w:t>
             </w:r>
             <w:r>
               <w:rPr>
@@ -1304,7 +1306,7 @@
                 <w:noProof/>
                 <w:webHidden/>
               </w:rPr>
-              <w:instrText xml:space="preserve"> PAGEREF _Toc214887304 \h </w:instrText>
+              <w:instrText xml:space="preserve"> PAGEREF _Toc214973108 \h </w:instrText>
             </w:r>
             <w:r>
               <w:rPr>
@@ -1350,7 +1352,7 @@
               <w14:ligatures w14:val="standardContextual"/>
             </w:rPr>
           </w:pPr>
-          <w:hyperlink w:anchor="_Toc214887305" w:history="1">
+          <w:hyperlink w:anchor="_Toc214973109" w:history="1">
             <w:r>
               <w:rPr>
                 <w:rStyle w:val="Hyperlink"/>
@@ -1377,7 +1379,7 @@
                 <w:noProof/>
                 <w:webHidden/>
               </w:rPr>
-              <w:instrText xml:space="preserve"> PAGEREF _Toc214887305 \h </w:instrText>
+              <w:instrText xml:space="preserve"> PAGEREF _Toc214973109 \h </w:instrText>
             </w:r>
             <w:r>
               <w:rPr>
@@ -1423,7 +1425,7 @@
               <w14:ligatures w14:val="standardContextual"/>
             </w:rPr>
           </w:pPr>
-          <w:hyperlink w:anchor="_Toc214887306" w:history="1">
+          <w:hyperlink w:anchor="_Toc214973110" w:history="1">
             <w:r>
               <w:rPr>
                 <w:rStyle w:val="Hyperlink"/>
@@ -1450,7 +1452,7 @@
                 <w:noProof/>
                 <w:webHidden/>
               </w:rPr>
-              <w:instrText xml:space="preserve"> PAGEREF _Toc214887306 \h </w:instrText>
+              <w:instrText xml:space="preserve"> PAGEREF _Toc214973110 \h </w:instrText>
             </w:r>
             <w:r>
               <w:rPr>
@@ -1496,7 +1498,7 @@
               <w14:ligatures w14:val="standardContextual"/>
             </w:rPr>
           </w:pPr>
-          <w:hyperlink w:anchor="_Toc214887307" w:history="1">
+          <w:hyperlink w:anchor="_Toc214973111" w:history="1">
             <w:r>
               <w:rPr>
                 <w:rStyle w:val="Hyperlink"/>
@@ -1524,7 +1526,7 @@
                 <w:noProof/>
                 <w:webHidden/>
               </w:rPr>
-              <w:instrText xml:space="preserve"> PAGEREF _Toc214887307 \h </w:instrText>
+              <w:instrText xml:space="preserve"> PAGEREF _Toc214973111 \h </w:instrText>
             </w:r>
             <w:r>
               <w:rPr>
@@ -1570,7 +1572,7 @@
               <w14:ligatures w14:val="standardContextual"/>
             </w:rPr>
           </w:pPr>
-          <w:hyperlink w:anchor="_Toc214887308" w:history="1">
+          <w:hyperlink w:anchor="_Toc214973112" w:history="1">
             <w:r>
               <w:rPr>
                 <w:rStyle w:val="Hyperlink"/>
@@ -1597,7 +1599,7 @@
                 <w:noProof/>
                 <w:webHidden/>
               </w:rPr>
-              <w:instrText xml:space="preserve"> PAGEREF _Toc214887308 \h </w:instrText>
+              <w:instrText xml:space="preserve"> PAGEREF _Toc214973112 \h </w:instrText>
             </w:r>
             <w:r>
               <w:rPr>
@@ -1643,7 +1645,7 @@
               <w14:ligatures w14:val="standardContextual"/>
             </w:rPr>
           </w:pPr>
-          <w:hyperlink w:anchor="_Toc214887309" w:history="1">
+          <w:hyperlink w:anchor="_Toc214973113" w:history="1">
             <w:r>
               <w:rPr>
                 <w:rStyle w:val="Hyperlink"/>
@@ -1671,7 +1673,7 @@
                 <w:noProof/>
                 <w:webHidden/>
               </w:rPr>
-              <w:instrText xml:space="preserve"> PAGEREF _Toc214887309 \h </w:instrText>
+              <w:instrText xml:space="preserve"> PAGEREF _Toc214973113 \h </w:instrText>
             </w:r>
             <w:r>
               <w:rPr>
@@ -1717,7 +1719,7 @@
               <w14:ligatures w14:val="standardContextual"/>
             </w:rPr>
           </w:pPr>
-          <w:hyperlink w:anchor="_Toc214887310" w:history="1">
+          <w:hyperlink w:anchor="_Toc214973114" w:history="1">
             <w:r>
               <w:rPr>
                 <w:rStyle w:val="Hyperlink"/>
@@ -1752,7 +1754,7 @@
                 <w:noProof/>
                 <w:webHidden/>
               </w:rPr>
-              <w:instrText xml:space="preserve"> PAGEREF _Toc214887310 \h </w:instrText>
+              <w:instrText xml:space="preserve"> PAGEREF _Toc214973114 \h </w:instrText>
             </w:r>
             <w:r>
               <w:rPr>
@@ -1798,7 +1800,7 @@
               <w14:ligatures w14:val="standardContextual"/>
             </w:rPr>
           </w:pPr>
-          <w:hyperlink w:anchor="_Toc214887311" w:history="1">
+          <w:hyperlink w:anchor="_Toc214973115" w:history="1">
             <w:r>
               <w:rPr>
                 <w:rStyle w:val="Hyperlink"/>
@@ -1826,7 +1828,7 @@
                 <w:noProof/>
                 <w:webHidden/>
               </w:rPr>
-              <w:instrText xml:space="preserve"> PAGEREF _Toc214887311 \h </w:instrText>
+              <w:instrText xml:space="preserve"> PAGEREF _Toc214973115 \h </w:instrText>
             </w:r>
             <w:r>
               <w:rPr>
@@ -1872,7 +1874,7 @@
               <w14:ligatures w14:val="standardContextual"/>
             </w:rPr>
           </w:pPr>
-          <w:hyperlink w:anchor="_Toc214887312" w:history="1">
+          <w:hyperlink w:anchor="_Toc214973116" w:history="1">
             <w:r>
               <w:rPr>
                 <w:rStyle w:val="Hyperlink"/>
@@ -1899,7 +1901,7 @@
                 <w:noProof/>
                 <w:webHidden/>
               </w:rPr>
-              <w:instrText xml:space="preserve"> PAGEREF _Toc214887312 \h </w:instrText>
+              <w:instrText xml:space="preserve"> PAGEREF _Toc214973116 \h </w:instrText>
             </w:r>
             <w:r>
               <w:rPr>
@@ -1945,7 +1947,7 @@
               <w14:ligatures w14:val="standardContextual"/>
             </w:rPr>
           </w:pPr>
-          <w:hyperlink w:anchor="_Toc214887313" w:history="1">
+          <w:hyperlink w:anchor="_Toc214973117" w:history="1">
             <w:r>
               <w:rPr>
                 <w:rStyle w:val="Hyperlink"/>
@@ -1973,7 +1975,7 @@
                 <w:noProof/>
                 <w:webHidden/>
               </w:rPr>
-              <w:instrText xml:space="preserve"> PAGEREF _Toc214887313 \h </w:instrText>
+              <w:instrText xml:space="preserve"> PAGEREF _Toc214973117 \h </w:instrText>
             </w:r>
             <w:r>
               <w:rPr>
@@ -2019,7 +2021,7 @@
               <w14:ligatures w14:val="standardContextual"/>
             </w:rPr>
           </w:pPr>
-          <w:hyperlink w:anchor="_Toc214887314" w:history="1">
+          <w:hyperlink w:anchor="_Toc214973118" w:history="1">
             <w:r>
               <w:rPr>
                 <w:rStyle w:val="Hyperlink"/>
@@ -2046,7 +2048,7 @@
                 <w:noProof/>
                 <w:webHidden/>
               </w:rPr>
-              <w:instrText xml:space="preserve"> PAGEREF _Toc214887314 \h </w:instrText>
+              <w:instrText xml:space="preserve"> PAGEREF _Toc214973118 \h </w:instrText>
             </w:r>
             <w:r>
               <w:rPr>
@@ -2098,7 +2100,7 @@
       <w:pPr>
         <w:pStyle w:val="Heading2"/>
       </w:pPr>
-      <w:bookmarkStart w:id="0" w:name="_Toc214887288"/>
+      <w:bookmarkStart w:id="0" w:name="_Toc214973092"/>
       <w:r>
         <w:rPr>
           <w:highlight w:val="yellow"/>
@@ -2245,7 +2247,7 @@
       <w:pPr>
         <w:pStyle w:val="Heading2"/>
       </w:pPr>
-      <w:bookmarkStart w:id="1" w:name="_Toc214887289"/>
+      <w:bookmarkStart w:id="1" w:name="_Toc214973093"/>
       <w:r>
         <w:t>2. Reverse a Singly Linked List</w:t>
       </w:r>
@@ -2329,7 +2331,7 @@
       <w:pPr>
         <w:pStyle w:val="Heading2"/>
       </w:pPr>
-      <w:bookmarkStart w:id="2" w:name="_Toc214887290"/>
+      <w:bookmarkStart w:id="2" w:name="_Toc214973094"/>
       <w:r>
         <w:t>3. Balanced Binary Tree</w:t>
       </w:r>
@@ -2452,7 +2454,7 @@
       <w:pPr>
         <w:pStyle w:val="Heading2"/>
       </w:pPr>
-      <w:bookmarkStart w:id="3" w:name="_Toc214887291"/>
+      <w:bookmarkStart w:id="3" w:name="_Toc214973095"/>
       <w:r>
         <w:rPr>
           <w:highlight w:val="yellow"/>
@@ -2619,7 +2621,7 @@
       <w:pPr>
         <w:pStyle w:val="Heading2"/>
       </w:pPr>
-      <w:bookmarkStart w:id="4" w:name="_Toc214887292"/>
+      <w:bookmarkStart w:id="4" w:name="_Toc214973096"/>
       <w:r>
         <w:rPr>
           <w:highlight w:val="yellow"/>
@@ -2754,7 +2756,7 @@
       <w:pPr>
         <w:pStyle w:val="Heading2"/>
       </w:pPr>
-      <w:bookmarkStart w:id="5" w:name="_Toc214887293"/>
+      <w:bookmarkStart w:id="5" w:name="_Toc214973097"/>
       <w:r>
         <w:rPr>
           <w:highlight w:val="yellow"/>
@@ -2936,7 +2938,7 @@
       <w:pPr>
         <w:pStyle w:val="Heading2"/>
       </w:pPr>
-      <w:bookmarkStart w:id="6" w:name="_Toc214887294"/>
+      <w:bookmarkStart w:id="6" w:name="_Toc214973098"/>
       <w:r>
         <w:rPr>
           <w:highlight w:val="yellow"/>
@@ -3147,7 +3149,7 @@
       <w:pPr>
         <w:pStyle w:val="Heading2"/>
       </w:pPr>
-      <w:bookmarkStart w:id="7" w:name="_Toc214887295"/>
+      <w:bookmarkStart w:id="7" w:name="_Toc214973099"/>
       <w:r>
         <w:t>8. Implement a Queue with Two Stacks</w:t>
       </w:r>
@@ -3373,7 +3375,7 @@
       <w:pPr>
         <w:pStyle w:val="Heading2"/>
       </w:pPr>
-      <w:bookmarkStart w:id="8" w:name="_Toc214887296"/>
+      <w:bookmarkStart w:id="8" w:name="_Toc214973100"/>
       <w:r>
         <w:rPr>
           <w:highlight w:val="yellow"/>
@@ -3491,7 +3493,7 @@
       <w:pPr>
         <w:pStyle w:val="Heading2"/>
       </w:pPr>
-      <w:bookmarkStart w:id="9" w:name="_Toc214887297"/>
+      <w:bookmarkStart w:id="9" w:name="_Toc214973101"/>
       <w:r>
         <w:rPr>
           <w:highlight w:val="yellow"/>
@@ -3710,7 +3712,7 @@
         <w:pStyle w:val="Heading2"/>
       </w:pPr>
       <w:bookmarkStart w:id="10" w:name="_Hlk214533652"/>
-      <w:bookmarkStart w:id="11" w:name="_Toc214887298"/>
+      <w:bookmarkStart w:id="11" w:name="_Toc214973102"/>
       <w:r>
         <w:rPr>
           <w:highlight w:val="yellow"/>
@@ -3864,7 +3866,7 @@
       <w:pPr>
         <w:pStyle w:val="Heading2"/>
       </w:pPr>
-      <w:bookmarkStart w:id="12" w:name="_Toc214887299"/>
+      <w:bookmarkStart w:id="12" w:name="_Toc214973103"/>
       <w:r>
         <w:t>12. Product of Array Except Self</w:t>
       </w:r>
@@ -3966,9 +3968,18 @@
       <w:pPr>
         <w:pStyle w:val="Heading2"/>
       </w:pPr>
-      <w:bookmarkStart w:id="13" w:name="_Toc214887300"/>
-      <w:r>
+      <w:bookmarkStart w:id="13" w:name="_Toc214973104"/>
+      <w:r>
+        <w:rPr>
+          <w:highlight w:val="yellow"/>
+        </w:rPr>
         <w:t>13. Best Time to Buy and Sell Stock</w:t>
+      </w:r>
+      <w:r>
+        <w:rPr>
+          <w:highlight w:val="yellow"/>
+        </w:rPr>
+        <w:t xml:space="preserve"> - Dixon</w:t>
       </w:r>
       <w:bookmarkEnd w:id="13"/>
     </w:p>
@@ -4069,7 +4080,7 @@
       <w:pPr>
         <w:pStyle w:val="Heading2"/>
       </w:pPr>
-      <w:bookmarkStart w:id="14" w:name="_Toc214887301"/>
+      <w:bookmarkStart w:id="14" w:name="_Toc214973105"/>
       <w:r>
         <w:rPr>
           <w:highlight w:val="yellow"/>
@@ -4228,7 +4239,7 @@
       <w:pPr>
         <w:pStyle w:val="Heading2"/>
       </w:pPr>
-      <w:bookmarkStart w:id="15" w:name="_Toc214887302"/>
+      <w:bookmarkStart w:id="15" w:name="_Toc214973106"/>
       <w:r>
         <w:t>15. Group Anagrams</w:t>
       </w:r>
@@ -4402,7 +4413,7 @@
       <w:pPr>
         <w:pStyle w:val="Heading2"/>
       </w:pPr>
-      <w:bookmarkStart w:id="16" w:name="_Toc214887303"/>
+      <w:bookmarkStart w:id="16" w:name="_Toc214973107"/>
       <w:r>
         <w:rPr>
           <w:highlight w:val="yellow"/>
@@ -4519,9 +4530,18 @@
       <w:pPr>
         <w:pStyle w:val="Heading2"/>
       </w:pPr>
-      <w:bookmarkStart w:id="17" w:name="_Toc214887304"/>
-      <w:r>
+      <w:bookmarkStart w:id="17" w:name="_Toc214973108"/>
+      <w:r>
+        <w:rPr>
+          <w:highlight w:val="yellow"/>
+        </w:rPr>
         <w:t>17. Reverse Words in a String</w:t>
+      </w:r>
+      <w:r>
+        <w:rPr>
+          <w:highlight w:val="yellow"/>
+        </w:rPr>
+        <w:t xml:space="preserve"> - Navi</w:t>
       </w:r>
       <w:bookmarkEnd w:id="17"/>
     </w:p>
@@ -4652,7 +4672,7 @@
       <w:pPr>
         <w:pStyle w:val="Heading2"/>
       </w:pPr>
-      <w:bookmarkStart w:id="18" w:name="_Toc214887305"/>
+      <w:bookmarkStart w:id="18" w:name="_Toc214973109"/>
       <w:r>
         <w:t>18. Detect Cycle in a Linked List</w:t>
       </w:r>
@@ -4755,7 +4775,7 @@
       <w:pPr>
         <w:pStyle w:val="Heading2"/>
       </w:pPr>
-      <w:bookmarkStart w:id="19" w:name="_Toc214887306"/>
+      <w:bookmarkStart w:id="19" w:name="_Toc214973110"/>
       <w:r>
         <w:t>19. Merge Two Sorted Lists</w:t>
       </w:r>
@@ -4881,7 +4901,7 @@
       <w:pPr>
         <w:pStyle w:val="Heading2"/>
       </w:pPr>
-      <w:bookmarkStart w:id="20" w:name="_Toc214887307"/>
+      <w:bookmarkStart w:id="20" w:name="_Toc214973111"/>
       <w:r>
         <w:rPr>
           <w:highlight w:val="yellow"/>
@@ -4985,7 +5005,7 @@
       <w:pPr>
         <w:pStyle w:val="Heading2"/>
       </w:pPr>
-      <w:bookmarkStart w:id="21" w:name="_Toc214887308"/>
+      <w:bookmarkStart w:id="21" w:name="_Toc214973112"/>
       <w:r>
         <w:t>21. Lowest Common Ancestor of a Binary Search Tree (BST)</w:t>
       </w:r>
@@ -5111,7 +5131,7 @@
       <w:pPr>
         <w:pStyle w:val="Heading2"/>
       </w:pPr>
-      <w:bookmarkStart w:id="22" w:name="_Toc214887309"/>
+      <w:bookmarkStart w:id="22" w:name="_Toc214973113"/>
       <w:r>
         <w:rPr>
           <w:highlight w:val="yellow"/>
@@ -5239,7 +5259,7 @@
       <w:pPr>
         <w:pStyle w:val="Heading2"/>
       </w:pPr>
-      <w:bookmarkStart w:id="23" w:name="_Toc214887310"/>
+      <w:bookmarkStart w:id="23" w:name="_Toc214973114"/>
       <w:r>
         <w:rPr>
           <w:highlight w:val="yellow"/>
@@ -5363,7 +5383,7 @@
       <w:pPr>
         <w:pStyle w:val="Heading2"/>
       </w:pPr>
-      <w:bookmarkStart w:id="24" w:name="_Toc214887311"/>
+      <w:bookmarkStart w:id="24" w:name="_Toc214973115"/>
       <w:r>
         <w:rPr>
           <w:highlight w:val="yellow"/>
@@ -5503,7 +5523,7 @@
       <w:pPr>
         <w:pStyle w:val="Heading2"/>
       </w:pPr>
-      <w:bookmarkStart w:id="25" w:name="_Toc214887312"/>
+      <w:bookmarkStart w:id="25" w:name="_Toc214973116"/>
       <w:r>
         <w:lastRenderedPageBreak/>
         <w:t>25. Coin Change</w:t>
@@ -5622,7 +5642,7 @@
       <w:pPr>
         <w:pStyle w:val="Heading2"/>
       </w:pPr>
-      <w:bookmarkStart w:id="26" w:name="_Toc214887313"/>
+      <w:bookmarkStart w:id="26" w:name="_Toc214973117"/>
       <w:r>
         <w:rPr>
           <w:highlight w:val="yellow"/>
@@ -5733,7 +5753,7 @@
       <w:pPr>
         <w:pStyle w:val="Heading2"/>
       </w:pPr>
-      <w:bookmarkStart w:id="27" w:name="_Toc214887314"/>
+      <w:bookmarkStart w:id="27" w:name="_Toc214973118"/>
       <w:r>
         <w:t>27. Implement LRU Cache</w:t>
       </w:r>

--- a/Training Materials/14. DSA with JavaScript/Hands On Assignments/JavaScript GS DSA Coding Questions-Set 1.docx
+++ b/Training Materials/14. DSA with JavaScript/Hands On Assignments/JavaScript GS DSA Coding Questions-Set 1.docx
@@ -85,7 +85,7 @@
           <w:r>
             <w:fldChar w:fldCharType="separate"/>
           </w:r>
-          <w:hyperlink w:anchor="_Toc214973092" w:history="1">
+          <w:hyperlink w:anchor="_Toc215061720" w:history="1">
             <w:r>
               <w:rPr>
                 <w:rStyle w:val="Hyperlink"/>
@@ -113,7 +113,7 @@
                 <w:noProof/>
                 <w:webHidden/>
               </w:rPr>
-              <w:instrText xml:space="preserve"> PAGEREF _Toc214973092 \h </w:instrText>
+              <w:instrText xml:space="preserve"> PAGEREF _Toc215061720 \h </w:instrText>
             </w:r>
             <w:r>
               <w:rPr>
@@ -159,7 +159,7 @@
               <w14:ligatures w14:val="standardContextual"/>
             </w:rPr>
           </w:pPr>
-          <w:hyperlink w:anchor="_Toc214973093" w:history="1">
+          <w:hyperlink w:anchor="_Toc215061721" w:history="1">
             <w:r>
               <w:rPr>
                 <w:rStyle w:val="Hyperlink"/>
@@ -186,7 +186,7 @@
                 <w:noProof/>
                 <w:webHidden/>
               </w:rPr>
-              <w:instrText xml:space="preserve"> PAGEREF _Toc214973093 \h </w:instrText>
+              <w:instrText xml:space="preserve"> PAGEREF _Toc215061721 \h </w:instrText>
             </w:r>
             <w:r>
               <w:rPr>
@@ -232,7 +232,7 @@
               <w14:ligatures w14:val="standardContextual"/>
             </w:rPr>
           </w:pPr>
-          <w:hyperlink w:anchor="_Toc214973094" w:history="1">
+          <w:hyperlink w:anchor="_Toc215061722" w:history="1">
             <w:r>
               <w:rPr>
                 <w:rStyle w:val="Hyperlink"/>
@@ -259,7 +259,7 @@
                 <w:noProof/>
                 <w:webHidden/>
               </w:rPr>
-              <w:instrText xml:space="preserve"> PAGEREF _Toc214973094 \h </w:instrText>
+              <w:instrText xml:space="preserve"> PAGEREF _Toc215061722 \h </w:instrText>
             </w:r>
             <w:r>
               <w:rPr>
@@ -305,7 +305,7 @@
               <w14:ligatures w14:val="standardContextual"/>
             </w:rPr>
           </w:pPr>
-          <w:hyperlink w:anchor="_Toc214973095" w:history="1">
+          <w:hyperlink w:anchor="_Toc215061723" w:history="1">
             <w:r>
               <w:rPr>
                 <w:rStyle w:val="Hyperlink"/>
@@ -333,7 +333,7 @@
                 <w:noProof/>
                 <w:webHidden/>
               </w:rPr>
-              <w:instrText xml:space="preserve"> PAGEREF _Toc214973095 \h </w:instrText>
+              <w:instrText xml:space="preserve"> PAGEREF _Toc215061723 \h </w:instrText>
             </w:r>
             <w:r>
               <w:rPr>
@@ -379,7 +379,7 @@
               <w14:ligatures w14:val="standardContextual"/>
             </w:rPr>
           </w:pPr>
-          <w:hyperlink w:anchor="_Toc214973096" w:history="1">
+          <w:hyperlink w:anchor="_Toc215061724" w:history="1">
             <w:r>
               <w:rPr>
                 <w:rStyle w:val="Hyperlink"/>
@@ -407,7 +407,7 @@
                 <w:noProof/>
                 <w:webHidden/>
               </w:rPr>
-              <w:instrText xml:space="preserve"> PAGEREF _Toc214973096 \h </w:instrText>
+              <w:instrText xml:space="preserve"> PAGEREF _Toc215061724 \h </w:instrText>
             </w:r>
             <w:r>
               <w:rPr>
@@ -453,7 +453,7 @@
               <w14:ligatures w14:val="standardContextual"/>
             </w:rPr>
           </w:pPr>
-          <w:hyperlink w:anchor="_Toc214973097" w:history="1">
+          <w:hyperlink w:anchor="_Toc215061725" w:history="1">
             <w:r>
               <w:rPr>
                 <w:rStyle w:val="Hyperlink"/>
@@ -481,7 +481,7 @@
                 <w:noProof/>
                 <w:webHidden/>
               </w:rPr>
-              <w:instrText xml:space="preserve"> PAGEREF _Toc214973097 \h </w:instrText>
+              <w:instrText xml:space="preserve"> PAGEREF _Toc215061725 \h </w:instrText>
             </w:r>
             <w:r>
               <w:rPr>
@@ -527,7 +527,7 @@
               <w14:ligatures w14:val="standardContextual"/>
             </w:rPr>
           </w:pPr>
-          <w:hyperlink w:anchor="_Toc214973098" w:history="1">
+          <w:hyperlink w:anchor="_Toc215061726" w:history="1">
             <w:r>
               <w:rPr>
                 <w:rStyle w:val="Hyperlink"/>
@@ -562,7 +562,7 @@
                 <w:noProof/>
                 <w:webHidden/>
               </w:rPr>
-              <w:instrText xml:space="preserve"> PAGEREF _Toc214973098 \h </w:instrText>
+              <w:instrText xml:space="preserve"> PAGEREF _Toc215061726 \h </w:instrText>
             </w:r>
             <w:r>
               <w:rPr>
@@ -608,13 +608,14 @@
               <w14:ligatures w14:val="standardContextual"/>
             </w:rPr>
           </w:pPr>
-          <w:hyperlink w:anchor="_Toc214973099" w:history="1">
+          <w:hyperlink w:anchor="_Toc215061727" w:history="1">
             <w:r>
               <w:rPr>
                 <w:rStyle w:val="Hyperlink"/>
                 <w:noProof/>
-              </w:rPr>
-              <w:t>8. Implement a Queue with Two Stacks</w:t>
+                <w:highlight w:val="yellow"/>
+              </w:rPr>
+              <w:t>8. Implement a Queue with Two Stacks - Gowri</w:t>
             </w:r>
             <w:r>
               <w:rPr>
@@ -635,7 +636,7 @@
                 <w:noProof/>
                 <w:webHidden/>
               </w:rPr>
-              <w:instrText xml:space="preserve"> PAGEREF _Toc214973099 \h </w:instrText>
+              <w:instrText xml:space="preserve"> PAGEREF _Toc215061727 \h </w:instrText>
             </w:r>
             <w:r>
               <w:rPr>
@@ -681,7 +682,7 @@
               <w14:ligatures w14:val="standardContextual"/>
             </w:rPr>
           </w:pPr>
-          <w:hyperlink w:anchor="_Toc214973100" w:history="1">
+          <w:hyperlink w:anchor="_Toc215061728" w:history="1">
             <w:r>
               <w:rPr>
                 <w:rStyle w:val="Hyperlink"/>
@@ -709,7 +710,7 @@
                 <w:noProof/>
                 <w:webHidden/>
               </w:rPr>
-              <w:instrText xml:space="preserve"> PAGEREF _Toc214973100 \h </w:instrText>
+              <w:instrText xml:space="preserve"> PAGEREF _Toc215061728 \h </w:instrText>
             </w:r>
             <w:r>
               <w:rPr>
@@ -755,7 +756,7 @@
               <w14:ligatures w14:val="standardContextual"/>
             </w:rPr>
           </w:pPr>
-          <w:hyperlink w:anchor="_Toc214973101" w:history="1">
+          <w:hyperlink w:anchor="_Toc215061729" w:history="1">
             <w:r>
               <w:rPr>
                 <w:rStyle w:val="Hyperlink"/>
@@ -783,7 +784,7 @@
                 <w:noProof/>
                 <w:webHidden/>
               </w:rPr>
-              <w:instrText xml:space="preserve"> PAGEREF _Toc214973101 \h </w:instrText>
+              <w:instrText xml:space="preserve"> PAGEREF _Toc215061729 \h </w:instrText>
             </w:r>
             <w:r>
               <w:rPr>
@@ -829,7 +830,7 @@
               <w14:ligatures w14:val="standardContextual"/>
             </w:rPr>
           </w:pPr>
-          <w:hyperlink w:anchor="_Toc214973102" w:history="1">
+          <w:hyperlink w:anchor="_Toc215061730" w:history="1">
             <w:r>
               <w:rPr>
                 <w:rStyle w:val="Hyperlink"/>
@@ -857,7 +858,7 @@
                 <w:noProof/>
                 <w:webHidden/>
               </w:rPr>
-              <w:instrText xml:space="preserve"> PAGEREF _Toc214973102 \h </w:instrText>
+              <w:instrText xml:space="preserve"> PAGEREF _Toc215061730 \h </w:instrText>
             </w:r>
             <w:r>
               <w:rPr>
@@ -903,7 +904,7 @@
               <w14:ligatures w14:val="standardContextual"/>
             </w:rPr>
           </w:pPr>
-          <w:hyperlink w:anchor="_Toc214973103" w:history="1">
+          <w:hyperlink w:anchor="_Toc215061731" w:history="1">
             <w:r>
               <w:rPr>
                 <w:rStyle w:val="Hyperlink"/>
@@ -930,7 +931,7 @@
                 <w:noProof/>
                 <w:webHidden/>
               </w:rPr>
-              <w:instrText xml:space="preserve"> PAGEREF _Toc214973103 \h </w:instrText>
+              <w:instrText xml:space="preserve"> PAGEREF _Toc215061731 \h </w:instrText>
             </w:r>
             <w:r>
               <w:rPr>
@@ -976,14 +977,30 @@
               <w14:ligatures w14:val="standardContextual"/>
             </w:rPr>
           </w:pPr>
-          <w:hyperlink w:anchor="_Toc214973104" w:history="1">
+          <w:hyperlink w:anchor="_Toc215061732" w:history="1">
             <w:r>
               <w:rPr>
                 <w:rStyle w:val="Hyperlink"/>
                 <w:noProof/>
                 <w:highlight w:val="yellow"/>
               </w:rPr>
-              <w:t>13. Best Time to Buy and Sell Stock - Dixon</w:t>
+              <w:t>13. Best Time to Buy and</w:t>
+            </w:r>
+            <w:r>
+              <w:rPr>
+                <w:rStyle w:val="Hyperlink"/>
+                <w:noProof/>
+                <w:highlight w:val="yellow"/>
+              </w:rPr>
+              <w:t xml:space="preserve"> </w:t>
+            </w:r>
+            <w:r>
+              <w:rPr>
+                <w:rStyle w:val="Hyperlink"/>
+                <w:noProof/>
+                <w:highlight w:val="yellow"/>
+              </w:rPr>
+              <w:t>Sell Stock - Dixon</w:t>
             </w:r>
             <w:r>
               <w:rPr>
@@ -1004,7 +1021,7 @@
                 <w:noProof/>
                 <w:webHidden/>
               </w:rPr>
-              <w:instrText xml:space="preserve"> PAGEREF _Toc214973104 \h </w:instrText>
+              <w:instrText xml:space="preserve"> PAGEREF _Toc215061732 \h </w:instrText>
             </w:r>
             <w:r>
               <w:rPr>
@@ -1050,7 +1067,7 @@
               <w14:ligatures w14:val="standardContextual"/>
             </w:rPr>
           </w:pPr>
-          <w:hyperlink w:anchor="_Toc214973105" w:history="1">
+          <w:hyperlink w:anchor="_Toc215061733" w:history="1">
             <w:r>
               <w:rPr>
                 <w:rStyle w:val="Hyperlink"/>
@@ -1078,7 +1095,7 @@
                 <w:noProof/>
                 <w:webHidden/>
               </w:rPr>
-              <w:instrText xml:space="preserve"> PAGEREF _Toc214973105 \h </w:instrText>
+              <w:instrText xml:space="preserve"> PAGEREF _Toc215061733 \h </w:instrText>
             </w:r>
             <w:r>
               <w:rPr>
@@ -1124,7 +1141,7 @@
               <w14:ligatures w14:val="standardContextual"/>
             </w:rPr>
           </w:pPr>
-          <w:hyperlink w:anchor="_Toc214973106" w:history="1">
+          <w:hyperlink w:anchor="_Toc215061734" w:history="1">
             <w:r>
               <w:rPr>
                 <w:rStyle w:val="Hyperlink"/>
@@ -1151,7 +1168,7 @@
                 <w:noProof/>
                 <w:webHidden/>
               </w:rPr>
-              <w:instrText xml:space="preserve"> PAGEREF _Toc214973106 \h </w:instrText>
+              <w:instrText xml:space="preserve"> PAGEREF _Toc215061734 \h </w:instrText>
             </w:r>
             <w:r>
               <w:rPr>
@@ -1197,7 +1214,7 @@
               <w14:ligatures w14:val="standardContextual"/>
             </w:rPr>
           </w:pPr>
-          <w:hyperlink w:anchor="_Toc214973107" w:history="1">
+          <w:hyperlink w:anchor="_Toc215061735" w:history="1">
             <w:r>
               <w:rPr>
                 <w:rStyle w:val="Hyperlink"/>
@@ -1232,7 +1249,7 @@
                 <w:noProof/>
                 <w:webHidden/>
               </w:rPr>
-              <w:instrText xml:space="preserve"> PAGEREF _Toc214973107 \h </w:instrText>
+              <w:instrText xml:space="preserve"> PAGEREF _Toc215061735 \h </w:instrText>
             </w:r>
             <w:r>
               <w:rPr>
@@ -1278,7 +1295,7 @@
               <w14:ligatures w14:val="standardContextual"/>
             </w:rPr>
           </w:pPr>
-          <w:hyperlink w:anchor="_Toc214973108" w:history="1">
+          <w:hyperlink w:anchor="_Toc215061736" w:history="1">
             <w:r>
               <w:rPr>
                 <w:rStyle w:val="Hyperlink"/>
@@ -1306,7 +1323,7 @@
                 <w:noProof/>
                 <w:webHidden/>
               </w:rPr>
-              <w:instrText xml:space="preserve"> PAGEREF _Toc214973108 \h </w:instrText>
+              <w:instrText xml:space="preserve"> PAGEREF _Toc215061736 \h </w:instrText>
             </w:r>
             <w:r>
               <w:rPr>
@@ -1352,7 +1369,7 @@
               <w14:ligatures w14:val="standardContextual"/>
             </w:rPr>
           </w:pPr>
-          <w:hyperlink w:anchor="_Toc214973109" w:history="1">
+          <w:hyperlink w:anchor="_Toc215061737" w:history="1">
             <w:r>
               <w:rPr>
                 <w:rStyle w:val="Hyperlink"/>
@@ -1379,7 +1396,7 @@
                 <w:noProof/>
                 <w:webHidden/>
               </w:rPr>
-              <w:instrText xml:space="preserve"> PAGEREF _Toc214973109 \h </w:instrText>
+              <w:instrText xml:space="preserve"> PAGEREF _Toc215061737 \h </w:instrText>
             </w:r>
             <w:r>
               <w:rPr>
@@ -1425,7 +1442,7 @@
               <w14:ligatures w14:val="standardContextual"/>
             </w:rPr>
           </w:pPr>
-          <w:hyperlink w:anchor="_Toc214973110" w:history="1">
+          <w:hyperlink w:anchor="_Toc215061738" w:history="1">
             <w:r>
               <w:rPr>
                 <w:rStyle w:val="Hyperlink"/>
@@ -1452,7 +1469,7 @@
                 <w:noProof/>
                 <w:webHidden/>
               </w:rPr>
-              <w:instrText xml:space="preserve"> PAGEREF _Toc214973110 \h </w:instrText>
+              <w:instrText xml:space="preserve"> PAGEREF _Toc215061738 \h </w:instrText>
             </w:r>
             <w:r>
               <w:rPr>
@@ -1498,7 +1515,7 @@
               <w14:ligatures w14:val="standardContextual"/>
             </w:rPr>
           </w:pPr>
-          <w:hyperlink w:anchor="_Toc214973111" w:history="1">
+          <w:hyperlink w:anchor="_Toc215061739" w:history="1">
             <w:r>
               <w:rPr>
                 <w:rStyle w:val="Hyperlink"/>
@@ -1526,7 +1543,7 @@
                 <w:noProof/>
                 <w:webHidden/>
               </w:rPr>
-              <w:instrText xml:space="preserve"> PAGEREF _Toc214973111 \h </w:instrText>
+              <w:instrText xml:space="preserve"> PAGEREF _Toc215061739 \h </w:instrText>
             </w:r>
             <w:r>
               <w:rPr>
@@ -1572,7 +1589,7 @@
               <w14:ligatures w14:val="standardContextual"/>
             </w:rPr>
           </w:pPr>
-          <w:hyperlink w:anchor="_Toc214973112" w:history="1">
+          <w:hyperlink w:anchor="_Toc215061740" w:history="1">
             <w:r>
               <w:rPr>
                 <w:rStyle w:val="Hyperlink"/>
@@ -1599,7 +1616,7 @@
                 <w:noProof/>
                 <w:webHidden/>
               </w:rPr>
-              <w:instrText xml:space="preserve"> PAGEREF _Toc214973112 \h </w:instrText>
+              <w:instrText xml:space="preserve"> PAGEREF _Toc215061740 \h </w:instrText>
             </w:r>
             <w:r>
               <w:rPr>
@@ -1645,7 +1662,7 @@
               <w14:ligatures w14:val="standardContextual"/>
             </w:rPr>
           </w:pPr>
-          <w:hyperlink w:anchor="_Toc214973113" w:history="1">
+          <w:hyperlink w:anchor="_Toc215061741" w:history="1">
             <w:r>
               <w:rPr>
                 <w:rStyle w:val="Hyperlink"/>
@@ -1673,7 +1690,7 @@
                 <w:noProof/>
                 <w:webHidden/>
               </w:rPr>
-              <w:instrText xml:space="preserve"> PAGEREF _Toc214973113 \h </w:instrText>
+              <w:instrText xml:space="preserve"> PAGEREF _Toc215061741 \h </w:instrText>
             </w:r>
             <w:r>
               <w:rPr>
@@ -1719,7 +1736,7 @@
               <w14:ligatures w14:val="standardContextual"/>
             </w:rPr>
           </w:pPr>
-          <w:hyperlink w:anchor="_Toc214973114" w:history="1">
+          <w:hyperlink w:anchor="_Toc215061742" w:history="1">
             <w:r>
               <w:rPr>
                 <w:rStyle w:val="Hyperlink"/>
@@ -1754,7 +1771,7 @@
                 <w:noProof/>
                 <w:webHidden/>
               </w:rPr>
-              <w:instrText xml:space="preserve"> PAGEREF _Toc214973114 \h </w:instrText>
+              <w:instrText xml:space="preserve"> PAGEREF _Toc215061742 \h </w:instrText>
             </w:r>
             <w:r>
               <w:rPr>
@@ -1800,7 +1817,7 @@
               <w14:ligatures w14:val="standardContextual"/>
             </w:rPr>
           </w:pPr>
-          <w:hyperlink w:anchor="_Toc214973115" w:history="1">
+          <w:hyperlink w:anchor="_Toc215061743" w:history="1">
             <w:r>
               <w:rPr>
                 <w:rStyle w:val="Hyperlink"/>
@@ -1828,7 +1845,7 @@
                 <w:noProof/>
                 <w:webHidden/>
               </w:rPr>
-              <w:instrText xml:space="preserve"> PAGEREF _Toc214973115 \h </w:instrText>
+              <w:instrText xml:space="preserve"> PAGEREF _Toc215061743 \h </w:instrText>
             </w:r>
             <w:r>
               <w:rPr>
@@ -1874,7 +1891,7 @@
               <w14:ligatures w14:val="standardContextual"/>
             </w:rPr>
           </w:pPr>
-          <w:hyperlink w:anchor="_Toc214973116" w:history="1">
+          <w:hyperlink w:anchor="_Toc215061744" w:history="1">
             <w:r>
               <w:rPr>
                 <w:rStyle w:val="Hyperlink"/>
@@ -1901,7 +1918,7 @@
                 <w:noProof/>
                 <w:webHidden/>
               </w:rPr>
-              <w:instrText xml:space="preserve"> PAGEREF _Toc214973116 \h </w:instrText>
+              <w:instrText xml:space="preserve"> PAGEREF _Toc215061744 \h </w:instrText>
             </w:r>
             <w:r>
               <w:rPr>
@@ -1947,7 +1964,7 @@
               <w14:ligatures w14:val="standardContextual"/>
             </w:rPr>
           </w:pPr>
-          <w:hyperlink w:anchor="_Toc214973117" w:history="1">
+          <w:hyperlink w:anchor="_Toc215061745" w:history="1">
             <w:r>
               <w:rPr>
                 <w:rStyle w:val="Hyperlink"/>
@@ -1975,7 +1992,7 @@
                 <w:noProof/>
                 <w:webHidden/>
               </w:rPr>
-              <w:instrText xml:space="preserve"> PAGEREF _Toc214973117 \h </w:instrText>
+              <w:instrText xml:space="preserve"> PAGEREF _Toc215061745 \h </w:instrText>
             </w:r>
             <w:r>
               <w:rPr>
@@ -2021,7 +2038,7 @@
               <w14:ligatures w14:val="standardContextual"/>
             </w:rPr>
           </w:pPr>
-          <w:hyperlink w:anchor="_Toc214973118" w:history="1">
+          <w:hyperlink w:anchor="_Toc215061746" w:history="1">
             <w:r>
               <w:rPr>
                 <w:rStyle w:val="Hyperlink"/>
@@ -2048,7 +2065,7 @@
                 <w:noProof/>
                 <w:webHidden/>
               </w:rPr>
-              <w:instrText xml:space="preserve"> PAGEREF _Toc214973118 \h </w:instrText>
+              <w:instrText xml:space="preserve"> PAGEREF _Toc215061746 \h </w:instrText>
             </w:r>
             <w:r>
               <w:rPr>
@@ -2100,7 +2117,7 @@
       <w:pPr>
         <w:pStyle w:val="Heading2"/>
       </w:pPr>
-      <w:bookmarkStart w:id="0" w:name="_Toc214973092"/>
+      <w:bookmarkStart w:id="0" w:name="_Toc215061720"/>
       <w:r>
         <w:rPr>
           <w:highlight w:val="yellow"/>
@@ -2247,7 +2264,7 @@
       <w:pPr>
         <w:pStyle w:val="Heading2"/>
       </w:pPr>
-      <w:bookmarkStart w:id="1" w:name="_Toc214973093"/>
+      <w:bookmarkStart w:id="1" w:name="_Toc215061721"/>
       <w:r>
         <w:t>2. Reverse a Singly Linked List</w:t>
       </w:r>
@@ -2331,7 +2348,7 @@
       <w:pPr>
         <w:pStyle w:val="Heading2"/>
       </w:pPr>
-      <w:bookmarkStart w:id="2" w:name="_Toc214973094"/>
+      <w:bookmarkStart w:id="2" w:name="_Toc215061722"/>
       <w:r>
         <w:t>3. Balanced Binary Tree</w:t>
       </w:r>
@@ -2454,7 +2471,7 @@
       <w:pPr>
         <w:pStyle w:val="Heading2"/>
       </w:pPr>
-      <w:bookmarkStart w:id="3" w:name="_Toc214973095"/>
+      <w:bookmarkStart w:id="3" w:name="_Toc215061723"/>
       <w:r>
         <w:rPr>
           <w:highlight w:val="yellow"/>
@@ -2621,7 +2638,7 @@
       <w:pPr>
         <w:pStyle w:val="Heading2"/>
       </w:pPr>
-      <w:bookmarkStart w:id="4" w:name="_Toc214973096"/>
+      <w:bookmarkStart w:id="4" w:name="_Toc215061724"/>
       <w:r>
         <w:rPr>
           <w:highlight w:val="yellow"/>
@@ -2756,7 +2773,7 @@
       <w:pPr>
         <w:pStyle w:val="Heading2"/>
       </w:pPr>
-      <w:bookmarkStart w:id="5" w:name="_Toc214973097"/>
+      <w:bookmarkStart w:id="5" w:name="_Toc215061725"/>
       <w:r>
         <w:rPr>
           <w:highlight w:val="yellow"/>
@@ -2938,7 +2955,7 @@
       <w:pPr>
         <w:pStyle w:val="Heading2"/>
       </w:pPr>
-      <w:bookmarkStart w:id="6" w:name="_Toc214973098"/>
+      <w:bookmarkStart w:id="6" w:name="_Toc215061726"/>
       <w:r>
         <w:rPr>
           <w:highlight w:val="yellow"/>
@@ -3149,9 +3166,18 @@
       <w:pPr>
         <w:pStyle w:val="Heading2"/>
       </w:pPr>
-      <w:bookmarkStart w:id="7" w:name="_Toc214973099"/>
-      <w:r>
+      <w:bookmarkStart w:id="7" w:name="_Toc215061727"/>
+      <w:r>
+        <w:rPr>
+          <w:highlight w:val="yellow"/>
+        </w:rPr>
         <w:t>8. Implement a Queue with Two Stacks</w:t>
+      </w:r>
+      <w:r>
+        <w:rPr>
+          <w:highlight w:val="yellow"/>
+        </w:rPr>
+        <w:t xml:space="preserve"> - Gowri</w:t>
       </w:r>
       <w:bookmarkEnd w:id="7"/>
     </w:p>
@@ -3375,7 +3401,7 @@
       <w:pPr>
         <w:pStyle w:val="Heading2"/>
       </w:pPr>
-      <w:bookmarkStart w:id="8" w:name="_Toc214973100"/>
+      <w:bookmarkStart w:id="8" w:name="_Toc215061728"/>
       <w:r>
         <w:rPr>
           <w:highlight w:val="yellow"/>
@@ -3493,7 +3519,7 @@
       <w:pPr>
         <w:pStyle w:val="Heading2"/>
       </w:pPr>
-      <w:bookmarkStart w:id="9" w:name="_Toc214973101"/>
+      <w:bookmarkStart w:id="9" w:name="_Toc215061729"/>
       <w:r>
         <w:rPr>
           <w:highlight w:val="yellow"/>
@@ -3712,7 +3738,7 @@
         <w:pStyle w:val="Heading2"/>
       </w:pPr>
       <w:bookmarkStart w:id="10" w:name="_Hlk214533652"/>
-      <w:bookmarkStart w:id="11" w:name="_Toc214973102"/>
+      <w:bookmarkStart w:id="11" w:name="_Toc215061730"/>
       <w:r>
         <w:rPr>
           <w:highlight w:val="yellow"/>
@@ -3866,7 +3892,7 @@
       <w:pPr>
         <w:pStyle w:val="Heading2"/>
       </w:pPr>
-      <w:bookmarkStart w:id="12" w:name="_Toc214973103"/>
+      <w:bookmarkStart w:id="12" w:name="_Toc215061731"/>
       <w:r>
         <w:t>12. Product of Array Except Self</w:t>
       </w:r>
@@ -3968,7 +3994,7 @@
       <w:pPr>
         <w:pStyle w:val="Heading2"/>
       </w:pPr>
-      <w:bookmarkStart w:id="13" w:name="_Toc214973104"/>
+      <w:bookmarkStart w:id="13" w:name="_Toc215061732"/>
       <w:r>
         <w:rPr>
           <w:highlight w:val="yellow"/>
@@ -4080,7 +4106,7 @@
       <w:pPr>
         <w:pStyle w:val="Heading2"/>
       </w:pPr>
-      <w:bookmarkStart w:id="14" w:name="_Toc214973105"/>
+      <w:bookmarkStart w:id="14" w:name="_Toc215061733"/>
       <w:r>
         <w:rPr>
           <w:highlight w:val="yellow"/>
@@ -4239,7 +4265,7 @@
       <w:pPr>
         <w:pStyle w:val="Heading2"/>
       </w:pPr>
-      <w:bookmarkStart w:id="15" w:name="_Toc214973106"/>
+      <w:bookmarkStart w:id="15" w:name="_Toc215061734"/>
       <w:r>
         <w:t>15. Group Anagrams</w:t>
       </w:r>
@@ -4413,7 +4439,7 @@
       <w:pPr>
         <w:pStyle w:val="Heading2"/>
       </w:pPr>
-      <w:bookmarkStart w:id="16" w:name="_Toc214973107"/>
+      <w:bookmarkStart w:id="16" w:name="_Toc215061735"/>
       <w:r>
         <w:rPr>
           <w:highlight w:val="yellow"/>
@@ -4530,7 +4556,7 @@
       <w:pPr>
         <w:pStyle w:val="Heading2"/>
       </w:pPr>
-      <w:bookmarkStart w:id="17" w:name="_Toc214973108"/>
+      <w:bookmarkStart w:id="17" w:name="_Toc215061736"/>
       <w:r>
         <w:rPr>
           <w:highlight w:val="yellow"/>
@@ -4672,7 +4698,7 @@
       <w:pPr>
         <w:pStyle w:val="Heading2"/>
       </w:pPr>
-      <w:bookmarkStart w:id="18" w:name="_Toc214973109"/>
+      <w:bookmarkStart w:id="18" w:name="_Toc215061737"/>
       <w:r>
         <w:t>18. Detect Cycle in a Linked List</w:t>
       </w:r>
@@ -4775,7 +4801,7 @@
       <w:pPr>
         <w:pStyle w:val="Heading2"/>
       </w:pPr>
-      <w:bookmarkStart w:id="19" w:name="_Toc214973110"/>
+      <w:bookmarkStart w:id="19" w:name="_Toc215061738"/>
       <w:r>
         <w:t>19. Merge Two Sorted Lists</w:t>
       </w:r>
@@ -4901,7 +4927,7 @@
       <w:pPr>
         <w:pStyle w:val="Heading2"/>
       </w:pPr>
-      <w:bookmarkStart w:id="20" w:name="_Toc214973111"/>
+      <w:bookmarkStart w:id="20" w:name="_Toc215061739"/>
       <w:r>
         <w:rPr>
           <w:highlight w:val="yellow"/>
@@ -5005,7 +5031,7 @@
       <w:pPr>
         <w:pStyle w:val="Heading2"/>
       </w:pPr>
-      <w:bookmarkStart w:id="21" w:name="_Toc214973112"/>
+      <w:bookmarkStart w:id="21" w:name="_Toc215061740"/>
       <w:r>
         <w:t>21. Lowest Common Ancestor of a Binary Search Tree (BST)</w:t>
       </w:r>
@@ -5131,7 +5157,7 @@
       <w:pPr>
         <w:pStyle w:val="Heading2"/>
       </w:pPr>
-      <w:bookmarkStart w:id="22" w:name="_Toc214973113"/>
+      <w:bookmarkStart w:id="22" w:name="_Toc215061741"/>
       <w:r>
         <w:rPr>
           <w:highlight w:val="yellow"/>
@@ -5259,7 +5285,7 @@
       <w:pPr>
         <w:pStyle w:val="Heading2"/>
       </w:pPr>
-      <w:bookmarkStart w:id="23" w:name="_Toc214973114"/>
+      <w:bookmarkStart w:id="23" w:name="_Toc215061742"/>
       <w:r>
         <w:rPr>
           <w:highlight w:val="yellow"/>
@@ -5383,7 +5409,7 @@
       <w:pPr>
         <w:pStyle w:val="Heading2"/>
       </w:pPr>
-      <w:bookmarkStart w:id="24" w:name="_Toc214973115"/>
+      <w:bookmarkStart w:id="24" w:name="_Toc215061743"/>
       <w:r>
         <w:rPr>
           <w:highlight w:val="yellow"/>
@@ -5523,7 +5549,7 @@
       <w:pPr>
         <w:pStyle w:val="Heading2"/>
       </w:pPr>
-      <w:bookmarkStart w:id="25" w:name="_Toc214973116"/>
+      <w:bookmarkStart w:id="25" w:name="_Toc215061744"/>
       <w:r>
         <w:lastRenderedPageBreak/>
         <w:t>25. Coin Change</w:t>
@@ -5642,7 +5668,7 @@
       <w:pPr>
         <w:pStyle w:val="Heading2"/>
       </w:pPr>
-      <w:bookmarkStart w:id="26" w:name="_Toc214973117"/>
+      <w:bookmarkStart w:id="26" w:name="_Toc215061745"/>
       <w:r>
         <w:rPr>
           <w:highlight w:val="yellow"/>
@@ -5753,7 +5779,7 @@
       <w:pPr>
         <w:pStyle w:val="Heading2"/>
       </w:pPr>
-      <w:bookmarkStart w:id="27" w:name="_Toc214973118"/>
+      <w:bookmarkStart w:id="27" w:name="_Toc215061746"/>
       <w:r>
         <w:t>27. Implement LRU Cache</w:t>
       </w:r>

--- a/Training Materials/14. DSA with JavaScript/Hands On Assignments/JavaScript GS DSA Coding Questions-Set 1.docx
+++ b/Training Materials/14. DSA with JavaScript/Hands On Assignments/JavaScript GS DSA Coding Questions-Set 1.docx
@@ -85,12 +85,11 @@
           <w:r>
             <w:fldChar w:fldCharType="separate"/>
           </w:r>
-          <w:hyperlink w:anchor="_Toc215061720" w:history="1">
+          <w:hyperlink w:anchor="_Toc216606517" w:history="1">
             <w:r>
               <w:rPr>
                 <w:rStyle w:val="Hyperlink"/>
                 <w:noProof/>
-                <w:highlight w:val="yellow"/>
               </w:rPr>
               <w:t>1. Palindrome Checker</w:t>
             </w:r>
@@ -113,7 +112,7 @@
                 <w:noProof/>
                 <w:webHidden/>
               </w:rPr>
-              <w:instrText xml:space="preserve"> PAGEREF _Toc215061720 \h </w:instrText>
+              <w:instrText xml:space="preserve"> PAGEREF _Toc216606517 \h </w:instrText>
             </w:r>
             <w:r>
               <w:rPr>
@@ -159,7 +158,7 @@
               <w14:ligatures w14:val="standardContextual"/>
             </w:rPr>
           </w:pPr>
-          <w:hyperlink w:anchor="_Toc215061721" w:history="1">
+          <w:hyperlink w:anchor="_Toc216606518" w:history="1">
             <w:r>
               <w:rPr>
                 <w:rStyle w:val="Hyperlink"/>
@@ -186,7 +185,7 @@
                 <w:noProof/>
                 <w:webHidden/>
               </w:rPr>
-              <w:instrText xml:space="preserve"> PAGEREF _Toc215061721 \h </w:instrText>
+              <w:instrText xml:space="preserve"> PAGEREF _Toc216606518 \h </w:instrText>
             </w:r>
             <w:r>
               <w:rPr>
@@ -232,7 +231,7 @@
               <w14:ligatures w14:val="standardContextual"/>
             </w:rPr>
           </w:pPr>
-          <w:hyperlink w:anchor="_Toc215061722" w:history="1">
+          <w:hyperlink w:anchor="_Toc216606519" w:history="1">
             <w:r>
               <w:rPr>
                 <w:rStyle w:val="Hyperlink"/>
@@ -259,7 +258,7 @@
                 <w:noProof/>
                 <w:webHidden/>
               </w:rPr>
-              <w:instrText xml:space="preserve"> PAGEREF _Toc215061722 \h </w:instrText>
+              <w:instrText xml:space="preserve"> PAGEREF _Toc216606519 \h </w:instrText>
             </w:r>
             <w:r>
               <w:rPr>
@@ -305,12 +304,11 @@
               <w14:ligatures w14:val="standardContextual"/>
             </w:rPr>
           </w:pPr>
-          <w:hyperlink w:anchor="_Toc215061723" w:history="1">
+          <w:hyperlink w:anchor="_Toc216606520" w:history="1">
             <w:r>
               <w:rPr>
                 <w:rStyle w:val="Hyperlink"/>
                 <w:noProof/>
-                <w:highlight w:val="yellow"/>
               </w:rPr>
               <w:t>4. First Non-Repeating Character</w:t>
             </w:r>
@@ -333,7 +331,7 @@
                 <w:noProof/>
                 <w:webHidden/>
               </w:rPr>
-              <w:instrText xml:space="preserve"> PAGEREF _Toc215061723 \h </w:instrText>
+              <w:instrText xml:space="preserve"> PAGEREF _Toc216606520 \h </w:instrText>
             </w:r>
             <w:r>
               <w:rPr>
@@ -379,12 +377,11 @@
               <w14:ligatures w14:val="standardContextual"/>
             </w:rPr>
           </w:pPr>
-          <w:hyperlink w:anchor="_Toc215061724" w:history="1">
+          <w:hyperlink w:anchor="_Toc216606521" w:history="1">
             <w:r>
               <w:rPr>
                 <w:rStyle w:val="Hyperlink"/>
                 <w:noProof/>
-                <w:highlight w:val="yellow"/>
               </w:rPr>
               <w:t>5. Binary Search</w:t>
             </w:r>
@@ -407,7 +404,7 @@
                 <w:noProof/>
                 <w:webHidden/>
               </w:rPr>
-              <w:instrText xml:space="preserve"> PAGEREF _Toc215061724 \h </w:instrText>
+              <w:instrText xml:space="preserve"> PAGEREF _Toc216606521 \h </w:instrText>
             </w:r>
             <w:r>
               <w:rPr>
@@ -453,12 +450,11 @@
               <w14:ligatures w14:val="standardContextual"/>
             </w:rPr>
           </w:pPr>
-          <w:hyperlink w:anchor="_Toc215061725" w:history="1">
+          <w:hyperlink w:anchor="_Toc216606522" w:history="1">
             <w:r>
               <w:rPr>
                 <w:rStyle w:val="Hyperlink"/>
                 <w:noProof/>
-                <w:highlight w:val="yellow"/>
               </w:rPr>
               <w:t>6. Nth Fibonacci Number</w:t>
             </w:r>
@@ -481,7 +477,7 @@
                 <w:noProof/>
                 <w:webHidden/>
               </w:rPr>
-              <w:instrText xml:space="preserve"> PAGEREF _Toc215061725 \h </w:instrText>
+              <w:instrText xml:space="preserve"> PAGEREF _Toc216606522 \h </w:instrText>
             </w:r>
             <w:r>
               <w:rPr>
@@ -527,24 +523,16 @@
               <w14:ligatures w14:val="standardContextual"/>
             </w:rPr>
           </w:pPr>
-          <w:hyperlink w:anchor="_Toc215061726" w:history="1">
+          <w:hyperlink w:anchor="_Toc216606523" w:history="1">
             <w:r>
               <w:rPr>
                 <w:rStyle w:val="Hyperlink"/>
                 <w:noProof/>
-                <w:highlight w:val="yellow"/>
               </w:rPr>
               <w:t>7. Breadth-First Search (BFS) in a Graph</w:t>
             </w:r>
             <w:r>
               <w:rPr>
-                <w:rStyle w:val="Hyperlink"/>
-                <w:noProof/>
-              </w:rPr>
-              <w:t xml:space="preserve"> - Gopi</w:t>
-            </w:r>
-            <w:r>
-              <w:rPr>
                 <w:noProof/>
                 <w:webHidden/>
               </w:rPr>
@@ -562,7 +550,7 @@
                 <w:noProof/>
                 <w:webHidden/>
               </w:rPr>
-              <w:instrText xml:space="preserve"> PAGEREF _Toc215061726 \h </w:instrText>
+              <w:instrText xml:space="preserve"> PAGEREF _Toc216606523 \h </w:instrText>
             </w:r>
             <w:r>
               <w:rPr>
@@ -608,14 +596,13 @@
               <w14:ligatures w14:val="standardContextual"/>
             </w:rPr>
           </w:pPr>
-          <w:hyperlink w:anchor="_Toc215061727" w:history="1">
+          <w:hyperlink w:anchor="_Toc216606524" w:history="1">
             <w:r>
               <w:rPr>
                 <w:rStyle w:val="Hyperlink"/>
                 <w:noProof/>
-                <w:highlight w:val="yellow"/>
-              </w:rPr>
-              <w:t>8. Implement a Queue with Two Stacks - Gowri</w:t>
+              </w:rPr>
+              <w:t>8. Implement a Queue with Two Stacks</w:t>
             </w:r>
             <w:r>
               <w:rPr>
@@ -636,7 +623,7 @@
                 <w:noProof/>
                 <w:webHidden/>
               </w:rPr>
-              <w:instrText xml:space="preserve"> PAGEREF _Toc215061727 \h </w:instrText>
+              <w:instrText xml:space="preserve"> PAGEREF _Toc216606524 \h </w:instrText>
             </w:r>
             <w:r>
               <w:rPr>
@@ -682,12 +669,11 @@
               <w14:ligatures w14:val="standardContextual"/>
             </w:rPr>
           </w:pPr>
-          <w:hyperlink w:anchor="_Toc215061728" w:history="1">
+          <w:hyperlink w:anchor="_Toc216606525" w:history="1">
             <w:r>
               <w:rPr>
                 <w:rStyle w:val="Hyperlink"/>
                 <w:noProof/>
-                <w:highlight w:val="yellow"/>
               </w:rPr>
               <w:t>9. Two Sum</w:t>
             </w:r>
@@ -710,7 +696,7 @@
                 <w:noProof/>
                 <w:webHidden/>
               </w:rPr>
-              <w:instrText xml:space="preserve"> PAGEREF _Toc215061728 \h </w:instrText>
+              <w:instrText xml:space="preserve"> PAGEREF _Toc216606525 \h </w:instrText>
             </w:r>
             <w:r>
               <w:rPr>
@@ -756,12 +742,11 @@
               <w14:ligatures w14:val="standardContextual"/>
             </w:rPr>
           </w:pPr>
-          <w:hyperlink w:anchor="_Toc215061729" w:history="1">
+          <w:hyperlink w:anchor="_Toc216606526" w:history="1">
             <w:r>
               <w:rPr>
                 <w:rStyle w:val="Hyperlink"/>
                 <w:noProof/>
-                <w:highlight w:val="yellow"/>
               </w:rPr>
               <w:t>10. Valid Parentheses</w:t>
             </w:r>
@@ -784,7 +769,7 @@
                 <w:noProof/>
                 <w:webHidden/>
               </w:rPr>
-              <w:instrText xml:space="preserve"> PAGEREF _Toc215061729 \h </w:instrText>
+              <w:instrText xml:space="preserve"> PAGEREF _Toc216606526 \h </w:instrText>
             </w:r>
             <w:r>
               <w:rPr>
@@ -830,12 +815,11 @@
               <w14:ligatures w14:val="standardContextual"/>
             </w:rPr>
           </w:pPr>
-          <w:hyperlink w:anchor="_Toc215061730" w:history="1">
+          <w:hyperlink w:anchor="_Toc216606527" w:history="1">
             <w:r>
               <w:rPr>
                 <w:rStyle w:val="Hyperlink"/>
                 <w:noProof/>
-                <w:highlight w:val="yellow"/>
               </w:rPr>
               <w:t>11. Maximum Subarray</w:t>
             </w:r>
@@ -858,7 +842,7 @@
                 <w:noProof/>
                 <w:webHidden/>
               </w:rPr>
-              <w:instrText xml:space="preserve"> PAGEREF _Toc215061730 \h </w:instrText>
+              <w:instrText xml:space="preserve"> PAGEREF _Toc216606527 \h </w:instrText>
             </w:r>
             <w:r>
               <w:rPr>
@@ -904,7 +888,7 @@
               <w14:ligatures w14:val="standardContextual"/>
             </w:rPr>
           </w:pPr>
-          <w:hyperlink w:anchor="_Toc215061731" w:history="1">
+          <w:hyperlink w:anchor="_Toc216606528" w:history="1">
             <w:r>
               <w:rPr>
                 <w:rStyle w:val="Hyperlink"/>
@@ -931,7 +915,7 @@
                 <w:noProof/>
                 <w:webHidden/>
               </w:rPr>
-              <w:instrText xml:space="preserve"> PAGEREF _Toc215061731 \h </w:instrText>
+              <w:instrText xml:space="preserve"> PAGEREF _Toc216606528 \h </w:instrText>
             </w:r>
             <w:r>
               <w:rPr>
@@ -977,30 +961,13 @@
               <w14:ligatures w14:val="standardContextual"/>
             </w:rPr>
           </w:pPr>
-          <w:hyperlink w:anchor="_Toc215061732" w:history="1">
+          <w:hyperlink w:anchor="_Toc216606529" w:history="1">
             <w:r>
               <w:rPr>
                 <w:rStyle w:val="Hyperlink"/>
                 <w:noProof/>
-                <w:highlight w:val="yellow"/>
-              </w:rPr>
-              <w:t>13. Best Time to Buy and</w:t>
-            </w:r>
-            <w:r>
-              <w:rPr>
-                <w:rStyle w:val="Hyperlink"/>
-                <w:noProof/>
-                <w:highlight w:val="yellow"/>
-              </w:rPr>
-              <w:t xml:space="preserve"> </w:t>
-            </w:r>
-            <w:r>
-              <w:rPr>
-                <w:rStyle w:val="Hyperlink"/>
-                <w:noProof/>
-                <w:highlight w:val="yellow"/>
-              </w:rPr>
-              <w:t>Sell Stock - Dixon</w:t>
+              </w:rPr>
+              <w:t>13. Best Time to Buy and Sell Stock</w:t>
             </w:r>
             <w:r>
               <w:rPr>
@@ -1021,7 +988,7 @@
                 <w:noProof/>
                 <w:webHidden/>
               </w:rPr>
-              <w:instrText xml:space="preserve"> PAGEREF _Toc215061732 \h </w:instrText>
+              <w:instrText xml:space="preserve"> PAGEREF _Toc216606529 \h </w:instrText>
             </w:r>
             <w:r>
               <w:rPr>
@@ -1067,14 +1034,13 @@
               <w14:ligatures w14:val="standardContextual"/>
             </w:rPr>
           </w:pPr>
-          <w:hyperlink w:anchor="_Toc215061733" w:history="1">
+          <w:hyperlink w:anchor="_Toc216606530" w:history="1">
             <w:r>
               <w:rPr>
                 <w:rStyle w:val="Hyperlink"/>
                 <w:noProof/>
-                <w:highlight w:val="yellow"/>
-              </w:rPr>
-              <w:t>14. Set Matrix Zeroes - Monika</w:t>
+              </w:rPr>
+              <w:t>14. Set Matrix Zeroes</w:t>
             </w:r>
             <w:r>
               <w:rPr>
@@ -1095,7 +1061,7 @@
                 <w:noProof/>
                 <w:webHidden/>
               </w:rPr>
-              <w:instrText xml:space="preserve"> PAGEREF _Toc215061733 \h </w:instrText>
+              <w:instrText xml:space="preserve"> PAGEREF _Toc216606530 \h </w:instrText>
             </w:r>
             <w:r>
               <w:rPr>
@@ -1141,7 +1107,7 @@
               <w14:ligatures w14:val="standardContextual"/>
             </w:rPr>
           </w:pPr>
-          <w:hyperlink w:anchor="_Toc215061734" w:history="1">
+          <w:hyperlink w:anchor="_Toc216606531" w:history="1">
             <w:r>
               <w:rPr>
                 <w:rStyle w:val="Hyperlink"/>
@@ -1168,7 +1134,7 @@
                 <w:noProof/>
                 <w:webHidden/>
               </w:rPr>
-              <w:instrText xml:space="preserve"> PAGEREF _Toc215061734 \h </w:instrText>
+              <w:instrText xml:space="preserve"> PAGEREF _Toc216606531 \h </w:instrText>
             </w:r>
             <w:r>
               <w:rPr>
@@ -1214,24 +1180,16 @@
               <w14:ligatures w14:val="standardContextual"/>
             </w:rPr>
           </w:pPr>
-          <w:hyperlink w:anchor="_Toc215061735" w:history="1">
+          <w:hyperlink w:anchor="_Toc216606532" w:history="1">
             <w:r>
               <w:rPr>
                 <w:rStyle w:val="Hyperlink"/>
                 <w:noProof/>
-                <w:highlight w:val="yellow"/>
               </w:rPr>
               <w:t>16. Longest Substring Without Repeating Characters</w:t>
             </w:r>
             <w:r>
               <w:rPr>
-                <w:rStyle w:val="Hyperlink"/>
-                <w:noProof/>
-              </w:rPr>
-              <w:t xml:space="preserve"> - Nirmal</w:t>
-            </w:r>
-            <w:r>
-              <w:rPr>
                 <w:noProof/>
                 <w:webHidden/>
               </w:rPr>
@@ -1249,7 +1207,7 @@
                 <w:noProof/>
                 <w:webHidden/>
               </w:rPr>
-              <w:instrText xml:space="preserve"> PAGEREF _Toc215061735 \h </w:instrText>
+              <w:instrText xml:space="preserve"> PAGEREF _Toc216606532 \h </w:instrText>
             </w:r>
             <w:r>
               <w:rPr>
@@ -1295,14 +1253,13 @@
               <w14:ligatures w14:val="standardContextual"/>
             </w:rPr>
           </w:pPr>
-          <w:hyperlink w:anchor="_Toc215061736" w:history="1">
+          <w:hyperlink w:anchor="_Toc216606533" w:history="1">
             <w:r>
               <w:rPr>
                 <w:rStyle w:val="Hyperlink"/>
                 <w:noProof/>
-                <w:highlight w:val="yellow"/>
-              </w:rPr>
-              <w:t>17. Reverse Words in a String - Navi</w:t>
+              </w:rPr>
+              <w:t>17. Reverse Words in a String</w:t>
             </w:r>
             <w:r>
               <w:rPr>
@@ -1323,7 +1280,7 @@
                 <w:noProof/>
                 <w:webHidden/>
               </w:rPr>
-              <w:instrText xml:space="preserve"> PAGEREF _Toc215061736 \h </w:instrText>
+              <w:instrText xml:space="preserve"> PAGEREF _Toc216606533 \h </w:instrText>
             </w:r>
             <w:r>
               <w:rPr>
@@ -1369,7 +1326,7 @@
               <w14:ligatures w14:val="standardContextual"/>
             </w:rPr>
           </w:pPr>
-          <w:hyperlink w:anchor="_Toc215061737" w:history="1">
+          <w:hyperlink w:anchor="_Toc216606534" w:history="1">
             <w:r>
               <w:rPr>
                 <w:rStyle w:val="Hyperlink"/>
@@ -1396,7 +1353,7 @@
                 <w:noProof/>
                 <w:webHidden/>
               </w:rPr>
-              <w:instrText xml:space="preserve"> PAGEREF _Toc215061737 \h </w:instrText>
+              <w:instrText xml:space="preserve"> PAGEREF _Toc216606534 \h </w:instrText>
             </w:r>
             <w:r>
               <w:rPr>
@@ -1442,7 +1399,7 @@
               <w14:ligatures w14:val="standardContextual"/>
             </w:rPr>
           </w:pPr>
-          <w:hyperlink w:anchor="_Toc215061738" w:history="1">
+          <w:hyperlink w:anchor="_Toc216606535" w:history="1">
             <w:r>
               <w:rPr>
                 <w:rStyle w:val="Hyperlink"/>
@@ -1469,7 +1426,7 @@
                 <w:noProof/>
                 <w:webHidden/>
               </w:rPr>
-              <w:instrText xml:space="preserve"> PAGEREF _Toc215061738 \h </w:instrText>
+              <w:instrText xml:space="preserve"> PAGEREF _Toc216606535 \h </w:instrText>
             </w:r>
             <w:r>
               <w:rPr>
@@ -1515,14 +1472,13 @@
               <w14:ligatures w14:val="standardContextual"/>
             </w:rPr>
           </w:pPr>
-          <w:hyperlink w:anchor="_Toc215061739" w:history="1">
+          <w:hyperlink w:anchor="_Toc216606536" w:history="1">
             <w:r>
               <w:rPr>
                 <w:rStyle w:val="Hyperlink"/>
                 <w:noProof/>
-                <w:highlight w:val="yellow"/>
-              </w:rPr>
-              <w:t>20. Invert/Flip Binary Tree - Chary</w:t>
+              </w:rPr>
+              <w:t>20. Invert/Flip Binary Tree</w:t>
             </w:r>
             <w:r>
               <w:rPr>
@@ -1543,7 +1499,7 @@
                 <w:noProof/>
                 <w:webHidden/>
               </w:rPr>
-              <w:instrText xml:space="preserve"> PAGEREF _Toc215061739 \h </w:instrText>
+              <w:instrText xml:space="preserve"> PAGEREF _Toc216606536 \h </w:instrText>
             </w:r>
             <w:r>
               <w:rPr>
@@ -1589,7 +1545,7 @@
               <w14:ligatures w14:val="standardContextual"/>
             </w:rPr>
           </w:pPr>
-          <w:hyperlink w:anchor="_Toc215061740" w:history="1">
+          <w:hyperlink w:anchor="_Toc216606537" w:history="1">
             <w:r>
               <w:rPr>
                 <w:rStyle w:val="Hyperlink"/>
@@ -1616,7 +1572,7 @@
                 <w:noProof/>
                 <w:webHidden/>
               </w:rPr>
-              <w:instrText xml:space="preserve"> PAGEREF _Toc215061740 \h </w:instrText>
+              <w:instrText xml:space="preserve"> PAGEREF _Toc216606537 \h </w:instrText>
             </w:r>
             <w:r>
               <w:rPr>
@@ -1662,14 +1618,13 @@
               <w14:ligatures w14:val="standardContextual"/>
             </w:rPr>
           </w:pPr>
-          <w:hyperlink w:anchor="_Toc215061741" w:history="1">
+          <w:hyperlink w:anchor="_Toc216606538" w:history="1">
             <w:r>
               <w:rPr>
                 <w:rStyle w:val="Hyperlink"/>
                 <w:noProof/>
-                <w:highlight w:val="yellow"/>
-              </w:rPr>
-              <w:t>22. Kth Largest Element in an Array - Nabil</w:t>
+              </w:rPr>
+              <w:t>22. Kth Largest Element in an Array</w:t>
             </w:r>
             <w:r>
               <w:rPr>
@@ -1690,7 +1645,7 @@
                 <w:noProof/>
                 <w:webHidden/>
               </w:rPr>
-              <w:instrText xml:space="preserve"> PAGEREF _Toc215061741 \h </w:instrText>
+              <w:instrText xml:space="preserve"> PAGEREF _Toc216606538 \h </w:instrText>
             </w:r>
             <w:r>
               <w:rPr>
@@ -1736,24 +1691,16 @@
               <w14:ligatures w14:val="standardContextual"/>
             </w:rPr>
           </w:pPr>
-          <w:hyperlink w:anchor="_Toc215061742" w:history="1">
+          <w:hyperlink w:anchor="_Toc216606539" w:history="1">
             <w:r>
               <w:rPr>
                 <w:rStyle w:val="Hyperlink"/>
                 <w:noProof/>
-                <w:highlight w:val="yellow"/>
               </w:rPr>
               <w:t>23. Search in Rotated Sorted Array</w:t>
             </w:r>
             <w:r>
               <w:rPr>
-                <w:rStyle w:val="Hyperlink"/>
-                <w:noProof/>
-              </w:rPr>
-              <w:t xml:space="preserve"> - Niya</w:t>
-            </w:r>
-            <w:r>
-              <w:rPr>
                 <w:noProof/>
                 <w:webHidden/>
               </w:rPr>
@@ -1771,7 +1718,7 @@
                 <w:noProof/>
                 <w:webHidden/>
               </w:rPr>
-              <w:instrText xml:space="preserve"> PAGEREF _Toc215061742 \h </w:instrText>
+              <w:instrText xml:space="preserve"> PAGEREF _Toc216606539 \h </w:instrText>
             </w:r>
             <w:r>
               <w:rPr>
@@ -1817,14 +1764,13 @@
               <w14:ligatures w14:val="standardContextual"/>
             </w:rPr>
           </w:pPr>
-          <w:hyperlink w:anchor="_Toc215061743" w:history="1">
+          <w:hyperlink w:anchor="_Toc216606540" w:history="1">
             <w:r>
               <w:rPr>
                 <w:rStyle w:val="Hyperlink"/>
                 <w:noProof/>
-                <w:highlight w:val="yellow"/>
-              </w:rPr>
-              <w:t>24. Climbing Stairs - Bhagyashree</w:t>
+              </w:rPr>
+              <w:t>24. Climbing Stairs</w:t>
             </w:r>
             <w:r>
               <w:rPr>
@@ -1845,7 +1791,7 @@
                 <w:noProof/>
                 <w:webHidden/>
               </w:rPr>
-              <w:instrText xml:space="preserve"> PAGEREF _Toc215061743 \h </w:instrText>
+              <w:instrText xml:space="preserve"> PAGEREF _Toc216606540 \h </w:instrText>
             </w:r>
             <w:r>
               <w:rPr>
@@ -1891,7 +1837,7 @@
               <w14:ligatures w14:val="standardContextual"/>
             </w:rPr>
           </w:pPr>
-          <w:hyperlink w:anchor="_Toc215061744" w:history="1">
+          <w:hyperlink w:anchor="_Toc216606541" w:history="1">
             <w:r>
               <w:rPr>
                 <w:rStyle w:val="Hyperlink"/>
@@ -1918,7 +1864,7 @@
                 <w:noProof/>
                 <w:webHidden/>
               </w:rPr>
-              <w:instrText xml:space="preserve"> PAGEREF _Toc215061744 \h </w:instrText>
+              <w:instrText xml:space="preserve"> PAGEREF _Toc216606541 \h </w:instrText>
             </w:r>
             <w:r>
               <w:rPr>
@@ -1964,14 +1910,13 @@
               <w14:ligatures w14:val="standardContextual"/>
             </w:rPr>
           </w:pPr>
-          <w:hyperlink w:anchor="_Toc215061745" w:history="1">
+          <w:hyperlink w:anchor="_Toc216606542" w:history="1">
             <w:r>
               <w:rPr>
                 <w:rStyle w:val="Hyperlink"/>
                 <w:noProof/>
-                <w:highlight w:val="yellow"/>
-              </w:rPr>
-              <w:t>26. Container With Most Water - Sukanya</w:t>
+              </w:rPr>
+              <w:t>26. Container With Most Water</w:t>
             </w:r>
             <w:r>
               <w:rPr>
@@ -1992,7 +1937,7 @@
                 <w:noProof/>
                 <w:webHidden/>
               </w:rPr>
-              <w:instrText xml:space="preserve"> PAGEREF _Toc215061745 \h </w:instrText>
+              <w:instrText xml:space="preserve"> PAGEREF _Toc216606542 \h </w:instrText>
             </w:r>
             <w:r>
               <w:rPr>
@@ -2038,7 +1983,7 @@
               <w14:ligatures w14:val="standardContextual"/>
             </w:rPr>
           </w:pPr>
-          <w:hyperlink w:anchor="_Toc215061746" w:history="1">
+          <w:hyperlink w:anchor="_Toc216606543" w:history="1">
             <w:r>
               <w:rPr>
                 <w:rStyle w:val="Hyperlink"/>
@@ -2065,7 +2010,7 @@
                 <w:noProof/>
                 <w:webHidden/>
               </w:rPr>
-              <w:instrText xml:space="preserve"> PAGEREF _Toc215061746 \h </w:instrText>
+              <w:instrText xml:space="preserve"> PAGEREF _Toc216606543 \h </w:instrText>
             </w:r>
             <w:r>
               <w:rPr>
@@ -2112,28 +2057,165 @@
       <w:pPr>
         <w:pStyle w:val="Heading2"/>
       </w:pPr>
+      <w:bookmarkStart w:id="0" w:name="_Toc216606517"/>
+      <w:r>
+        <w:lastRenderedPageBreak/>
+        <w:t>1. Palindrome Checker</w:t>
+      </w:r>
+      <w:bookmarkEnd w:id="0"/>
+    </w:p>
+    <w:p>
+      <w:r>
+        <w:t>Problem: Given a string, determine if it is a palindrome, considering only alphanumeric characters and ignoring cases.</w:t>
+      </w:r>
+    </w:p>
+    <w:p>
+      <w:r>
+        <w:t>Hints: Use two pointers (start and end) and move towards the center, skipping non-alphanumeric characters.</w:t>
+      </w:r>
+    </w:p>
+    <w:p>
+      <w:r>
+        <w:t>Examples:</w:t>
+      </w:r>
+    </w:p>
+    <w:p>
+      <w:pPr>
+        <w:pStyle w:val="ListBullet"/>
+      </w:pPr>
+      <w:r>
+        <w:t>Input: "A man, a plan, a canal: Panama"</w:t>
+      </w:r>
+    </w:p>
+    <w:p>
+      <w:pPr>
+        <w:pStyle w:val="ListBullet"/>
+      </w:pPr>
+      <w:r>
+        <w:t>Output: true</w:t>
+      </w:r>
+    </w:p>
+    <w:p>
+      <w:pPr>
+        <w:pStyle w:val="ListBullet"/>
+      </w:pPr>
+      <w:r>
+        <w:t>Input: "race a car"</w:t>
+      </w:r>
+    </w:p>
+    <w:p>
+      <w:pPr>
+        <w:pStyle w:val="ListBullet"/>
+      </w:pPr>
+      <w:r>
+        <w:t>Output: false</w:t>
+      </w:r>
+    </w:p>
+    <w:p>
+      <w:pPr>
+        <w:pStyle w:val="ListBullet"/>
+      </w:pPr>
+      <w:r>
+        <w:t>Input: "No 'x' in Nixon"</w:t>
+      </w:r>
+    </w:p>
+    <w:p>
+      <w:pPr>
+        <w:pStyle w:val="ListBullet"/>
+      </w:pPr>
+      <w:r>
+        <w:t>Output: true</w:t>
+      </w:r>
+    </w:p>
+    <w:p>
+      <w:r>
+        <w:t>function isPalindrome(s) {</w:t>
+      </w:r>
+      <w:r>
+        <w:br/>
+        <w:t xml:space="preserve">  // TODO: implement</w:t>
+      </w:r>
+      <w:r>
+        <w:br/>
+        <w:t>}</w:t>
+      </w:r>
+      <w:r>
+        <w:br/>
+      </w:r>
+      <w:r>
+        <w:br/>
+        <w:t>// Test cases</w:t>
+      </w:r>
+      <w:r>
+        <w:br/>
+      </w:r>
+      <w:proofErr w:type="gramStart"/>
+      <w:r>
+        <w:t>console.log(isPalindrome(</w:t>
+      </w:r>
+      <w:proofErr w:type="gramEnd"/>
+      <w:r>
+        <w:t>"A man, a plan, a canal: Panama")); // true</w:t>
+      </w:r>
+      <w:r>
+        <w:br/>
+      </w:r>
+      <w:proofErr w:type="gramStart"/>
+      <w:r>
+        <w:t>console.log(isPalindrome(</w:t>
+      </w:r>
+      <w:proofErr w:type="gramEnd"/>
+      <w:r>
+        <w:t>"race a car")); // false</w:t>
+      </w:r>
+      <w:r>
+        <w:br/>
+      </w:r>
+      <w:proofErr w:type="gramStart"/>
+      <w:r>
+        <w:t>console.log(isPalindrome(</w:t>
+      </w:r>
+      <w:proofErr w:type="gramEnd"/>
+      <w:r>
+        <w:t>"No 'x' in Nixon")); // true</w:t>
+      </w:r>
+    </w:p>
+    <w:p>
+      <w:r>
+        <w:t xml:space="preserve">Optimal Complexity: Time O(n); Space </w:t>
+      </w:r>
+      <w:proofErr w:type="gramStart"/>
+      <w:r>
+        <w:t>O(</w:t>
+      </w:r>
+      <w:proofErr w:type="gramEnd"/>
+      <w:r>
+        <w:t>1) extra (two pointers; ignoring character set normalization storage)</w:t>
+      </w:r>
+    </w:p>
+    <w:p>
+      <w:r>
+        <w:br/>
+      </w:r>
     </w:p>
     <w:p>
       <w:pPr>
         <w:pStyle w:val="Heading2"/>
       </w:pPr>
-      <w:bookmarkStart w:id="0" w:name="_Toc215061720"/>
-      <w:r>
-        <w:rPr>
-          <w:highlight w:val="yellow"/>
-        </w:rPr>
-        <w:t>1. Palindrome Checker</w:t>
-      </w:r>
-      <w:bookmarkEnd w:id="0"/>
-    </w:p>
-    <w:p>
-      <w:r>
-        <w:t>Problem: Given a string, determine if it is a palindrome, considering only alphanumeric characters and ignoring cases.</w:t>
-      </w:r>
-    </w:p>
-    <w:p>
-      <w:r>
-        <w:t>Hints: Use two pointers (start and end) and move towards the center, skipping non-alphanumeric characters.</w:t>
+      <w:bookmarkStart w:id="1" w:name="_Toc216606518"/>
+      <w:r>
+        <w:t>2. Reverse a Singly Linked List</w:t>
+      </w:r>
+      <w:bookmarkEnd w:id="1"/>
+    </w:p>
+    <w:p>
+      <w:r>
+        <w:t>Problem: Reverse a singly linked list.</w:t>
+      </w:r>
+    </w:p>
+    <w:p>
+      <w:r>
+        <w:t>Hints: Iteratively update pointers (prev, curr, next) or use recursion.</w:t>
       </w:r>
     </w:p>
     <w:p>
@@ -2146,7 +2228,7 @@
         <w:pStyle w:val="ListBullet"/>
       </w:pPr>
       <w:r>
-        <w:t>Input: "A man, a plan, a canal: Panama"</w:t>
+        <w:t>Input: 1 -&gt; 2 -&gt; 3 -&gt; 4 -&gt; 5</w:t>
       </w:r>
     </w:p>
     <w:p>
@@ -2154,7 +2236,85 @@
         <w:pStyle w:val="ListBullet"/>
       </w:pPr>
       <w:r>
-        <w:t>Output: true</w:t>
+        <w:t>Output: 5 -&gt; 4 -&gt; 3 -&gt; 2 -&gt; 1</w:t>
+      </w:r>
+    </w:p>
+    <w:p>
+      <w:r>
+        <w:t>function reverseLinkedList(head) {</w:t>
+      </w:r>
+      <w:r>
+        <w:br/>
+        <w:t xml:space="preserve">  // TODO: implement</w:t>
+      </w:r>
+      <w:r>
+        <w:br/>
+        <w:t>}</w:t>
+      </w:r>
+      <w:r>
+        <w:br/>
+      </w:r>
+      <w:r>
+        <w:br/>
+      </w:r>
+      <w:r>
+        <w:lastRenderedPageBreak/>
+        <w:t>// Example list: 1 -&gt; 2 -&gt; 3 -&gt; 4 -&gt; 5</w:t>
+      </w:r>
+      <w:r>
+        <w:br/>
+        <w:t>// Test cases (pseudo since linked list requires a node structure)</w:t>
+      </w:r>
+    </w:p>
+    <w:p>
+      <w:r>
+        <w:t xml:space="preserve">Optimal Complexity: Time O(n); Space </w:t>
+      </w:r>
+      <w:proofErr w:type="gramStart"/>
+      <w:r>
+        <w:t>O(</w:t>
+      </w:r>
+      <w:proofErr w:type="gramEnd"/>
+      <w:r>
+        <w:t>1)</w:t>
+      </w:r>
+    </w:p>
+    <w:p>
+      <w:r>
+        <w:br/>
+      </w:r>
+    </w:p>
+    <w:p>
+      <w:pPr>
+        <w:pStyle w:val="Heading2"/>
+      </w:pPr>
+      <w:bookmarkStart w:id="2" w:name="_Toc216606519"/>
+      <w:r>
+        <w:t>3. Balanced Binary Tree</w:t>
+      </w:r>
+      <w:bookmarkEnd w:id="2"/>
+    </w:p>
+    <w:p>
+      <w:r>
+        <w:t xml:space="preserve">Problem: Determine if a binary tree is </w:t>
+      </w:r>
+      <w:proofErr w:type="gramStart"/>
+      <w:r>
+        <w:t>height-balanced</w:t>
+      </w:r>
+      <w:proofErr w:type="gramEnd"/>
+      <w:r>
+        <w:t>.</w:t>
+      </w:r>
+    </w:p>
+    <w:p>
+      <w:r>
+        <w:t>Hints: Check recursively if left and right subtree heights differ by more than 1.</w:t>
+      </w:r>
+    </w:p>
+    <w:p>
+      <w:r>
+        <w:t>Examples:</w:t>
       </w:r>
     </w:p>
     <w:p>
@@ -2162,7 +2322,7 @@
         <w:pStyle w:val="ListBullet"/>
       </w:pPr>
       <w:r>
-        <w:t>Input: "race a car"</w:t>
+        <w:t>Input: [3, 9, 20, null, null, 15, 7]</w:t>
       </w:r>
     </w:p>
     <w:p>
@@ -2170,7 +2330,7 @@
         <w:pStyle w:val="ListBullet"/>
       </w:pPr>
       <w:r>
-        <w:t>Output: false</w:t>
+        <w:t>Output: true</w:t>
       </w:r>
     </w:p>
     <w:p>
@@ -2178,7 +2338,7 @@
         <w:pStyle w:val="ListBullet"/>
       </w:pPr>
       <w:r>
-        <w:t>Input: "No 'x' in Nixon"</w:t>
+        <w:t>Input: [1, 2, 2, 3, 3, null, null, 4, 4]</w:t>
       </w:r>
     </w:p>
     <w:p>
@@ -2186,12 +2346,28 @@
         <w:pStyle w:val="ListBullet"/>
       </w:pPr>
       <w:r>
+        <w:t>Output: false</w:t>
+      </w:r>
+    </w:p>
+    <w:p>
+      <w:pPr>
+        <w:pStyle w:val="ListBullet"/>
+      </w:pPr>
+      <w:r>
+        <w:t>Input: []</w:t>
+      </w:r>
+    </w:p>
+    <w:p>
+      <w:pPr>
+        <w:pStyle w:val="ListBullet"/>
+      </w:pPr>
+      <w:r>
         <w:t>Output: true</w:t>
       </w:r>
     </w:p>
     <w:p>
       <w:r>
-        <w:t>function isPalindrome(s) {</w:t>
+        <w:t>function isBalanced(root) {</w:t>
       </w:r>
       <w:r>
         <w:br/>
@@ -2210,49 +2386,20 @@
       </w:r>
       <w:r>
         <w:br/>
-      </w:r>
-      <w:proofErr w:type="gramStart"/>
-      <w:r>
-        <w:t>console.log(isPalindrome(</w:t>
-      </w:r>
-      <w:proofErr w:type="gramEnd"/>
-      <w:r>
-        <w:t>"A man, a plan, a canal: Panama")); // true</w:t>
-      </w:r>
-      <w:r>
-        <w:br/>
-      </w:r>
-      <w:proofErr w:type="gramStart"/>
-      <w:r>
-        <w:t>console.log(isPalindrome(</w:t>
-      </w:r>
-      <w:proofErr w:type="gramEnd"/>
-      <w:r>
-        <w:t>"race a car")); // false</w:t>
-      </w:r>
-      <w:r>
-        <w:br/>
-      </w:r>
-      <w:proofErr w:type="gramStart"/>
-      <w:r>
-        <w:t>console.log(isPalindrome(</w:t>
-      </w:r>
-      <w:proofErr w:type="gramEnd"/>
-      <w:r>
-        <w:t>"No 'x' in Nixon")); // true</w:t>
-      </w:r>
-    </w:p>
-    <w:p>
-      <w:r>
-        <w:t xml:space="preserve">Optimal Complexity: Time O(n); Space </w:t>
-      </w:r>
-      <w:proofErr w:type="gramStart"/>
-      <w:r>
-        <w:t>O(</w:t>
-      </w:r>
-      <w:proofErr w:type="gramEnd"/>
-      <w:r>
-        <w:t>1) extra (two pointers; ignoring character set normalization storage)</w:t>
+        <w:t>// Input: [3, 9, 20, null, null, 15, 7] → true</w:t>
+      </w:r>
+      <w:r>
+        <w:br/>
+        <w:t>// Input: [1, 2, 2, 3, 3, null, null, 4, 4] → false</w:t>
+      </w:r>
+      <w:r>
+        <w:br/>
+        <w:t>// Input: [] → true</w:t>
+      </w:r>
+    </w:p>
+    <w:p>
+      <w:r>
+        <w:t>Optimal Complexity: Time O(n); Space O(h) recursion stack, h = tree height</w:t>
       </w:r>
     </w:p>
     <w:p>
@@ -2264,20 +2411,20 @@
       <w:pPr>
         <w:pStyle w:val="Heading2"/>
       </w:pPr>
-      <w:bookmarkStart w:id="1" w:name="_Toc215061721"/>
-      <w:r>
-        <w:t>2. Reverse a Singly Linked List</w:t>
-      </w:r>
-      <w:bookmarkEnd w:id="1"/>
-    </w:p>
-    <w:p>
-      <w:r>
-        <w:t>Problem: Reverse a singly linked list.</w:t>
-      </w:r>
-    </w:p>
-    <w:p>
-      <w:r>
-        <w:t>Hints: Iteratively update pointers (prev, curr, next) or use recursion.</w:t>
+      <w:bookmarkStart w:id="3" w:name="_Toc216606520"/>
+      <w:r>
+        <w:t>4. First Non-Repeating Character</w:t>
+      </w:r>
+      <w:bookmarkEnd w:id="3"/>
+    </w:p>
+    <w:p>
+      <w:r>
+        <w:t>Problem: Given a string, find the first non-repeating character and return its index. If it does not exist, return -1.</w:t>
+      </w:r>
+    </w:p>
+    <w:p>
+      <w:r>
+        <w:t>Hints: Use a frequency map to count characters, then scan again.</w:t>
       </w:r>
     </w:p>
     <w:p>
@@ -2290,7 +2437,7 @@
         <w:pStyle w:val="ListBullet"/>
       </w:pPr>
       <w:r>
-        <w:t>Input: 1 -&gt; 2 -&gt; 3 -&gt; 4 -&gt; 5</w:t>
+        <w:t>Input: "leetcode"</w:t>
       </w:r>
     </w:p>
     <w:p>
@@ -2298,12 +2445,45 @@
         <w:pStyle w:val="ListBullet"/>
       </w:pPr>
       <w:r>
-        <w:t>Output: 5 -&gt; 4 -&gt; 3 -&gt; 2 -&gt; 1</w:t>
-      </w:r>
-    </w:p>
-    <w:p>
-      <w:r>
-        <w:t>function reverseLinkedList(head) {</w:t>
+        <w:t>Output: 0</w:t>
+      </w:r>
+    </w:p>
+    <w:p>
+      <w:pPr>
+        <w:pStyle w:val="ListBullet"/>
+      </w:pPr>
+      <w:r>
+        <w:t>Input: "loveleetcode"</w:t>
+      </w:r>
+    </w:p>
+    <w:p>
+      <w:pPr>
+        <w:pStyle w:val="ListBullet"/>
+      </w:pPr>
+      <w:r>
+        <w:lastRenderedPageBreak/>
+        <w:t>Output: 2</w:t>
+      </w:r>
+    </w:p>
+    <w:p>
+      <w:pPr>
+        <w:pStyle w:val="ListBullet"/>
+      </w:pPr>
+      <w:r>
+        <w:t>Input: "aabb"</w:t>
+      </w:r>
+    </w:p>
+    <w:p>
+      <w:pPr>
+        <w:pStyle w:val="ListBullet"/>
+      </w:pPr>
+      <w:r>
+        <w:t>Output: -1</w:t>
+      </w:r>
+    </w:p>
+    <w:p>
+      <w:r>
+        <w:t>function firstUniqChar(s) {</w:t>
       </w:r>
       <w:r>
         <w:br/>
@@ -2317,13 +2497,60 @@
         <w:br/>
       </w:r>
       <w:r>
-        <w:lastRenderedPageBreak/>
-        <w:br/>
-        <w:t>// Example list: 1 -&gt; 2 -&gt; 3 -&gt; 4 -&gt; 5</w:t>
-      </w:r>
-      <w:r>
-        <w:br/>
-        <w:t>// Test cases (pseudo since linked list requires a node structure)</w:t>
+        <w:br/>
+        <w:t>// Test cases</w:t>
+      </w:r>
+      <w:r>
+        <w:br/>
+        <w:t>console.log(firstUniqChar("leetcode")</w:t>
+      </w:r>
+      <w:proofErr w:type="gramStart"/>
+      <w:r>
+        <w:t xml:space="preserve">);   </w:t>
+      </w:r>
+      <w:proofErr w:type="gramEnd"/>
+      <w:r>
+        <w:t xml:space="preserve">   // </w:t>
+      </w:r>
+      <w:proofErr w:type="gramStart"/>
+      <w:r>
+        <w:t>0  (</w:t>
+      </w:r>
+      <w:proofErr w:type="gramEnd"/>
+      <w:r>
+        <w:t>'l')</w:t>
+      </w:r>
+      <w:r>
+        <w:br/>
+        <w:t>console.log(firstUniqChar("loveleetcode")</w:t>
+      </w:r>
+      <w:proofErr w:type="gramStart"/>
+      <w:r>
+        <w:t>);  /</w:t>
+      </w:r>
+      <w:proofErr w:type="gramEnd"/>
+      <w:r>
+        <w:t xml:space="preserve">/ </w:t>
+      </w:r>
+      <w:proofErr w:type="gramStart"/>
+      <w:r>
+        <w:t>2  (</w:t>
+      </w:r>
+      <w:proofErr w:type="gramEnd"/>
+      <w:r>
+        <w:t>'v')</w:t>
+      </w:r>
+      <w:r>
+        <w:br/>
+        <w:t>console.log(firstUniqChar("aabb")</w:t>
+      </w:r>
+      <w:proofErr w:type="gramStart"/>
+      <w:r>
+        <w:t xml:space="preserve">);   </w:t>
+      </w:r>
+      <w:proofErr w:type="gramEnd"/>
+      <w:r>
+        <w:t xml:space="preserve">       // -1</w:t>
       </w:r>
     </w:p>
     <w:p>
@@ -2336,7 +2563,7 @@
       </w:r>
       <w:proofErr w:type="gramEnd"/>
       <w:r>
-        <w:t>1)</w:t>
+        <w:t>1) average with fixed alphabet / O(k) distinct chars</w:t>
       </w:r>
     </w:p>
     <w:p>
@@ -2348,28 +2575,20 @@
       <w:pPr>
         <w:pStyle w:val="Heading2"/>
       </w:pPr>
-      <w:bookmarkStart w:id="2" w:name="_Toc215061722"/>
-      <w:r>
-        <w:t>3. Balanced Binary Tree</w:t>
-      </w:r>
-      <w:bookmarkEnd w:id="2"/>
-    </w:p>
-    <w:p>
-      <w:r>
-        <w:t xml:space="preserve">Problem: Determine if a binary tree is </w:t>
-      </w:r>
-      <w:proofErr w:type="gramStart"/>
-      <w:r>
-        <w:t>height-balanced</w:t>
-      </w:r>
-      <w:proofErr w:type="gramEnd"/>
-      <w:r>
-        <w:t>.</w:t>
-      </w:r>
-    </w:p>
-    <w:p>
-      <w:r>
-        <w:t>Hints: Check recursively if left and right subtree heights differ by more than 1.</w:t>
+      <w:bookmarkStart w:id="4" w:name="_Toc216606521"/>
+      <w:r>
+        <w:t>5. Binary Search</w:t>
+      </w:r>
+      <w:bookmarkEnd w:id="4"/>
+    </w:p>
+    <w:p>
+      <w:r>
+        <w:t>Problem: Implement binary search on a sorted array.</w:t>
+      </w:r>
+    </w:p>
+    <w:p>
+      <w:r>
+        <w:t>Hints: Use two pointers (left and right). Calculate mid, adjust bounds accordingly.</w:t>
       </w:r>
     </w:p>
     <w:p>
@@ -2382,7 +2601,7 @@
         <w:pStyle w:val="ListBullet"/>
       </w:pPr>
       <w:r>
-        <w:t>Input: [3, 9, 20, null, null, 15, 7]</w:t>
+        <w:t>Input: [-1,0,3,5,9,12], target=9</w:t>
       </w:r>
     </w:p>
     <w:p>
@@ -2390,7 +2609,7 @@
         <w:pStyle w:val="ListBullet"/>
       </w:pPr>
       <w:r>
-        <w:t>Output: true</w:t>
+        <w:t>Output: 4</w:t>
       </w:r>
     </w:p>
     <w:p>
@@ -2398,7 +2617,7 @@
         <w:pStyle w:val="ListBullet"/>
       </w:pPr>
       <w:r>
-        <w:t>Input: [1, 2, 2, 3, 3, null, null, 4, 4]</w:t>
+        <w:t>Input: [-1,0,3,5,9,12], target=2</w:t>
       </w:r>
     </w:p>
     <w:p>
@@ -2406,7 +2625,7 @@
         <w:pStyle w:val="ListBullet"/>
       </w:pPr>
       <w:r>
-        <w:t>Output: false</w:t>
+        <w:t>Output: -1</w:t>
       </w:r>
     </w:p>
     <w:p>
@@ -2414,7 +2633,7 @@
         <w:pStyle w:val="ListBullet"/>
       </w:pPr>
       <w:r>
-        <w:t>Input: []</w:t>
+        <w:t>Input: [5], target=5</w:t>
       </w:r>
     </w:p>
     <w:p>
@@ -2422,12 +2641,12 @@
         <w:pStyle w:val="ListBullet"/>
       </w:pPr>
       <w:r>
-        <w:t>Output: true</w:t>
-      </w:r>
-    </w:p>
-    <w:p>
-      <w:r>
-        <w:t>function isBalanced(root) {</w:t>
+        <w:t>Output: 0</w:t>
+      </w:r>
+    </w:p>
+    <w:p>
+      <w:r>
+        <w:t>function binarySearch(nums, target) {</w:t>
       </w:r>
       <w:r>
         <w:br/>
@@ -2446,20 +2665,36 @@
       </w:r>
       <w:r>
         <w:br/>
-        <w:t>// Input: [3, 9, 20, null, null, 15, 7] → true</w:t>
-      </w:r>
-      <w:r>
-        <w:br/>
-        <w:t>// Input: [1, 2, 2, 3, 3, null, null, 4, 4] → false</w:t>
-      </w:r>
-      <w:r>
-        <w:br/>
-        <w:t>// Input: [] → true</w:t>
-      </w:r>
-    </w:p>
-    <w:p>
-      <w:r>
-        <w:t>Optimal Complexity: Time O(n); Space O(h) recursion stack, h = tree height</w:t>
+        <w:t>console.log(binarySearch([-1,0,3,5,9,12], 9));  // 4</w:t>
+      </w:r>
+      <w:r>
+        <w:br/>
+        <w:t>console.log(binarySearch([-1,0,3,5,9,12], 2));  // -1</w:t>
+      </w:r>
+      <w:r>
+        <w:br/>
+        <w:t>console.log(binarySearch([5], 5));              // 0</w:t>
+      </w:r>
+    </w:p>
+    <w:p>
+      <w:r>
+        <w:t xml:space="preserve">Optimal Complexity: Time </w:t>
+      </w:r>
+      <w:proofErr w:type="gramStart"/>
+      <w:r>
+        <w:t>O(</w:t>
+      </w:r>
+      <w:proofErr w:type="gramEnd"/>
+      <w:r>
+        <w:t xml:space="preserve">log n); Space </w:t>
+      </w:r>
+      <w:proofErr w:type="gramStart"/>
+      <w:r>
+        <w:t>O(</w:t>
+      </w:r>
+      <w:proofErr w:type="gramEnd"/>
+      <w:r>
+        <w:t>1)</w:t>
       </w:r>
     </w:p>
     <w:p>
@@ -2471,23 +2706,21 @@
       <w:pPr>
         <w:pStyle w:val="Heading2"/>
       </w:pPr>
-      <w:bookmarkStart w:id="3" w:name="_Toc215061723"/>
-      <w:r>
-        <w:rPr>
-          <w:highlight w:val="yellow"/>
-        </w:rPr>
-        <w:t>4. First Non-Repeating Character</w:t>
-      </w:r>
-      <w:bookmarkEnd w:id="3"/>
-    </w:p>
-    <w:p>
-      <w:r>
-        <w:t>Problem: Given a string, find the first non-repeating character and return its index. If it does not exist, return -1.</w:t>
-      </w:r>
-    </w:p>
-    <w:p>
-      <w:r>
-        <w:t>Hints: Use a frequency map to count characters, then scan again.</w:t>
+      <w:bookmarkStart w:id="5" w:name="_Toc216606522"/>
+      <w:r>
+        <w:lastRenderedPageBreak/>
+        <w:t>6. Nth Fibonacci Number</w:t>
+      </w:r>
+      <w:bookmarkEnd w:id="5"/>
+    </w:p>
+    <w:p>
+      <w:r>
+        <w:t>Problem: Find the nth Fibonacci number.</w:t>
+      </w:r>
+    </w:p>
+    <w:p>
+      <w:r>
+        <w:t>Hints: Use recursion with memoization or iterative DP for efficiency.</w:t>
       </w:r>
     </w:p>
     <w:p>
@@ -2500,7 +2733,7 @@
         <w:pStyle w:val="ListBullet"/>
       </w:pPr>
       <w:r>
-        <w:t>Input: "leetcode"</w:t>
+        <w:t>Input: 2</w:t>
       </w:r>
     </w:p>
     <w:p>
@@ -2508,7 +2741,7 @@
         <w:pStyle w:val="ListBullet"/>
       </w:pPr>
       <w:r>
-        <w:t>Output: 0</w:t>
+        <w:t>Output: 1</w:t>
       </w:r>
     </w:p>
     <w:p>
@@ -2516,8 +2749,7 @@
         <w:pStyle w:val="ListBullet"/>
       </w:pPr>
       <w:r>
-        <w:lastRenderedPageBreak/>
-        <w:t>Input: "loveleetcode"</w:t>
+        <w:t>Input: 5</w:t>
       </w:r>
     </w:p>
     <w:p>
@@ -2525,7 +2757,7 @@
         <w:pStyle w:val="ListBullet"/>
       </w:pPr>
       <w:r>
-        <w:t>Output: 2</w:t>
+        <w:t>Output: 5</w:t>
       </w:r>
     </w:p>
     <w:p>
@@ -2533,7 +2765,7 @@
         <w:pStyle w:val="ListBullet"/>
       </w:pPr>
       <w:r>
-        <w:t>Input: "aabb"</w:t>
+        <w:t>Input: 10</w:t>
       </w:r>
     </w:p>
     <w:p>
@@ -2541,12 +2773,12 @@
         <w:pStyle w:val="ListBullet"/>
       </w:pPr>
       <w:r>
-        <w:t>Output: -1</w:t>
-      </w:r>
-    </w:p>
-    <w:p>
-      <w:r>
-        <w:t>function firstUniqChar(s) {</w:t>
+        <w:t>Output: 55</w:t>
+      </w:r>
+    </w:p>
+    <w:p>
+      <w:r>
+        <w:t>function fibonacci(n) {</w:t>
       </w:r>
       <w:r>
         <w:br/>
@@ -2565,60 +2797,68 @@
       </w:r>
       <w:r>
         <w:br/>
-        <w:t>console.log(firstUniqChar("leetcode")</w:t>
+        <w:t>console.log(</w:t>
       </w:r>
       <w:proofErr w:type="gramStart"/>
       <w:r>
-        <w:t xml:space="preserve">);   </w:t>
+        <w:t>fibonacci(</w:t>
       </w:r>
       <w:proofErr w:type="gramEnd"/>
       <w:r>
-        <w:t xml:space="preserve">   // </w:t>
+        <w:t>2)</w:t>
       </w:r>
       <w:proofErr w:type="gramStart"/>
       <w:r>
-        <w:t>0  (</w:t>
+        <w:t>);  /</w:t>
       </w:r>
       <w:proofErr w:type="gramEnd"/>
       <w:r>
-        <w:t>'l')</w:t>
-      </w:r>
-      <w:r>
-        <w:br/>
-        <w:t>console.log(firstUniqChar("loveleetcode")</w:t>
+        <w:t>/ 1</w:t>
+      </w:r>
+      <w:r>
+        <w:br/>
+        <w:t>console.log(</w:t>
       </w:r>
       <w:proofErr w:type="gramStart"/>
       <w:r>
+        <w:t>fibonacci(</w:t>
+      </w:r>
+      <w:proofErr w:type="gramEnd"/>
+      <w:r>
+        <w:t>5)</w:t>
+      </w:r>
+      <w:proofErr w:type="gramStart"/>
+      <w:r>
         <w:t>);  /</w:t>
       </w:r>
       <w:proofErr w:type="gramEnd"/>
       <w:r>
-        <w:t xml:space="preserve">/ </w:t>
+        <w:t>/ 5</w:t>
+      </w:r>
+      <w:r>
+        <w:br/>
+        <w:t>console.log(</w:t>
       </w:r>
       <w:proofErr w:type="gramStart"/>
       <w:r>
-        <w:t>2  (</w:t>
+        <w:t>fibonacci(</w:t>
       </w:r>
       <w:proofErr w:type="gramEnd"/>
       <w:r>
-        <w:t>'v')</w:t>
-      </w:r>
-      <w:r>
-        <w:br/>
-        <w:t>console.log(firstUniqChar("aabb")</w:t>
+        <w:t>10)); // 55</w:t>
+      </w:r>
+    </w:p>
+    <w:p>
+      <w:r>
+        <w:t xml:space="preserve">Optimal Complexity: Time O(n) iter; </w:t>
       </w:r>
       <w:proofErr w:type="gramStart"/>
       <w:r>
-        <w:t xml:space="preserve">);   </w:t>
+        <w:t>O(</w:t>
       </w:r>
       <w:proofErr w:type="gramEnd"/>
       <w:r>
-        <w:t xml:space="preserve">       // -1</w:t>
-      </w:r>
-    </w:p>
-    <w:p>
-      <w:r>
-        <w:t xml:space="preserve">Optimal Complexity: Time O(n); Space </w:t>
+        <w:t xml:space="preserve">log n) fast-doubling; Space </w:t>
       </w:r>
       <w:proofErr w:type="gramStart"/>
       <w:r>
@@ -2626,7 +2866,15 @@
       </w:r>
       <w:proofErr w:type="gramEnd"/>
       <w:r>
-        <w:t>1) average with fixed alphabet / O(k) distinct chars</w:t>
+        <w:t xml:space="preserve">1) iter; </w:t>
+      </w:r>
+      <w:proofErr w:type="gramStart"/>
+      <w:r>
+        <w:t>O(</w:t>
+      </w:r>
+      <w:proofErr w:type="gramEnd"/>
+      <w:r>
+        <w:t>1) fast-doubling</w:t>
       </w:r>
     </w:p>
     <w:p>
@@ -2638,23 +2886,20 @@
       <w:pPr>
         <w:pStyle w:val="Heading2"/>
       </w:pPr>
-      <w:bookmarkStart w:id="4" w:name="_Toc215061724"/>
-      <w:r>
-        <w:rPr>
-          <w:highlight w:val="yellow"/>
-        </w:rPr>
-        <w:t>5. Binary Search</w:t>
-      </w:r>
-      <w:bookmarkEnd w:id="4"/>
-    </w:p>
-    <w:p>
-      <w:r>
-        <w:t>Problem: Implement binary search on a sorted array.</w:t>
-      </w:r>
-    </w:p>
-    <w:p>
-      <w:r>
-        <w:t>Hints: Use two pointers (left and right). Calculate mid, adjust bounds accordingly.</w:t>
+      <w:bookmarkStart w:id="6" w:name="_Toc216606523"/>
+      <w:r>
+        <w:t>7. Breadth-First Search (BFS) in a Graph</w:t>
+      </w:r>
+      <w:bookmarkEnd w:id="6"/>
+    </w:p>
+    <w:p>
+      <w:r>
+        <w:t>Problem: Implement BFS traversal for a graph starting from a given node.</w:t>
+      </w:r>
+    </w:p>
+    <w:p>
+      <w:r>
+        <w:t>Hints: Use a queue and a visited set to track nodes.</w:t>
       </w:r>
     </w:p>
     <w:p>
@@ -2667,7 +2912,47 @@
         <w:pStyle w:val="ListBullet"/>
       </w:pPr>
       <w:r>
-        <w:t>Input: [-1,0,3,5,9,12], target=9</w:t>
+        <w:t xml:space="preserve">Input: </w:t>
+      </w:r>
+      <w:proofErr w:type="gramStart"/>
+      <w:r>
+        <w:t>{ A</w:t>
+      </w:r>
+      <w:proofErr w:type="gramEnd"/>
+      <w:r>
+        <w:t xml:space="preserve">: ['B','C'], </w:t>
+      </w:r>
+      <w:proofErr w:type="gramStart"/>
+      <w:r>
+        <w:t>B:[</w:t>
+      </w:r>
+      <w:proofErr w:type="gramEnd"/>
+      <w:r>
+        <w:t xml:space="preserve">'A','D'], </w:t>
+      </w:r>
+      <w:proofErr w:type="gramStart"/>
+      <w:r>
+        <w:t>C:[</w:t>
+      </w:r>
+      <w:proofErr w:type="gramEnd"/>
+      <w:r>
+        <w:t xml:space="preserve">'A'], </w:t>
+      </w:r>
+      <w:proofErr w:type="gramStart"/>
+      <w:r>
+        <w:t>D:[</w:t>
+      </w:r>
+      <w:proofErr w:type="gramEnd"/>
+      <w:r>
+        <w:t>'B'</w:t>
+      </w:r>
+      <w:proofErr w:type="gramStart"/>
+      <w:r>
+        <w:t>] }</w:t>
+      </w:r>
+      <w:proofErr w:type="gramEnd"/>
+      <w:r>
+        <w:t>, start='A'</w:t>
       </w:r>
     </w:p>
     <w:p>
@@ -2675,7 +2960,7 @@
         <w:pStyle w:val="ListBullet"/>
       </w:pPr>
       <w:r>
-        <w:t>Output: 4</w:t>
+        <w:t>Output: ['A','B','C','D']</w:t>
       </w:r>
     </w:p>
     <w:p>
@@ -2683,7 +2968,55 @@
         <w:pStyle w:val="ListBullet"/>
       </w:pPr>
       <w:r>
-        <w:t>Input: [-1,0,3,5,9,12], target=2</w:t>
+        <w:t xml:space="preserve">Input: </w:t>
+      </w:r>
+      <w:proofErr w:type="gramStart"/>
+      <w:r>
+        <w:t>{ A</w:t>
+      </w:r>
+      <w:proofErr w:type="gramEnd"/>
+      <w:r>
+        <w:t xml:space="preserve">: ['B','C'], </w:t>
+      </w:r>
+      <w:proofErr w:type="gramStart"/>
+      <w:r>
+        <w:t>B:[</w:t>
+      </w:r>
+      <w:proofErr w:type="gramEnd"/>
+      <w:r>
+        <w:t xml:space="preserve">'A','D'], </w:t>
+      </w:r>
+      <w:proofErr w:type="gramStart"/>
+      <w:r>
+        <w:t>C:[</w:t>
+      </w:r>
+      <w:proofErr w:type="gramEnd"/>
+      <w:r>
+        <w:t xml:space="preserve">'A'], </w:t>
+      </w:r>
+      <w:proofErr w:type="gramStart"/>
+      <w:r>
+        <w:t>D:[</w:t>
+      </w:r>
+      <w:proofErr w:type="gramEnd"/>
+      <w:r>
+        <w:t xml:space="preserve">'B','E'], </w:t>
+      </w:r>
+      <w:proofErr w:type="gramStart"/>
+      <w:r>
+        <w:t>E:[</w:t>
+      </w:r>
+      <w:proofErr w:type="gramEnd"/>
+      <w:r>
+        <w:t>'D'</w:t>
+      </w:r>
+      <w:proofErr w:type="gramStart"/>
+      <w:r>
+        <w:t>] }</w:t>
+      </w:r>
+      <w:proofErr w:type="gramEnd"/>
+      <w:r>
+        <w:t>, start='A'</w:t>
       </w:r>
     </w:p>
     <w:p>
@@ -2691,7 +3024,92 @@
         <w:pStyle w:val="ListBullet"/>
       </w:pPr>
       <w:r>
-        <w:t>Output: -1</w:t>
+        <w:t>Output: ['A','B','C','D','E']</w:t>
+      </w:r>
+    </w:p>
+    <w:p>
+      <w:r>
+        <w:t>function bfs(graph, startNode) {</w:t>
+      </w:r>
+      <w:r>
+        <w:br/>
+        <w:t xml:space="preserve">  // TODO: implement</w:t>
+      </w:r>
+      <w:r>
+        <w:br/>
+        <w:t>}</w:t>
+      </w:r>
+      <w:r>
+        <w:br/>
+      </w:r>
+      <w:r>
+        <w:br/>
+        <w:t>// Test cases</w:t>
+      </w:r>
+      <w:r>
+        <w:br/>
+      </w:r>
+      <w:r>
+        <w:lastRenderedPageBreak/>
+        <w:t>const graph1 = { A: ["B", "C"], B: ["A", "D"], C: ["A"], D: ["B"] };</w:t>
+      </w:r>
+      <w:r>
+        <w:br/>
+        <w:t>console.log(bfs(graph1, "A")); // [ 'A', 'B', 'C', 'D' ]</w:t>
+      </w:r>
+      <w:r>
+        <w:br/>
+      </w:r>
+      <w:r>
+        <w:br/>
+        <w:t>const graph2 = { A: ["B", "C"], B: ["A", "D"], C: ["A"], D: ["B", "E"], E: ["D"] };</w:t>
+      </w:r>
+      <w:r>
+        <w:br/>
+        <w:t>console.log(bfs(graph2, "A")); // [ 'A', 'B', 'C', 'D', 'E' ]</w:t>
+      </w:r>
+    </w:p>
+    <w:p>
+      <w:r>
+        <w:t xml:space="preserve">Optimal Complexity: Time </w:t>
+      </w:r>
+      <w:proofErr w:type="gramStart"/>
+      <w:r>
+        <w:t>O(</w:t>
+      </w:r>
+      <w:proofErr w:type="gramEnd"/>
+      <w:r>
+        <w:t>V + E); Space O(V) for queue + visited</w:t>
+      </w:r>
+    </w:p>
+    <w:p>
+      <w:r>
+        <w:br/>
+      </w:r>
+    </w:p>
+    <w:p>
+      <w:pPr>
+        <w:pStyle w:val="Heading2"/>
+      </w:pPr>
+      <w:bookmarkStart w:id="7" w:name="_Toc216606524"/>
+      <w:r>
+        <w:t>8. Implement a Queue with Two Stacks</w:t>
+      </w:r>
+      <w:bookmarkEnd w:id="7"/>
+    </w:p>
+    <w:p>
+      <w:r>
+        <w:t>Problem: Implement a queue using two stacks.</w:t>
+      </w:r>
+    </w:p>
+    <w:p>
+      <w:r>
+        <w:t>Hints: Use two stacks to reverse the order of elements when dequeuing.</w:t>
+      </w:r>
+    </w:p>
+    <w:p>
+      <w:r>
+        <w:t>Examples:</w:t>
       </w:r>
     </w:p>
     <w:p>
@@ -2699,7 +3117,47 @@
         <w:pStyle w:val="ListBullet"/>
       </w:pPr>
       <w:r>
-        <w:t>Input: [5], target=5</w:t>
+        <w:t xml:space="preserve">Input: </w:t>
+      </w:r>
+      <w:proofErr w:type="gramStart"/>
+      <w:r>
+        <w:t>enqueue(</w:t>
+      </w:r>
+      <w:proofErr w:type="gramEnd"/>
+      <w:r>
+        <w:t xml:space="preserve">1), </w:t>
+      </w:r>
+      <w:proofErr w:type="gramStart"/>
+      <w:r>
+        <w:t>enqueue(</w:t>
+      </w:r>
+      <w:proofErr w:type="gramEnd"/>
+      <w:r>
+        <w:t xml:space="preserve">2), </w:t>
+      </w:r>
+      <w:proofErr w:type="gramStart"/>
+      <w:r>
+        <w:t>dequeue(</w:t>
+      </w:r>
+      <w:proofErr w:type="gramEnd"/>
+      <w:r>
+        <w:t xml:space="preserve">), </w:t>
+      </w:r>
+      <w:proofErr w:type="gramStart"/>
+      <w:r>
+        <w:t>enqueue(</w:t>
+      </w:r>
+      <w:proofErr w:type="gramEnd"/>
+      <w:r>
+        <w:t xml:space="preserve">3), </w:t>
+      </w:r>
+      <w:proofErr w:type="gramStart"/>
+      <w:r>
+        <w:t>dequeue(</w:t>
+      </w:r>
+      <w:proofErr w:type="gramEnd"/>
+      <w:r>
+        <w:t>)</w:t>
       </w:r>
     </w:p>
     <w:p>
@@ -2707,16 +3165,88 @@
         <w:pStyle w:val="ListBullet"/>
       </w:pPr>
       <w:r>
-        <w:t>Output: 0</w:t>
-      </w:r>
-    </w:p>
-    <w:p>
-      <w:r>
-        <w:t>function binarySearch(nums, target) {</w:t>
-      </w:r>
-      <w:r>
-        <w:br/>
-        <w:t xml:space="preserve">  // TODO: implement</w:t>
+        <w:t>Output: 1, then 2</w:t>
+      </w:r>
+    </w:p>
+    <w:p>
+      <w:r>
+        <w:t>class MyQueue {</w:t>
+      </w:r>
+      <w:r>
+        <w:br/>
+        <w:t xml:space="preserve">  constructor() {</w:t>
+      </w:r>
+      <w:r>
+        <w:br/>
+        <w:t xml:space="preserve">    this.stack1 = [];</w:t>
+      </w:r>
+      <w:r>
+        <w:br/>
+        <w:t xml:space="preserve">    this.stack2 = [];</w:t>
+      </w:r>
+      <w:r>
+        <w:br/>
+        <w:t xml:space="preserve">  }</w:t>
+      </w:r>
+      <w:r>
+        <w:br/>
+      </w:r>
+      <w:r>
+        <w:br/>
+        <w:t xml:space="preserve">  enqueue(x) {</w:t>
+      </w:r>
+      <w:r>
+        <w:br/>
+        <w:t xml:space="preserve">    // TODO: implement</w:t>
+      </w:r>
+      <w:r>
+        <w:br/>
+        <w:t xml:space="preserve">  }</w:t>
+      </w:r>
+      <w:r>
+        <w:br/>
+      </w:r>
+      <w:r>
+        <w:br/>
+        <w:t xml:space="preserve">  dequeue() {</w:t>
+      </w:r>
+      <w:r>
+        <w:br/>
+        <w:t xml:space="preserve">    // TODO: implement</w:t>
+      </w:r>
+      <w:r>
+        <w:br/>
+        <w:t xml:space="preserve">  }</w:t>
+      </w:r>
+      <w:r>
+        <w:br/>
+      </w:r>
+      <w:r>
+        <w:br/>
+        <w:t xml:space="preserve">  peek() {</w:t>
+      </w:r>
+      <w:r>
+        <w:br/>
+        <w:t xml:space="preserve">    // TODO: implement</w:t>
+      </w:r>
+      <w:r>
+        <w:br/>
+        <w:t xml:space="preserve">  }</w:t>
+      </w:r>
+      <w:r>
+        <w:br/>
+      </w:r>
+      <w:r>
+        <w:br/>
+        <w:t xml:space="preserve">  empty() {</w:t>
+      </w:r>
+      <w:r>
+        <w:br/>
+        <w:t xml:space="preserve">    // TODO: implement</w:t>
+      </w:r>
+      <w:r>
+        <w:br/>
+        <w:t xml:space="preserve">  }</w:t>
       </w:r>
       <w:r>
         <w:br/>
@@ -2731,20 +3261,43 @@
       </w:r>
       <w:r>
         <w:br/>
-        <w:t>console.log(binarySearch([-1,0,3,5,9,12], 9));  // 4</w:t>
-      </w:r>
-      <w:r>
-        <w:br/>
-        <w:t>console.log(binarySearch([-1,0,3,5,9,12], 2));  // -1</w:t>
-      </w:r>
-      <w:r>
-        <w:br/>
-        <w:t>console.log(binarySearch([5], 5));              // 0</w:t>
-      </w:r>
-    </w:p>
-    <w:p>
-      <w:r>
-        <w:t xml:space="preserve">Optimal Complexity: Time </w:t>
+      </w:r>
+      <w:r>
+        <w:lastRenderedPageBreak/>
+        <w:t>const queue = new MyQueue();</w:t>
+      </w:r>
+      <w:r>
+        <w:br/>
+        <w:t>queue.enqueue(1);</w:t>
+      </w:r>
+      <w:r>
+        <w:br/>
+        <w:t>queue.enqueue(2);</w:t>
+      </w:r>
+      <w:r>
+        <w:br/>
+        <w:t>console.log(queue.dequeue()); // 1</w:t>
+      </w:r>
+      <w:r>
+        <w:br/>
+        <w:t>queue.enqueue(3);</w:t>
+      </w:r>
+      <w:r>
+        <w:br/>
+        <w:t>console.log(queue.dequeue()); // 2</w:t>
+      </w:r>
+      <w:r>
+        <w:br/>
+        <w:t>console.log(queue.peek());    // 3</w:t>
+      </w:r>
+      <w:r>
+        <w:br/>
+        <w:t>console.log(queue.empty());   // false</w:t>
+      </w:r>
+    </w:p>
+    <w:p>
+      <w:r>
+        <w:t xml:space="preserve">Optimal Complexity: Time Amortized </w:t>
       </w:r>
       <w:proofErr w:type="gramStart"/>
       <w:r>
@@ -2752,20 +3305,11 @@
       </w:r>
       <w:proofErr w:type="gramEnd"/>
       <w:r>
-        <w:t xml:space="preserve">log n); Space </w:t>
-      </w:r>
-      <w:proofErr w:type="gramStart"/>
-      <w:r>
-        <w:t>O(</w:t>
-      </w:r>
-      <w:proofErr w:type="gramEnd"/>
-      <w:r>
-        <w:t>1)</w:t>
-      </w:r>
-    </w:p>
-    <w:p>
-      <w:r>
-        <w:lastRenderedPageBreak/>
+        <w:t>1) per operation; Space O(n) for stored elements</w:t>
+      </w:r>
+    </w:p>
+    <w:p>
+      <w:r>
         <w:br/>
       </w:r>
     </w:p>
@@ -2773,23 +3317,20 @@
       <w:pPr>
         <w:pStyle w:val="Heading2"/>
       </w:pPr>
-      <w:bookmarkStart w:id="5" w:name="_Toc215061725"/>
-      <w:r>
-        <w:rPr>
-          <w:highlight w:val="yellow"/>
-        </w:rPr>
-        <w:t>6. Nth Fibonacci Number</w:t>
-      </w:r>
-      <w:bookmarkEnd w:id="5"/>
-    </w:p>
-    <w:p>
-      <w:r>
-        <w:t>Problem: Find the nth Fibonacci number.</w:t>
-      </w:r>
-    </w:p>
-    <w:p>
-      <w:r>
-        <w:t>Hints: Use recursion with memoization or iterative DP for efficiency.</w:t>
+      <w:bookmarkStart w:id="8" w:name="_Toc216606525"/>
+      <w:r>
+        <w:t>9. Two Sum</w:t>
+      </w:r>
+      <w:bookmarkEnd w:id="8"/>
+    </w:p>
+    <w:p>
+      <w:r>
+        <w:t>Problem: Given an array of numbers, return the indices of the two numbers that add up to a target.</w:t>
+      </w:r>
+    </w:p>
+    <w:p>
+      <w:r>
+        <w:t>Hints: Use a hash map to store visited numbers and their indices.</w:t>
       </w:r>
     </w:p>
     <w:p>
@@ -2802,7 +3343,7 @@
         <w:pStyle w:val="ListBullet"/>
       </w:pPr>
       <w:r>
-        <w:t>Input: 2</w:t>
+        <w:t>Input: [2,7,11,15], target=9</w:t>
       </w:r>
     </w:p>
     <w:p>
@@ -2810,7 +3351,7 @@
         <w:pStyle w:val="ListBullet"/>
       </w:pPr>
       <w:r>
-        <w:t>Output: 1</w:t>
+        <w:t>Output: [0,1]</w:t>
       </w:r>
     </w:p>
     <w:p>
@@ -2818,7 +3359,7 @@
         <w:pStyle w:val="ListBullet"/>
       </w:pPr>
       <w:r>
-        <w:t>Input: 5</w:t>
+        <w:t>Input: [2,3,4], target=6</w:t>
       </w:r>
     </w:p>
     <w:p>
@@ -2826,7 +3367,7 @@
         <w:pStyle w:val="ListBullet"/>
       </w:pPr>
       <w:r>
-        <w:t>Output: 5</w:t>
+        <w:t>Output: [0,2]</w:t>
       </w:r>
     </w:p>
     <w:p>
@@ -2834,7 +3375,7 @@
         <w:pStyle w:val="ListBullet"/>
       </w:pPr>
       <w:r>
-        <w:t>Input: 10</w:t>
+        <w:t>Input: [-1,0], target=-1</w:t>
       </w:r>
     </w:p>
     <w:p>
@@ -2842,12 +3383,12 @@
         <w:pStyle w:val="ListBullet"/>
       </w:pPr>
       <w:r>
-        <w:t>Output: 55</w:t>
-      </w:r>
-    </w:p>
-    <w:p>
-      <w:r>
-        <w:t>function fibonacci(n) {</w:t>
+        <w:t>Output: [0,1]</w:t>
+      </w:r>
+    </w:p>
+    <w:p>
+      <w:r>
+        <w:t>function twoSum(numbers, target) {</w:t>
       </w:r>
       <w:r>
         <w:br/>
@@ -2866,84 +3407,20 @@
       </w:r>
       <w:r>
         <w:br/>
-        <w:t>console.log(</w:t>
-      </w:r>
-      <w:proofErr w:type="gramStart"/>
-      <w:r>
-        <w:t>fibonacci(</w:t>
-      </w:r>
-      <w:proofErr w:type="gramEnd"/>
-      <w:r>
-        <w:t>2)</w:t>
-      </w:r>
-      <w:proofErr w:type="gramStart"/>
-      <w:r>
-        <w:t>);  /</w:t>
-      </w:r>
-      <w:proofErr w:type="gramEnd"/>
-      <w:r>
-        <w:t>/ 1</w:t>
-      </w:r>
-      <w:r>
-        <w:br/>
-        <w:t>console.log(</w:t>
-      </w:r>
-      <w:proofErr w:type="gramStart"/>
-      <w:r>
-        <w:t>fibonacci(</w:t>
-      </w:r>
-      <w:proofErr w:type="gramEnd"/>
-      <w:r>
-        <w:t>5)</w:t>
-      </w:r>
-      <w:proofErr w:type="gramStart"/>
-      <w:r>
-        <w:t>);  /</w:t>
-      </w:r>
-      <w:proofErr w:type="gramEnd"/>
-      <w:r>
-        <w:t>/ 5</w:t>
-      </w:r>
-      <w:r>
-        <w:br/>
-        <w:t>console.log(</w:t>
-      </w:r>
-      <w:proofErr w:type="gramStart"/>
-      <w:r>
-        <w:t>fibonacci(</w:t>
-      </w:r>
-      <w:proofErr w:type="gramEnd"/>
-      <w:r>
-        <w:t>10)); // 55</w:t>
-      </w:r>
-    </w:p>
-    <w:p>
-      <w:r>
-        <w:t xml:space="preserve">Optimal Complexity: Time O(n) iter; </w:t>
-      </w:r>
-      <w:proofErr w:type="gramStart"/>
-      <w:r>
-        <w:t>O(</w:t>
-      </w:r>
-      <w:proofErr w:type="gramEnd"/>
-      <w:r>
-        <w:t xml:space="preserve">log n) fast-doubling; Space </w:t>
-      </w:r>
-      <w:proofErr w:type="gramStart"/>
-      <w:r>
-        <w:t>O(</w:t>
-      </w:r>
-      <w:proofErr w:type="gramEnd"/>
-      <w:r>
-        <w:t xml:space="preserve">1) iter; </w:t>
-      </w:r>
-      <w:proofErr w:type="gramStart"/>
-      <w:r>
-        <w:t>O(</w:t>
-      </w:r>
-      <w:proofErr w:type="gramEnd"/>
-      <w:r>
-        <w:t>1) fast-doubling</w:t>
+        <w:t>console.log(twoSum([2,7,11,15], 9));  // [0, 1]</w:t>
+      </w:r>
+      <w:r>
+        <w:br/>
+        <w:t>console.log(twoSum([2,3,4], 6));      // [0, 2]</w:t>
+      </w:r>
+      <w:r>
+        <w:br/>
+        <w:t>console.log(twoSum([-1,0], -1));      // [0, 1]</w:t>
+      </w:r>
+    </w:p>
+    <w:p>
+      <w:r>
+        <w:t>Optimal Complexity: Time O(n); Space O(n)</w:t>
       </w:r>
     </w:p>
     <w:p>
@@ -2955,575 +3432,8 @@
       <w:pPr>
         <w:pStyle w:val="Heading2"/>
       </w:pPr>
-      <w:bookmarkStart w:id="6" w:name="_Toc215061726"/>
-      <w:r>
-        <w:rPr>
-          <w:highlight w:val="yellow"/>
-        </w:rPr>
-        <w:t>7. Breadth-First Search (BFS) in a Graph</w:t>
-      </w:r>
-      <w:r>
-        <w:t xml:space="preserve"> - Gopi</w:t>
-      </w:r>
-      <w:bookmarkEnd w:id="6"/>
-    </w:p>
-    <w:p>
-      <w:r>
-        <w:t>Problem: Implement BFS traversal for a graph starting from a given node.</w:t>
-      </w:r>
-    </w:p>
-    <w:p>
-      <w:r>
-        <w:t>Hints: Use a queue and a visited set to track nodes.</w:t>
-      </w:r>
-    </w:p>
-    <w:p>
-      <w:r>
-        <w:t>Examples:</w:t>
-      </w:r>
-    </w:p>
-    <w:p>
-      <w:pPr>
-        <w:pStyle w:val="ListBullet"/>
-      </w:pPr>
-      <w:r>
-        <w:t xml:space="preserve">Input: </w:t>
-      </w:r>
-      <w:proofErr w:type="gramStart"/>
-      <w:r>
-        <w:t>{ A</w:t>
-      </w:r>
-      <w:proofErr w:type="gramEnd"/>
-      <w:r>
-        <w:t xml:space="preserve">: ['B','C'], </w:t>
-      </w:r>
-      <w:proofErr w:type="gramStart"/>
-      <w:r>
-        <w:t>B:[</w:t>
-      </w:r>
-      <w:proofErr w:type="gramEnd"/>
-      <w:r>
-        <w:t xml:space="preserve">'A','D'], </w:t>
-      </w:r>
-      <w:proofErr w:type="gramStart"/>
-      <w:r>
-        <w:t>C:[</w:t>
-      </w:r>
-      <w:proofErr w:type="gramEnd"/>
-      <w:r>
-        <w:t xml:space="preserve">'A'], </w:t>
-      </w:r>
-      <w:proofErr w:type="gramStart"/>
-      <w:r>
-        <w:t>D:[</w:t>
-      </w:r>
-      <w:proofErr w:type="gramEnd"/>
-      <w:r>
-        <w:t>'B'</w:t>
-      </w:r>
-      <w:proofErr w:type="gramStart"/>
-      <w:r>
-        <w:t>] }</w:t>
-      </w:r>
-      <w:proofErr w:type="gramEnd"/>
-      <w:r>
-        <w:t>, start='A'</w:t>
-      </w:r>
-    </w:p>
-    <w:p>
-      <w:pPr>
-        <w:pStyle w:val="ListBullet"/>
-      </w:pPr>
-      <w:r>
-        <w:t>Output: ['A','B','C','D']</w:t>
-      </w:r>
-    </w:p>
-    <w:p>
-      <w:pPr>
-        <w:pStyle w:val="ListBullet"/>
-      </w:pPr>
-      <w:r>
-        <w:t xml:space="preserve">Input: </w:t>
-      </w:r>
-      <w:proofErr w:type="gramStart"/>
-      <w:r>
-        <w:t>{ A</w:t>
-      </w:r>
-      <w:proofErr w:type="gramEnd"/>
-      <w:r>
-        <w:t xml:space="preserve">: ['B','C'], </w:t>
-      </w:r>
-      <w:proofErr w:type="gramStart"/>
-      <w:r>
-        <w:t>B:[</w:t>
-      </w:r>
-      <w:proofErr w:type="gramEnd"/>
-      <w:r>
-        <w:t xml:space="preserve">'A','D'], </w:t>
-      </w:r>
-      <w:proofErr w:type="gramStart"/>
-      <w:r>
-        <w:t>C:[</w:t>
-      </w:r>
-      <w:proofErr w:type="gramEnd"/>
-      <w:r>
-        <w:t xml:space="preserve">'A'], </w:t>
-      </w:r>
-      <w:proofErr w:type="gramStart"/>
-      <w:r>
-        <w:t>D:[</w:t>
-      </w:r>
-      <w:proofErr w:type="gramEnd"/>
-      <w:r>
-        <w:t xml:space="preserve">'B','E'], </w:t>
-      </w:r>
-      <w:proofErr w:type="gramStart"/>
-      <w:r>
-        <w:t>E:[</w:t>
-      </w:r>
-      <w:proofErr w:type="gramEnd"/>
-      <w:r>
-        <w:t>'D'</w:t>
-      </w:r>
-      <w:proofErr w:type="gramStart"/>
-      <w:r>
-        <w:t>] }</w:t>
-      </w:r>
-      <w:proofErr w:type="gramEnd"/>
-      <w:r>
-        <w:t>, start='A'</w:t>
-      </w:r>
-    </w:p>
-    <w:p>
-      <w:pPr>
-        <w:pStyle w:val="ListBullet"/>
-      </w:pPr>
-      <w:r>
-        <w:t>Output: ['A','B','C','D','E']</w:t>
-      </w:r>
-    </w:p>
-    <w:p>
-      <w:r>
-        <w:t>function bfs(graph, startNode) {</w:t>
-      </w:r>
-      <w:r>
-        <w:br/>
-        <w:t xml:space="preserve">  // TODO: implement</w:t>
-      </w:r>
-      <w:r>
-        <w:br/>
-      </w:r>
-      <w:r>
-        <w:lastRenderedPageBreak/>
-        <w:t>}</w:t>
-      </w:r>
-      <w:r>
-        <w:br/>
-      </w:r>
-      <w:r>
-        <w:br/>
-        <w:t>// Test cases</w:t>
-      </w:r>
-      <w:r>
-        <w:br/>
-        <w:t>const graph1 = { A: ["B", "C"], B: ["A", "D"], C: ["A"], D: ["B"] };</w:t>
-      </w:r>
-      <w:r>
-        <w:br/>
-        <w:t>console.log(bfs(graph1, "A")); // [ 'A', 'B', 'C', 'D' ]</w:t>
-      </w:r>
-      <w:r>
-        <w:br/>
-      </w:r>
-      <w:r>
-        <w:br/>
-        <w:t>const graph2 = { A: ["B", "C"], B: ["A", "D"], C: ["A"], D: ["B", "E"], E: ["D"] };</w:t>
-      </w:r>
-      <w:r>
-        <w:br/>
-        <w:t>console.log(bfs(graph2, "A")); // [ 'A', 'B', 'C', 'D', 'E' ]</w:t>
-      </w:r>
-    </w:p>
-    <w:p>
-      <w:r>
-        <w:t xml:space="preserve">Optimal Complexity: Time </w:t>
-      </w:r>
-      <w:proofErr w:type="gramStart"/>
-      <w:r>
-        <w:t>O(</w:t>
-      </w:r>
-      <w:proofErr w:type="gramEnd"/>
-      <w:r>
-        <w:t>V + E); Space O(V) for queue + visited</w:t>
-      </w:r>
-    </w:p>
-    <w:p>
-      <w:r>
-        <w:br/>
-      </w:r>
-    </w:p>
-    <w:p>
-      <w:pPr>
-        <w:pStyle w:val="Heading2"/>
-      </w:pPr>
-      <w:bookmarkStart w:id="7" w:name="_Toc215061727"/>
-      <w:r>
-        <w:rPr>
-          <w:highlight w:val="yellow"/>
-        </w:rPr>
-        <w:t>8. Implement a Queue with Two Stacks</w:t>
-      </w:r>
-      <w:r>
-        <w:rPr>
-          <w:highlight w:val="yellow"/>
-        </w:rPr>
-        <w:t xml:space="preserve"> - Gowri</w:t>
-      </w:r>
-      <w:bookmarkEnd w:id="7"/>
-    </w:p>
-    <w:p>
-      <w:r>
-        <w:t>Problem: Implement a queue using two stacks.</w:t>
-      </w:r>
-    </w:p>
-    <w:p>
-      <w:r>
-        <w:t>Hints: Use two stacks to reverse the order of elements when dequeuing.</w:t>
-      </w:r>
-    </w:p>
-    <w:p>
-      <w:r>
-        <w:t>Examples:</w:t>
-      </w:r>
-    </w:p>
-    <w:p>
-      <w:pPr>
-        <w:pStyle w:val="ListBullet"/>
-      </w:pPr>
-      <w:r>
-        <w:t xml:space="preserve">Input: </w:t>
-      </w:r>
-      <w:proofErr w:type="gramStart"/>
-      <w:r>
-        <w:t>enqueue(</w:t>
-      </w:r>
-      <w:proofErr w:type="gramEnd"/>
-      <w:r>
-        <w:t xml:space="preserve">1), </w:t>
-      </w:r>
-      <w:proofErr w:type="gramStart"/>
-      <w:r>
-        <w:t>enqueue(</w:t>
-      </w:r>
-      <w:proofErr w:type="gramEnd"/>
-      <w:r>
-        <w:t xml:space="preserve">2), </w:t>
-      </w:r>
-      <w:proofErr w:type="gramStart"/>
-      <w:r>
-        <w:t>dequeue(</w:t>
-      </w:r>
-      <w:proofErr w:type="gramEnd"/>
-      <w:r>
-        <w:t xml:space="preserve">), </w:t>
-      </w:r>
-      <w:proofErr w:type="gramStart"/>
-      <w:r>
-        <w:t>enqueue(</w:t>
-      </w:r>
-      <w:proofErr w:type="gramEnd"/>
-      <w:r>
-        <w:t xml:space="preserve">3), </w:t>
-      </w:r>
-      <w:proofErr w:type="gramStart"/>
-      <w:r>
-        <w:t>dequeue(</w:t>
-      </w:r>
-      <w:proofErr w:type="gramEnd"/>
-      <w:r>
-        <w:t>)</w:t>
-      </w:r>
-    </w:p>
-    <w:p>
-      <w:pPr>
-        <w:pStyle w:val="ListBullet"/>
-      </w:pPr>
-      <w:r>
-        <w:t>Output: 1, then 2</w:t>
-      </w:r>
-    </w:p>
-    <w:p>
-      <w:r>
-        <w:t>class MyQueue {</w:t>
-      </w:r>
-      <w:r>
-        <w:br/>
-        <w:t xml:space="preserve">  constructor() {</w:t>
-      </w:r>
-      <w:r>
-        <w:br/>
-        <w:t xml:space="preserve">    this.stack1 = [];</w:t>
-      </w:r>
-      <w:r>
-        <w:br/>
-        <w:t xml:space="preserve">    this.stack2 = [];</w:t>
-      </w:r>
-      <w:r>
-        <w:br/>
-        <w:t xml:space="preserve">  }</w:t>
-      </w:r>
-      <w:r>
-        <w:br/>
-      </w:r>
-      <w:r>
-        <w:br/>
-        <w:t xml:space="preserve">  enqueue(x) {</w:t>
-      </w:r>
-      <w:r>
-        <w:br/>
-        <w:t xml:space="preserve">    // TODO: implement</w:t>
-      </w:r>
-      <w:r>
-        <w:br/>
-        <w:t xml:space="preserve">  }</w:t>
-      </w:r>
-      <w:r>
-        <w:br/>
-      </w:r>
-      <w:r>
-        <w:br/>
-        <w:t xml:space="preserve">  dequeue() {</w:t>
-      </w:r>
-      <w:r>
-        <w:br/>
-        <w:t xml:space="preserve">    // TODO: implement</w:t>
-      </w:r>
-      <w:r>
-        <w:br/>
-        <w:t xml:space="preserve">  }</w:t>
-      </w:r>
-      <w:r>
-        <w:br/>
-      </w:r>
-      <w:r>
-        <w:br/>
-        <w:t xml:space="preserve">  peek() {</w:t>
-      </w:r>
-      <w:r>
-        <w:br/>
-        <w:t xml:space="preserve">    // TODO: implement</w:t>
-      </w:r>
-      <w:r>
-        <w:br/>
-        <w:t xml:space="preserve">  }</w:t>
-      </w:r>
-      <w:r>
-        <w:br/>
-      </w:r>
-      <w:r>
-        <w:br/>
-        <w:t xml:space="preserve">  empty() {</w:t>
-      </w:r>
-      <w:r>
-        <w:br/>
-        <w:t xml:space="preserve">    // TODO: implement</w:t>
-      </w:r>
-      <w:r>
-        <w:br/>
-        <w:t xml:space="preserve">  }</w:t>
-      </w:r>
-      <w:r>
-        <w:br/>
-      </w:r>
-      <w:r>
-        <w:lastRenderedPageBreak/>
-        <w:t>}</w:t>
-      </w:r>
-      <w:r>
-        <w:br/>
-      </w:r>
-      <w:r>
-        <w:br/>
-        <w:t>// Test cases</w:t>
-      </w:r>
-      <w:r>
-        <w:br/>
-        <w:t>const queue = new MyQueue();</w:t>
-      </w:r>
-      <w:r>
-        <w:br/>
-        <w:t>queue.enqueue(1);</w:t>
-      </w:r>
-      <w:r>
-        <w:br/>
-        <w:t>queue.enqueue(2);</w:t>
-      </w:r>
-      <w:r>
-        <w:br/>
-        <w:t>console.log(queue.dequeue()); // 1</w:t>
-      </w:r>
-      <w:r>
-        <w:br/>
-        <w:t>queue.enqueue(3);</w:t>
-      </w:r>
-      <w:r>
-        <w:br/>
-        <w:t>console.log(queue.dequeue()); // 2</w:t>
-      </w:r>
-      <w:r>
-        <w:br/>
-        <w:t>console.log(queue.peek());    // 3</w:t>
-      </w:r>
-      <w:r>
-        <w:br/>
-        <w:t>console.log(queue.empty());   // false</w:t>
-      </w:r>
-    </w:p>
-    <w:p>
-      <w:r>
-        <w:t xml:space="preserve">Optimal Complexity: Time Amortized </w:t>
-      </w:r>
-      <w:proofErr w:type="gramStart"/>
-      <w:r>
-        <w:t>O(</w:t>
-      </w:r>
-      <w:proofErr w:type="gramEnd"/>
-      <w:r>
-        <w:t>1) per operation; Space O(n) for stored elements</w:t>
-      </w:r>
-    </w:p>
-    <w:p>
-      <w:r>
-        <w:br/>
-      </w:r>
-    </w:p>
-    <w:p>
-      <w:pPr>
-        <w:pStyle w:val="Heading2"/>
-      </w:pPr>
-      <w:bookmarkStart w:id="8" w:name="_Toc215061728"/>
-      <w:r>
-        <w:rPr>
-          <w:highlight w:val="yellow"/>
-        </w:rPr>
-        <w:t>9. Two Sum</w:t>
-      </w:r>
-      <w:bookmarkEnd w:id="8"/>
-    </w:p>
-    <w:p>
-      <w:r>
-        <w:t>Problem: Given an array of numbers, return the indices of the two numbers that add up to a target.</w:t>
-      </w:r>
-    </w:p>
-    <w:p>
-      <w:r>
-        <w:t>Hints: Use a hash map to store visited numbers and their indices.</w:t>
-      </w:r>
-    </w:p>
-    <w:p>
-      <w:r>
-        <w:t>Examples:</w:t>
-      </w:r>
-    </w:p>
-    <w:p>
-      <w:pPr>
-        <w:pStyle w:val="ListBullet"/>
-      </w:pPr>
-      <w:r>
-        <w:t>Input: [2,7,11,15], target=9</w:t>
-      </w:r>
-    </w:p>
-    <w:p>
-      <w:pPr>
-        <w:pStyle w:val="ListBullet"/>
-      </w:pPr>
-      <w:r>
-        <w:t>Output: [0,1]</w:t>
-      </w:r>
-    </w:p>
-    <w:p>
-      <w:pPr>
-        <w:pStyle w:val="ListBullet"/>
-      </w:pPr>
-      <w:r>
-        <w:t>Input: [2,3,4], target=6</w:t>
-      </w:r>
-    </w:p>
-    <w:p>
-      <w:pPr>
-        <w:pStyle w:val="ListBullet"/>
-      </w:pPr>
-      <w:r>
-        <w:t>Output: [0,2]</w:t>
-      </w:r>
-    </w:p>
-    <w:p>
-      <w:pPr>
-        <w:pStyle w:val="ListBullet"/>
-      </w:pPr>
-      <w:r>
-        <w:t>Input: [-1,0], target=-1</w:t>
-      </w:r>
-    </w:p>
-    <w:p>
-      <w:pPr>
-        <w:pStyle w:val="ListBullet"/>
-      </w:pPr>
-      <w:r>
-        <w:t>Output: [0,1]</w:t>
-      </w:r>
-    </w:p>
-    <w:p>
-      <w:r>
-        <w:t>function twoSum(numbers, target) {</w:t>
-      </w:r>
-      <w:r>
-        <w:br/>
-        <w:t xml:space="preserve">  // TODO: implement</w:t>
-      </w:r>
-      <w:r>
-        <w:br/>
-        <w:t>}</w:t>
-      </w:r>
-      <w:r>
-        <w:br/>
-      </w:r>
-      <w:r>
-        <w:br/>
-        <w:t>// Test cases</w:t>
-      </w:r>
-      <w:r>
-        <w:br/>
-        <w:t>console.log(twoSum([2,7,11,15], 9));  // [0, 1]</w:t>
-      </w:r>
-      <w:r>
-        <w:br/>
-        <w:t>console.log(twoSum([2,3,4], 6));      // [0, 2]</w:t>
-      </w:r>
-      <w:r>
-        <w:br/>
-        <w:t>console.log(twoSum([-1,0], -1));      // [0, 1]</w:t>
-      </w:r>
-    </w:p>
-    <w:p>
-      <w:r>
-        <w:t>Optimal Complexity: Time O(n); Space O(n)</w:t>
-      </w:r>
-    </w:p>
-    <w:p>
-      <w:r>
-        <w:br/>
-      </w:r>
-    </w:p>
-    <w:p>
-      <w:pPr>
-        <w:pStyle w:val="Heading2"/>
-      </w:pPr>
-      <w:bookmarkStart w:id="9" w:name="_Toc215061729"/>
-      <w:r>
-        <w:rPr>
-          <w:highlight w:val="yellow"/>
-        </w:rPr>
+      <w:bookmarkStart w:id="9" w:name="_Toc216606526"/>
+      <w:r>
         <w:lastRenderedPageBreak/>
         <w:t>10. Valid Parentheses</w:t>
       </w:r>
@@ -3738,11 +3648,8 @@
         <w:pStyle w:val="Heading2"/>
       </w:pPr>
       <w:bookmarkStart w:id="10" w:name="_Hlk214533652"/>
-      <w:bookmarkStart w:id="11" w:name="_Toc215061730"/>
-      <w:r>
-        <w:rPr>
-          <w:highlight w:val="yellow"/>
-        </w:rPr>
+      <w:bookmarkStart w:id="11" w:name="_Toc216606527"/>
+      <w:r>
         <w:t>11. Maximum Subarray</w:t>
       </w:r>
       <w:bookmarkEnd w:id="11"/>
@@ -3892,7 +3799,7 @@
       <w:pPr>
         <w:pStyle w:val="Heading2"/>
       </w:pPr>
-      <w:bookmarkStart w:id="12" w:name="_Toc215061731"/>
+      <w:bookmarkStart w:id="12" w:name="_Toc216606528"/>
       <w:r>
         <w:t>12. Product of Array Except Self</w:t>
       </w:r>
@@ -3994,20 +3901,14 @@
       <w:pPr>
         <w:pStyle w:val="Heading2"/>
       </w:pPr>
-      <w:bookmarkStart w:id="13" w:name="_Toc215061732"/>
-      <w:r>
-        <w:rPr>
-          <w:highlight w:val="yellow"/>
-        </w:rPr>
+      <w:bookmarkStart w:id="13" w:name="_Toc216606529"/>
+      <w:r>
         <w:t>13. Best Time to Buy and Sell Stock</w:t>
       </w:r>
-      <w:r>
-        <w:rPr>
-          <w:highlight w:val="yellow"/>
-        </w:rPr>
-        <w:t xml:space="preserve"> - Dixon</w:t>
-      </w:r>
       <w:bookmarkEnd w:id="13"/>
+      <w:r>
+        <w:t xml:space="preserve"> </w:t>
+      </w:r>
     </w:p>
     <w:p>
       <w:r>
@@ -4106,20 +4007,14 @@
       <w:pPr>
         <w:pStyle w:val="Heading2"/>
       </w:pPr>
-      <w:bookmarkStart w:id="14" w:name="_Toc215061733"/>
-      <w:r>
-        <w:rPr>
-          <w:highlight w:val="yellow"/>
-        </w:rPr>
+      <w:bookmarkStart w:id="14" w:name="_Toc216606530"/>
+      <w:r>
         <w:t>14. Set Matrix Zeroes</w:t>
       </w:r>
-      <w:r>
-        <w:rPr>
-          <w:highlight w:val="yellow"/>
-        </w:rPr>
-        <w:t xml:space="preserve"> - Monika</w:t>
-      </w:r>
       <w:bookmarkEnd w:id="14"/>
+      <w:r>
+        <w:t xml:space="preserve"> </w:t>
+      </w:r>
     </w:p>
     <w:p>
       <w:r>
@@ -4265,7 +4160,7 @@
       <w:pPr>
         <w:pStyle w:val="Heading2"/>
       </w:pPr>
-      <w:bookmarkStart w:id="15" w:name="_Toc215061734"/>
+      <w:bookmarkStart w:id="15" w:name="_Toc216606531"/>
       <w:r>
         <w:t>15. Group Anagrams</w:t>
       </w:r>
@@ -4439,16 +4334,10 @@
       <w:pPr>
         <w:pStyle w:val="Heading2"/>
       </w:pPr>
-      <w:bookmarkStart w:id="16" w:name="_Toc215061735"/>
-      <w:r>
-        <w:rPr>
-          <w:highlight w:val="yellow"/>
-        </w:rPr>
+      <w:bookmarkStart w:id="16" w:name="_Toc216606532"/>
+      <w:r>
         <w:lastRenderedPageBreak/>
         <w:t>16. Longest Substring Without Repeating Characters</w:t>
-      </w:r>
-      <w:r>
-        <w:t xml:space="preserve"> - Nirmal</w:t>
       </w:r>
       <w:bookmarkEnd w:id="16"/>
     </w:p>
@@ -4556,18 +4445,9 @@
       <w:pPr>
         <w:pStyle w:val="Heading2"/>
       </w:pPr>
-      <w:bookmarkStart w:id="17" w:name="_Toc215061736"/>
-      <w:r>
-        <w:rPr>
-          <w:highlight w:val="yellow"/>
-        </w:rPr>
+      <w:bookmarkStart w:id="17" w:name="_Toc216606533"/>
+      <w:r>
         <w:t>17. Reverse Words in a String</w:t>
-      </w:r>
-      <w:r>
-        <w:rPr>
-          <w:highlight w:val="yellow"/>
-        </w:rPr>
-        <w:t xml:space="preserve"> - Navi</w:t>
       </w:r>
       <w:bookmarkEnd w:id="17"/>
     </w:p>
@@ -4698,7 +4578,7 @@
       <w:pPr>
         <w:pStyle w:val="Heading2"/>
       </w:pPr>
-      <w:bookmarkStart w:id="18" w:name="_Toc215061737"/>
+      <w:bookmarkStart w:id="18" w:name="_Toc216606534"/>
       <w:r>
         <w:t>18. Detect Cycle in a Linked List</w:t>
       </w:r>
@@ -4801,7 +4681,7 @@
       <w:pPr>
         <w:pStyle w:val="Heading2"/>
       </w:pPr>
-      <w:bookmarkStart w:id="19" w:name="_Toc215061738"/>
+      <w:bookmarkStart w:id="19" w:name="_Toc216606535"/>
       <w:r>
         <w:t>19. Merge Two Sorted Lists</w:t>
       </w:r>
@@ -4927,20 +4807,14 @@
       <w:pPr>
         <w:pStyle w:val="Heading2"/>
       </w:pPr>
-      <w:bookmarkStart w:id="20" w:name="_Toc215061739"/>
-      <w:r>
-        <w:rPr>
-          <w:highlight w:val="yellow"/>
-        </w:rPr>
+      <w:bookmarkStart w:id="20" w:name="_Toc216606536"/>
+      <w:r>
         <w:t>20. Invert/Flip Binary Tree</w:t>
       </w:r>
-      <w:r>
-        <w:rPr>
-          <w:highlight w:val="yellow"/>
-        </w:rPr>
-        <w:t xml:space="preserve"> - Chary</w:t>
-      </w:r>
       <w:bookmarkEnd w:id="20"/>
+      <w:r>
+        <w:t xml:space="preserve"> </w:t>
+      </w:r>
     </w:p>
     <w:p>
       <w:r>
@@ -5031,7 +4905,7 @@
       <w:pPr>
         <w:pStyle w:val="Heading2"/>
       </w:pPr>
-      <w:bookmarkStart w:id="21" w:name="_Toc215061740"/>
+      <w:bookmarkStart w:id="21" w:name="_Toc216606537"/>
       <w:r>
         <w:t>21. Lowest Common Ancestor of a Binary Search Tree (BST)</w:t>
       </w:r>
@@ -5157,20 +5031,14 @@
       <w:pPr>
         <w:pStyle w:val="Heading2"/>
       </w:pPr>
-      <w:bookmarkStart w:id="22" w:name="_Toc215061741"/>
-      <w:r>
-        <w:rPr>
-          <w:highlight w:val="yellow"/>
-        </w:rPr>
+      <w:bookmarkStart w:id="22" w:name="_Toc216606538"/>
+      <w:r>
         <w:t>22. Kth Largest Element in an Array</w:t>
       </w:r>
-      <w:r>
-        <w:rPr>
-          <w:highlight w:val="yellow"/>
-        </w:rPr>
-        <w:t xml:space="preserve"> - Nabil</w:t>
-      </w:r>
       <w:bookmarkEnd w:id="22"/>
+      <w:r>
+        <w:t xml:space="preserve"> </w:t>
+      </w:r>
     </w:p>
     <w:p>
       <w:r>
@@ -5285,17 +5153,14 @@
       <w:pPr>
         <w:pStyle w:val="Heading2"/>
       </w:pPr>
-      <w:bookmarkStart w:id="23" w:name="_Toc215061742"/>
-      <w:r>
-        <w:rPr>
-          <w:highlight w:val="yellow"/>
-        </w:rPr>
+      <w:bookmarkStart w:id="23" w:name="_Toc216606539"/>
+      <w:r>
         <w:t>23. Search in Rotated Sorted Array</w:t>
       </w:r>
-      <w:r>
-        <w:t xml:space="preserve"> - Niya</w:t>
-      </w:r>
       <w:bookmarkEnd w:id="23"/>
+      <w:r>
+        <w:t xml:space="preserve"> </w:t>
+      </w:r>
     </w:p>
     <w:p>
       <w:r>
@@ -5409,18 +5274,9 @@
       <w:pPr>
         <w:pStyle w:val="Heading2"/>
       </w:pPr>
-      <w:bookmarkStart w:id="24" w:name="_Toc215061743"/>
-      <w:r>
-        <w:rPr>
-          <w:highlight w:val="yellow"/>
-        </w:rPr>
+      <w:bookmarkStart w:id="24" w:name="_Toc216606540"/>
+      <w:r>
         <w:t>24. Climbing Stairs</w:t>
-      </w:r>
-      <w:r>
-        <w:rPr>
-          <w:highlight w:val="yellow"/>
-        </w:rPr>
-        <w:t xml:space="preserve"> - Bhagyashree</w:t>
       </w:r>
       <w:bookmarkEnd w:id="24"/>
     </w:p>
@@ -5549,7 +5405,7 @@
       <w:pPr>
         <w:pStyle w:val="Heading2"/>
       </w:pPr>
-      <w:bookmarkStart w:id="25" w:name="_Toc215061744"/>
+      <w:bookmarkStart w:id="25" w:name="_Toc216606541"/>
       <w:r>
         <w:lastRenderedPageBreak/>
         <w:t>25. Coin Change</w:t>
@@ -5668,18 +5524,9 @@
       <w:pPr>
         <w:pStyle w:val="Heading2"/>
       </w:pPr>
-      <w:bookmarkStart w:id="26" w:name="_Toc215061745"/>
-      <w:r>
-        <w:rPr>
-          <w:highlight w:val="yellow"/>
-        </w:rPr>
+      <w:bookmarkStart w:id="26" w:name="_Toc216606542"/>
+      <w:r>
         <w:t>26. Container With Most Water</w:t>
-      </w:r>
-      <w:r>
-        <w:rPr>
-          <w:highlight w:val="yellow"/>
-        </w:rPr>
-        <w:t xml:space="preserve"> - Sukanya</w:t>
       </w:r>
       <w:bookmarkEnd w:id="26"/>
     </w:p>
@@ -5779,7 +5626,7 @@
       <w:pPr>
         <w:pStyle w:val="Heading2"/>
       </w:pPr>
-      <w:bookmarkStart w:id="27" w:name="_Toc215061746"/>
+      <w:bookmarkStart w:id="27" w:name="_Toc216606543"/>
       <w:r>
         <w:t>27. Implement LRU Cache</w:t>
       </w:r>
@@ -6024,6 +5871,7 @@
       <w:bookmarkEnd w:id="10"/>
     </w:p>
     <w:sectPr>
+      <w:footerReference w:type="default" r:id="rId8"/>
       <w:pgSz w:w="12240" w:h="15840"/>
       <w:pgMar w:top="1440" w:right="1800" w:bottom="1440" w:left="1800" w:header="720" w:footer="720" w:gutter="0"/>
       <w:cols w:space="720"/>
@@ -6031,6 +5879,109 @@
     </w:sectPr>
   </w:body>
 </w:document>
+</file>
+
+<file path=word/endnotes.xml><?xml version="1.0" encoding="utf-8"?>
+<w:endnotes xmlns:wpc="http://schemas.microsoft.com/office/word/2010/wordprocessingCanvas" xmlns:cx="http://schemas.microsoft.com/office/drawing/2014/chartex" xmlns:cx1="http://schemas.microsoft.com/office/drawing/2015/9/8/chartex" xmlns:cx2="http://schemas.microsoft.com/office/drawing/2015/10/21/chartex" xmlns:cx3="http://schemas.microsoft.com/office/drawing/2016/5/9/chartex" xmlns:cx4="http://schemas.microsoft.com/office/drawing/2016/5/10/chartex" xmlns:cx5="http://schemas.microsoft.com/office/drawing/2016/5/11/chartex" xmlns:cx6="http://schemas.microsoft.com/office/drawing/2016/5/12/chartex" xmlns:cx7="http://schemas.microsoft.com/office/drawing/2016/5/13/chartex" xmlns:cx8="http://schemas.microsoft.com/office/drawing/2016/5/14/chartex" xmlns:mc="http://schemas.openxmlformats.org/markup-compatibility/2006" xmlns:aink="http://schemas.microsoft.com/office/drawing/2016/ink" xmlns:am3d="http://schemas.microsoft.com/office/drawing/2017/model3d" xmlns:o="urn:schemas-microsoft-com:office:office" xmlns:oel="http://schemas.microsoft.com/office/2019/extlst" xmlns:r="http://schemas.openxmlformats.org/officeDocument/2006/relationships" xmlns:m="http://schemas.openxmlformats.org/officeDocument/2006/math" xmlns:v="urn:schemas-microsoft-com:vml" xmlns:wp14="http://schemas.microsoft.com/office/word/2010/wordprocessingDrawing" xmlns:wp="http://schemas.openxmlformats.org/drawingml/2006/wordprocessingDrawing" xmlns:w10="urn:schemas-microsoft-com:office:word" xmlns:w="http://schemas.openxmlformats.org/wordprocessingml/2006/main" xmlns:w14="http://schemas.microsoft.com/office/word/2010/wordml" xmlns:w15="http://schemas.microsoft.com/office/word/2012/wordml" xmlns:w16cex="http://schemas.microsoft.com/office/word/2018/wordml/cex" xmlns:w16cid="http://schemas.microsoft.com/office/word/2016/wordml/cid" xmlns:w16="http://schemas.microsoft.com/office/word/2018/wordml" xmlns:w16du="http://schemas.microsoft.com/office/word/2023/wordml/word16du" xmlns:w16sdtdh="http://schemas.microsoft.com/office/word/2020/wordml/sdtdatahash" xmlns:w16sdtfl="http://schemas.microsoft.com/office/word/2024/wordml/sdtformatlock" xmlns:w16se="http://schemas.microsoft.com/office/word/2015/wordml/symex" xmlns:wpg="http://schemas.microsoft.com/office/word/2010/wordprocessingGroup" xmlns:wpi="http://schemas.microsoft.com/office/word/2010/wordprocessingInk" xmlns:wne="http://schemas.microsoft.com/office/word/2006/wordml" xmlns:wps="http://schemas.microsoft.com/office/word/2010/wordprocessingShape" mc:Ignorable="w14 w15 w16se w16cid w16 w16cex w16sdtdh w16sdtfl w16du wp14">
+  <w:endnote w:type="separator" w:id="-1">
+    <w:p>
+      <w:pPr>
+        <w:spacing w:after="0" w:line="240" w:lineRule="auto"/>
+      </w:pPr>
+      <w:r>
+        <w:separator/>
+      </w:r>
+    </w:p>
+  </w:endnote>
+  <w:endnote w:type="continuationSeparator" w:id="0">
+    <w:p>
+      <w:pPr>
+        <w:spacing w:after="0" w:line="240" w:lineRule="auto"/>
+      </w:pPr>
+      <w:r>
+        <w:continuationSeparator/>
+      </w:r>
+    </w:p>
+  </w:endnote>
+</w:endnotes>
+</file>
+
+<file path=word/footer1.xml><?xml version="1.0" encoding="utf-8"?>
+<w:ftr xmlns:wpc="http://schemas.microsoft.com/office/word/2010/wordprocessingCanvas" xmlns:cx="http://schemas.microsoft.com/office/drawing/2014/chartex" xmlns:cx1="http://schemas.microsoft.com/office/drawing/2015/9/8/chartex" xmlns:cx2="http://schemas.microsoft.com/office/drawing/2015/10/21/chartex" xmlns:cx3="http://schemas.microsoft.com/office/drawing/2016/5/9/chartex" xmlns:cx4="http://schemas.microsoft.com/office/drawing/2016/5/10/chartex" xmlns:cx5="http://schemas.microsoft.com/office/drawing/2016/5/11/chartex" xmlns:cx6="http://schemas.microsoft.com/office/drawing/2016/5/12/chartex" xmlns:cx7="http://schemas.microsoft.com/office/drawing/2016/5/13/chartex" xmlns:cx8="http://schemas.microsoft.com/office/drawing/2016/5/14/chartex" xmlns:mc="http://schemas.openxmlformats.org/markup-compatibility/2006" xmlns:aink="http://schemas.microsoft.com/office/drawing/2016/ink" xmlns:am3d="http://schemas.microsoft.com/office/drawing/2017/model3d" xmlns:o="urn:schemas-microsoft-com:office:office" xmlns:oel="http://schemas.microsoft.com/office/2019/extlst" xmlns:r="http://schemas.openxmlformats.org/officeDocument/2006/relationships" xmlns:m="http://schemas.openxmlformats.org/officeDocument/2006/math" xmlns:v="urn:schemas-microsoft-com:vml" xmlns:wp14="http://schemas.microsoft.com/office/word/2010/wordprocessingDrawing" xmlns:wp="http://schemas.openxmlformats.org/drawingml/2006/wordprocessingDrawing" xmlns:w10="urn:schemas-microsoft-com:office:word" xmlns:w="http://schemas.openxmlformats.org/wordprocessingml/2006/main" xmlns:w14="http://schemas.microsoft.com/office/word/2010/wordml" xmlns:w15="http://schemas.microsoft.com/office/word/2012/wordml" xmlns:w16cex="http://schemas.microsoft.com/office/word/2018/wordml/cex" xmlns:w16cid="http://schemas.microsoft.com/office/word/2016/wordml/cid" xmlns:w16="http://schemas.microsoft.com/office/word/2018/wordml" xmlns:w16du="http://schemas.microsoft.com/office/word/2023/wordml/word16du" xmlns:w16sdtdh="http://schemas.microsoft.com/office/word/2020/wordml/sdtdatahash" xmlns:w16sdtfl="http://schemas.microsoft.com/office/word/2024/wordml/sdtformatlock" xmlns:w16se="http://schemas.microsoft.com/office/word/2015/wordml/symex" xmlns:wpg="http://schemas.microsoft.com/office/word/2010/wordprocessingGroup" xmlns:wpi="http://schemas.microsoft.com/office/word/2010/wordprocessingInk" xmlns:wne="http://schemas.microsoft.com/office/word/2006/wordml" xmlns:wps="http://schemas.microsoft.com/office/word/2010/wordprocessingShape" mc:Ignorable="w14 w15 w16se w16cid w16 w16cex w16sdtdh w16sdtfl w16du wp14">
+  <w:sdt>
+    <w:sdtPr>
+      <w:id w:val="637080427"/>
+      <w:docPartObj>
+        <w:docPartGallery w:val="Page Numbers (Bottom of Page)"/>
+        <w:docPartUnique/>
+      </w:docPartObj>
+    </w:sdtPr>
+    <w:sdtEndPr>
+      <w:rPr>
+        <w:noProof/>
+      </w:rPr>
+    </w:sdtEndPr>
+    <w:sdtContent>
+      <w:p>
+        <w:pPr>
+          <w:pStyle w:val="Footer"/>
+          <w:jc w:val="right"/>
+        </w:pPr>
+        <w:r>
+          <w:fldChar w:fldCharType="begin"/>
+        </w:r>
+        <w:r>
+          <w:instrText xml:space="preserve"> PAGE   \* MERGEFORMAT </w:instrText>
+        </w:r>
+        <w:r>
+          <w:fldChar w:fldCharType="separate"/>
+        </w:r>
+        <w:r>
+          <w:rPr>
+            <w:noProof/>
+          </w:rPr>
+          <w:t>2</w:t>
+        </w:r>
+        <w:r>
+          <w:rPr>
+            <w:noProof/>
+          </w:rPr>
+          <w:fldChar w:fldCharType="end"/>
+        </w:r>
+      </w:p>
+    </w:sdtContent>
+  </w:sdt>
+  <w:p>
+    <w:pPr>
+      <w:pStyle w:val="Footer"/>
+    </w:pPr>
+  </w:p>
+</w:ftr>
+</file>
+
+<file path=word/footnotes.xml><?xml version="1.0" encoding="utf-8"?>
+<w:footnotes xmlns:wpc="http://schemas.microsoft.com/office/word/2010/wordprocessingCanvas" xmlns:cx="http://schemas.microsoft.com/office/drawing/2014/chartex" xmlns:cx1="http://schemas.microsoft.com/office/drawing/2015/9/8/chartex" xmlns:cx2="http://schemas.microsoft.com/office/drawing/2015/10/21/chartex" xmlns:cx3="http://schemas.microsoft.com/office/drawing/2016/5/9/chartex" xmlns:cx4="http://schemas.microsoft.com/office/drawing/2016/5/10/chartex" xmlns:cx5="http://schemas.microsoft.com/office/drawing/2016/5/11/chartex" xmlns:cx6="http://schemas.microsoft.com/office/drawing/2016/5/12/chartex" xmlns:cx7="http://schemas.microsoft.com/office/drawing/2016/5/13/chartex" xmlns:cx8="http://schemas.microsoft.com/office/drawing/2016/5/14/chartex" xmlns:mc="http://schemas.openxmlformats.org/markup-compatibility/2006" xmlns:aink="http://schemas.microsoft.com/office/drawing/2016/ink" xmlns:am3d="http://schemas.microsoft.com/office/drawing/2017/model3d" xmlns:o="urn:schemas-microsoft-com:office:office" xmlns:oel="http://schemas.microsoft.com/office/2019/extlst" xmlns:r="http://schemas.openxmlformats.org/officeDocument/2006/relationships" xmlns:m="http://schemas.openxmlformats.org/officeDocument/2006/math" xmlns:v="urn:schemas-microsoft-com:vml" xmlns:wp14="http://schemas.microsoft.com/office/word/2010/wordprocessingDrawing" xmlns:wp="http://schemas.openxmlformats.org/drawingml/2006/wordprocessingDrawing" xmlns:w10="urn:schemas-microsoft-com:office:word" xmlns:w="http://schemas.openxmlformats.org/wordprocessingml/2006/main" xmlns:w14="http://schemas.microsoft.com/office/word/2010/wordml" xmlns:w15="http://schemas.microsoft.com/office/word/2012/wordml" xmlns:w16cex="http://schemas.microsoft.com/office/word/2018/wordml/cex" xmlns:w16cid="http://schemas.microsoft.com/office/word/2016/wordml/cid" xmlns:w16="http://schemas.microsoft.com/office/word/2018/wordml" xmlns:w16du="http://schemas.microsoft.com/office/word/2023/wordml/word16du" xmlns:w16sdtdh="http://schemas.microsoft.com/office/word/2020/wordml/sdtdatahash" xmlns:w16sdtfl="http://schemas.microsoft.com/office/word/2024/wordml/sdtformatlock" xmlns:w16se="http://schemas.microsoft.com/office/word/2015/wordml/symex" xmlns:wpg="http://schemas.microsoft.com/office/word/2010/wordprocessingGroup" xmlns:wpi="http://schemas.microsoft.com/office/word/2010/wordprocessingInk" xmlns:wne="http://schemas.microsoft.com/office/word/2006/wordml" xmlns:wps="http://schemas.microsoft.com/office/word/2010/wordprocessingShape" mc:Ignorable="w14 w15 w16se w16cid w16 w16cex w16sdtdh w16sdtfl w16du wp14">
+  <w:footnote w:type="separator" w:id="-1">
+    <w:p>
+      <w:pPr>
+        <w:spacing w:after="0" w:line="240" w:lineRule="auto"/>
+      </w:pPr>
+      <w:r>
+        <w:separator/>
+      </w:r>
+    </w:p>
+  </w:footnote>
+  <w:footnote w:type="continuationSeparator" w:id="0">
+    <w:p>
+      <w:pPr>
+        <w:spacing w:after="0" w:line="240" w:lineRule="auto"/>
+      </w:pPr>
+      <w:r>
+        <w:continuationSeparator/>
+      </w:r>
+    </w:p>
+  </w:footnote>
+</w:footnotes>
 </file>
 
 <file path=word/numbering.xml><?xml version="1.0" encoding="utf-8"?>
